--- a/AWS-Practices/AWS-Commands-Steps.docx
+++ b/AWS-Practices/AWS-Commands-Steps.docx
@@ -3,776 +3,1555 @@
 <w:document xmlns:wpc="http://schemas.microsoft.com/office/word/2010/wordprocessingCanvas" xmlns:cx="http://schemas.microsoft.com/office/drawing/2014/chartex" xmlns:cx1="http://schemas.microsoft.com/office/drawing/2015/9/8/chartex" xmlns:cx2="http://schemas.microsoft.com/office/drawing/2015/10/21/chartex" xmlns:cx3="http://schemas.microsoft.com/office/drawing/2016/5/9/chartex" xmlns:cx4="http://schemas.microsoft.com/office/drawing/2016/5/10/chartex" xmlns:cx5="http://schemas.microsoft.com/office/drawing/2016/5/11/chartex" xmlns:cx6="http://schemas.microsoft.com/office/drawing/2016/5/12/chartex" xmlns:cx7="http://schemas.microsoft.com/office/drawing/2016/5/13/chartex" xmlns:cx8="http://schemas.microsoft.com/office/drawing/2016/5/14/chartex" xmlns:mc="http://schemas.openxmlformats.org/markup-compatibility/2006" xmlns:aink="http://schemas.microsoft.com/office/drawing/2016/ink" xmlns:am3d="http://schemas.microsoft.com/office/drawing/2017/model3d" xmlns:o="urn:schemas-microsoft-com:office:office" xmlns:oel="http://schemas.microsoft.com/office/2019/extlst" xmlns:r="http://schemas.openxmlformats.org/officeDocument/2006/relationships" xmlns:m="http://schemas.openxmlformats.org/officeDocument/2006/math" xmlns:v="urn:schemas-microsoft-com:vml" xmlns:wp14="http://schemas.microsoft.com/office/word/2010/wordprocessingDrawing" xmlns:wp="http://schemas.openxmlformats.org/drawingml/2006/wordprocessingDrawing" xmlns:w10="urn:schemas-microsoft-com:office:word" xmlns:w="http://schemas.openxmlformats.org/wordprocessingml/2006/main" xmlns:w14="http://schemas.microsoft.com/office/word/2010/wordml" xmlns:w15="http://schemas.microsoft.com/office/word/2012/wordml" xmlns:w16cex="http://schemas.microsoft.com/office/word/2018/wordml/cex" xmlns:w16cid="http://schemas.microsoft.com/office/word/2016/wordml/cid" xmlns:w16="http://schemas.microsoft.com/office/word/2018/wordml" xmlns:w16du="http://schemas.microsoft.com/office/word/2023/wordml/word16du" xmlns:w16sdtdh="http://schemas.microsoft.com/office/word/2020/wordml/sdtdatahash" xmlns:w16sdtfl="http://schemas.microsoft.com/office/word/2024/wordml/sdtformatlock" xmlns:w16se="http://schemas.microsoft.com/office/word/2015/wordml/symex" xmlns:wpg="http://schemas.microsoft.com/office/word/2010/wordprocessingGroup" xmlns:wpi="http://schemas.microsoft.com/office/word/2010/wordprocessingInk" xmlns:wne="http://schemas.microsoft.com/office/word/2006/wordml" xmlns:wps="http://schemas.microsoft.com/office/word/2010/wordprocessingShape" mc:Ignorable="w14 w15 w16se w16cid w16 w16cex w16sdtdh w16sdtfl w16du wp14">
   <w:body>
     <w:p>
-      <w:r>
+      <w:pPr>
         <w:rPr>
           <w:b/>
           <w:bCs/>
         </w:rPr>
-        <w:t>“Step-by-Step Guide: Creating an EKS Node Group in ap-south-2 (Hyderabad) with AWS CLI”</w:t>
-      </w:r>
-    </w:p>
-    <w:p>
-      <w:pPr>
-        <w:rPr>
-          <w:rFonts w:ascii="Segoe UI Symbol" w:hAnsi="Segoe UI Symbol" w:cs="Segoe UI Symbol"/>
-          <w:b/>
-          <w:bCs/>
-        </w:rPr>
-      </w:pPr>
-    </w:p>
-    <w:p>
-      <w:pPr>
+      </w:pPr>
+      <w:r>
         <w:rPr>
           <w:b/>
           <w:bCs/>
         </w:rPr>
-      </w:pPr>
-      <w:r>
-        <w:rPr>
-          <w:rFonts w:ascii="Segoe UI Symbol" w:hAnsi="Segoe UI Symbol" w:cs="Segoe UI Symbol"/>
-          <w:b/>
-          <w:bCs/>
-        </w:rPr>
-        <w:t>🛠</w:t>
-      </w:r>
-      <w:r>
+        <w:t>Creating and Configuring an Amazon EKS Cluster with IAM Roles and Node Groups</w:t>
+      </w:r>
+    </w:p>
+    <w:p>
+      <w:pPr>
         <w:rPr>
           <w:b/>
           <w:bCs/>
         </w:rPr>
-        <w:t xml:space="preserve"> Step 1: Verify IAM Role Trust Policy</w:t>
-      </w:r>
-    </w:p>
-    <w:p>
+      </w:pPr>
       <w:r>
         <w:rPr>
           <w:b/>
           <w:bCs/>
         </w:rPr>
-        <w:t>Syntax:</w:t>
-      </w:r>
-    </w:p>
-    <w:p>
-      <w:r>
-        <w:t>aws iam get-role --role-name &lt;role-name&gt;</w:t>
-      </w:r>
-    </w:p>
-    <w:p>
+        <w:t>1. Define IAM Trust Policies</w:t>
+      </w:r>
+    </w:p>
+    <w:p>
+      <w:r>
+        <w:t>You first created JSON files that define trust relationships for the EKS cluster and worker nodes.</w:t>
+      </w:r>
+    </w:p>
+    <w:p>
+      <w:pPr>
+        <w:numPr>
+          <w:ilvl w:val="0"/>
+          <w:numId w:val="6"/>
+        </w:numPr>
+      </w:pPr>
+      <w:proofErr w:type="spellStart"/>
       <w:r>
         <w:rPr>
           <w:b/>
           <w:bCs/>
         </w:rPr>
-        <w:t>Example:</w:t>
-      </w:r>
-    </w:p>
-    <w:p>
-      <w:r>
-        <w:t>aws iam get-role --role-name eksNodeRole-ap-south-2</w:t>
-      </w:r>
-    </w:p>
-    <w:p>
-      <w:pPr>
-        <w:rPr>
-          <w:rFonts w:ascii="Segoe UI Symbol" w:hAnsi="Segoe UI Symbol" w:cs="Segoe UI Symbol"/>
-          <w:b/>
-          <w:bCs/>
-        </w:rPr>
-      </w:pPr>
-    </w:p>
-    <w:p>
-      <w:pPr>
+        <w:t>eks</w:t>
+      </w:r>
+      <w:proofErr w:type="spellEnd"/>
+      <w:r>
         <w:rPr>
           <w:b/>
           <w:bCs/>
         </w:rPr>
-      </w:pPr>
-      <w:r>
-        <w:rPr>
-          <w:rFonts w:ascii="Segoe UI Symbol" w:hAnsi="Segoe UI Symbol" w:cs="Segoe UI Symbol"/>
-          <w:b/>
-          <w:bCs/>
-        </w:rPr>
-        <w:t>🛠</w:t>
-      </w:r>
+        <w:t>-cluster-trust-</w:t>
+      </w:r>
+      <w:proofErr w:type="spellStart"/>
+      <w:proofErr w:type="gramStart"/>
       <w:r>
         <w:rPr>
           <w:b/>
           <w:bCs/>
         </w:rPr>
-        <w:t xml:space="preserve"> Step 2: Check Subnet Tags</w:t>
-      </w:r>
-    </w:p>
-    <w:p>
+        <w:t>policy.json</w:t>
+      </w:r>
+      <w:proofErr w:type="spellEnd"/>
+      <w:proofErr w:type="gramEnd"/>
+    </w:p>
+    <w:p>
+      <w:pPr>
+        <w:numPr>
+          <w:ilvl w:val="1"/>
+          <w:numId w:val="6"/>
+        </w:numPr>
+      </w:pPr>
+      <w:r>
+        <w:t xml:space="preserve">Grants </w:t>
+      </w:r>
       <w:r>
         <w:rPr>
           <w:b/>
           <w:bCs/>
         </w:rPr>
-        <w:t>Syntax:</w:t>
-      </w:r>
-    </w:p>
-    <w:p>
-      <w:r>
-        <w:t>aws ec2 describe-subnets --filters "Name=tag:kubernetes.io/cluster/&lt;cluster-name&gt;,Values=owned"</w:t>
-      </w:r>
-    </w:p>
-    <w:p>
+        <w:t>Amazon EKS service (eks.amazonaws.com)</w:t>
+      </w:r>
+      <w:r>
+        <w:t xml:space="preserve"> permission to assume the cluster role.</w:t>
+      </w:r>
+    </w:p>
+    <w:p>
+      <w:proofErr w:type="spellStart"/>
+      <w:r>
+        <w:t>json</w:t>
+      </w:r>
+      <w:proofErr w:type="spellEnd"/>
+    </w:p>
+    <w:p>
+      <w:r>
+        <w:t>{</w:t>
+      </w:r>
+    </w:p>
+    <w:p>
+      <w:r>
+        <w:t xml:space="preserve">  "Version": "2012-10-17",</w:t>
+      </w:r>
+    </w:p>
+    <w:p>
+      <w:r>
+        <w:t xml:space="preserve">  "Statement": [</w:t>
+      </w:r>
+    </w:p>
+    <w:p>
+      <w:r>
+        <w:t xml:space="preserve">    {</w:t>
+      </w:r>
+    </w:p>
+    <w:p>
+      <w:r>
+        <w:t xml:space="preserve">      "Effect": "Allow",</w:t>
+      </w:r>
+    </w:p>
+    <w:p>
+      <w:r>
+        <w:t xml:space="preserve">      "Principal": </w:t>
+      </w:r>
+      <w:proofErr w:type="gramStart"/>
+      <w:r>
+        <w:t>{ "</w:t>
+      </w:r>
+      <w:proofErr w:type="gramEnd"/>
+      <w:r>
+        <w:t>Service": "eks.amazonaws.com</w:t>
+      </w:r>
+      <w:proofErr w:type="gramStart"/>
+      <w:r>
+        <w:t>" }</w:t>
+      </w:r>
+      <w:proofErr w:type="gramEnd"/>
+      <w:r>
+        <w:t>,</w:t>
+      </w:r>
+    </w:p>
+    <w:p>
+      <w:r>
+        <w:t xml:space="preserve">      "Action": "</w:t>
+      </w:r>
+      <w:proofErr w:type="spellStart"/>
+      <w:proofErr w:type="gramStart"/>
+      <w:r>
+        <w:t>sts:AssumeRole</w:t>
+      </w:r>
+      <w:proofErr w:type="spellEnd"/>
+      <w:proofErr w:type="gramEnd"/>
+      <w:r>
+        <w:t>"</w:t>
+      </w:r>
+    </w:p>
+    <w:p>
+      <w:r>
+        <w:t xml:space="preserve">    }</w:t>
+      </w:r>
+    </w:p>
+    <w:p>
+      <w:r>
+        <w:t xml:space="preserve">  ]</w:t>
+      </w:r>
+    </w:p>
+    <w:p>
+      <w:r>
+        <w:t>}</w:t>
+      </w:r>
+    </w:p>
+    <w:p>
+      <w:pPr>
+        <w:numPr>
+          <w:ilvl w:val="0"/>
+          <w:numId w:val="6"/>
+        </w:numPr>
+      </w:pPr>
+      <w:proofErr w:type="spellStart"/>
       <w:r>
         <w:rPr>
           <w:b/>
           <w:bCs/>
         </w:rPr>
-        <w:t>Example:</w:t>
-      </w:r>
-    </w:p>
-    <w:p>
-      <w:r>
-        <w:t>aws ec2 describe-subnets --filters "Name=tag:kubernetes.io/cluster/my-eks-cluster,Values=owned"</w:t>
-      </w:r>
-    </w:p>
-    <w:p>
-      <w:pPr>
-        <w:rPr>
-          <w:rFonts w:ascii="Segoe UI Symbol" w:hAnsi="Segoe UI Symbol" w:cs="Segoe UI Symbol"/>
-          <w:b/>
-          <w:bCs/>
-        </w:rPr>
-      </w:pPr>
-    </w:p>
-    <w:p>
-      <w:pPr>
+        <w:t>eks</w:t>
+      </w:r>
+      <w:proofErr w:type="spellEnd"/>
+      <w:r>
         <w:rPr>
           <w:b/>
           <w:bCs/>
         </w:rPr>
-      </w:pPr>
-      <w:r>
-        <w:rPr>
-          <w:rFonts w:ascii="Segoe UI Symbol" w:hAnsi="Segoe UI Symbol" w:cs="Segoe UI Symbol"/>
-          <w:b/>
-          <w:bCs/>
-        </w:rPr>
-        <w:t>🛠</w:t>
-      </w:r>
+        <w:t>-node-trust-</w:t>
+      </w:r>
+      <w:proofErr w:type="spellStart"/>
+      <w:proofErr w:type="gramStart"/>
       <w:r>
         <w:rPr>
           <w:b/>
           <w:bCs/>
         </w:rPr>
-        <w:t xml:space="preserve"> Step 3: Get VPC ID of the Cluster</w:t>
-      </w:r>
-    </w:p>
-    <w:p>
+        <w:t>policy.json</w:t>
+      </w:r>
+      <w:proofErr w:type="spellEnd"/>
+      <w:proofErr w:type="gramEnd"/>
+    </w:p>
+    <w:p>
+      <w:pPr>
+        <w:numPr>
+          <w:ilvl w:val="1"/>
+          <w:numId w:val="6"/>
+        </w:numPr>
+      </w:pPr>
+      <w:r>
+        <w:t xml:space="preserve">Grants </w:t>
+      </w:r>
       <w:r>
         <w:rPr>
           <w:b/>
           <w:bCs/>
         </w:rPr>
-        <w:t>Syntax:</w:t>
-      </w:r>
-    </w:p>
-    <w:p>
-      <w:r>
-        <w:t>aws eks describe-cluster --name &lt;cluster-name&gt; \</w:t>
-      </w:r>
-    </w:p>
-    <w:p>
-      <w:r>
-        <w:t xml:space="preserve">  --query "cluster.resourcesVpcConfig.vpcId" \</w:t>
-      </w:r>
-    </w:p>
-    <w:p>
-      <w:r>
-        <w:t xml:space="preserve">  --output text</w:t>
-      </w:r>
-    </w:p>
-    <w:p>
-      <w:r>
+        <w:t>Amazon EC2 service (ec2.amazonaws.com)</w:t>
+      </w:r>
+      <w:r>
+        <w:t xml:space="preserve"> permission to assume the node role.</w:t>
+      </w:r>
+    </w:p>
+    <w:p>
+      <w:proofErr w:type="spellStart"/>
+      <w:r>
+        <w:t>json</w:t>
+      </w:r>
+      <w:proofErr w:type="spellEnd"/>
+    </w:p>
+    <w:p>
+      <w:r>
+        <w:t>{</w:t>
+      </w:r>
+    </w:p>
+    <w:p>
+      <w:r>
+        <w:t xml:space="preserve">  "Version": "2012-10-17",</w:t>
+      </w:r>
+    </w:p>
+    <w:p>
+      <w:r>
+        <w:t xml:space="preserve">  "Statement": [</w:t>
+      </w:r>
+    </w:p>
+    <w:p>
+      <w:r>
+        <w:t xml:space="preserve">    {</w:t>
+      </w:r>
+    </w:p>
+    <w:p>
+      <w:r>
+        <w:t xml:space="preserve">      "Effect": "Allow",</w:t>
+      </w:r>
+    </w:p>
+    <w:p>
+      <w:r>
+        <w:t xml:space="preserve">      "Principal": </w:t>
+      </w:r>
+      <w:proofErr w:type="gramStart"/>
+      <w:r>
+        <w:t>{ "</w:t>
+      </w:r>
+      <w:proofErr w:type="gramEnd"/>
+      <w:r>
+        <w:t>Service": "ec2.amazonaws.com</w:t>
+      </w:r>
+      <w:proofErr w:type="gramStart"/>
+      <w:r>
+        <w:t>" }</w:t>
+      </w:r>
+      <w:proofErr w:type="gramEnd"/>
+      <w:r>
+        <w:t>,</w:t>
+      </w:r>
+    </w:p>
+    <w:p>
+      <w:r>
+        <w:t xml:space="preserve">      "Action": "</w:t>
+      </w:r>
+      <w:proofErr w:type="spellStart"/>
+      <w:proofErr w:type="gramStart"/>
+      <w:r>
+        <w:t>sts:AssumeRole</w:t>
+      </w:r>
+      <w:proofErr w:type="spellEnd"/>
+      <w:proofErr w:type="gramEnd"/>
+      <w:r>
+        <w:t>"</w:t>
+      </w:r>
+    </w:p>
+    <w:p>
+      <w:r>
+        <w:lastRenderedPageBreak/>
+        <w:t xml:space="preserve">    }</w:t>
+      </w:r>
+    </w:p>
+    <w:p>
+      <w:r>
+        <w:t xml:space="preserve">  ]</w:t>
+      </w:r>
+    </w:p>
+    <w:p>
+      <w:r>
+        <w:t>}</w:t>
+      </w:r>
+    </w:p>
+    <w:p>
+      <w:pPr>
+        <w:numPr>
+          <w:ilvl w:val="0"/>
+          <w:numId w:val="6"/>
+        </w:numPr>
+      </w:pPr>
+      <w:r>
+        <w:t>You verified both files exist using:</w:t>
+      </w:r>
+    </w:p>
+    <w:p>
+      <w:r>
+        <w:t>bash</w:t>
+      </w:r>
+    </w:p>
+    <w:p>
+      <w:r>
+        <w:t xml:space="preserve">test -f </w:t>
+      </w:r>
+      <w:proofErr w:type="spellStart"/>
+      <w:r>
+        <w:t>eks</w:t>
+      </w:r>
+      <w:proofErr w:type="spellEnd"/>
+      <w:r>
+        <w:t>-node-trust-</w:t>
+      </w:r>
+      <w:proofErr w:type="spellStart"/>
+      <w:proofErr w:type="gramStart"/>
+      <w:r>
+        <w:t>policy.json</w:t>
+      </w:r>
+      <w:proofErr w:type="spellEnd"/>
+      <w:proofErr w:type="gramEnd"/>
+      <w:r>
+        <w:t xml:space="preserve"> &amp;&amp; echo "File exists"</w:t>
+      </w:r>
+    </w:p>
+    <w:p>
+      <w:r>
+        <w:t xml:space="preserve">test -f </w:t>
+      </w:r>
+      <w:proofErr w:type="spellStart"/>
+      <w:r>
+        <w:t>eks</w:t>
+      </w:r>
+      <w:proofErr w:type="spellEnd"/>
+      <w:r>
+        <w:t>-cluster-trust-</w:t>
+      </w:r>
+      <w:proofErr w:type="spellStart"/>
+      <w:proofErr w:type="gramStart"/>
+      <w:r>
+        <w:t>policy.json</w:t>
+      </w:r>
+      <w:proofErr w:type="spellEnd"/>
+      <w:proofErr w:type="gramEnd"/>
+      <w:r>
+        <w:t xml:space="preserve"> &amp;&amp; echo "File exists"</w:t>
+      </w:r>
+    </w:p>
+    <w:p>
+      <w:pPr>
         <w:rPr>
           <w:b/>
           <w:bCs/>
         </w:rPr>
-        <w:t>Example:</w:t>
-      </w:r>
-    </w:p>
-    <w:p>
-      <w:r>
-        <w:t>aws eks describe-cluster --name my-eks-cluster \</w:t>
-      </w:r>
-    </w:p>
-    <w:p>
-      <w:r>
-        <w:t xml:space="preserve">  --query "cluster.resourcesVpcConfig.vpcId" \</w:t>
-      </w:r>
-    </w:p>
-    <w:p>
-      <w:r>
-        <w:t xml:space="preserve">  --output text</w:t>
-      </w:r>
-    </w:p>
-    <w:p>
-      <w:pPr>
-        <w:rPr>
-          <w:rFonts w:ascii="Segoe UI Symbol" w:hAnsi="Segoe UI Symbol" w:cs="Segoe UI Symbol"/>
-          <w:b/>
-          <w:bCs/>
-        </w:rPr>
-      </w:pPr>
-    </w:p>
-    <w:p>
-      <w:pPr>
-        <w:rPr>
-          <w:rFonts w:ascii="Segoe UI Symbol" w:hAnsi="Segoe UI Symbol" w:cs="Segoe UI Symbol"/>
-          <w:b/>
-          <w:bCs/>
-        </w:rPr>
-      </w:pPr>
-    </w:p>
-    <w:p>
-      <w:pPr>
+      </w:pPr>
+      <w:r>
         <w:rPr>
           <w:b/>
           <w:bCs/>
         </w:rPr>
+        <w:t>2. Create IAM Roles for EKS</w:t>
+      </w:r>
+    </w:p>
+    <w:p>
+      <w:r>
+        <w:t>You created IAM roles for the cluster and nodes, then attached required policies.</w:t>
+      </w:r>
+    </w:p>
+    <w:p>
+      <w:pPr>
+        <w:numPr>
+          <w:ilvl w:val="0"/>
+          <w:numId w:val="7"/>
+        </w:numPr>
       </w:pPr>
       <w:r>
         <w:rPr>
-          <w:rFonts w:ascii="Segoe UI Symbol" w:hAnsi="Segoe UI Symbol" w:cs="Segoe UI Symbol"/>
+          <w:b/>
+          <w:bCs/>
+        </w:rPr>
+        <w:t>Cluster Role</w:t>
+      </w:r>
+    </w:p>
+    <w:p>
+      <w:r>
+        <w:t>bash</w:t>
+      </w:r>
+    </w:p>
+    <w:p>
+      <w:proofErr w:type="spellStart"/>
+      <w:r>
+        <w:t>aws</w:t>
+      </w:r>
+      <w:proofErr w:type="spellEnd"/>
+      <w:r>
+        <w:t xml:space="preserve"> </w:t>
+      </w:r>
+      <w:proofErr w:type="spellStart"/>
+      <w:r>
+        <w:t>iam</w:t>
+      </w:r>
+      <w:proofErr w:type="spellEnd"/>
+      <w:r>
+        <w:t xml:space="preserve"> create-role \</w:t>
+      </w:r>
+    </w:p>
+    <w:p>
+      <w:r>
+        <w:t xml:space="preserve">  --role-name eksClusterRole-ap-south-2 \</w:t>
+      </w:r>
+    </w:p>
+    <w:p>
+      <w:r>
+        <w:t xml:space="preserve">  --assume-role-policy-document file://eks-cluster-trust-policy.json</w:t>
+      </w:r>
+    </w:p>
+    <w:p>
+      <w:pPr>
+        <w:numPr>
+          <w:ilvl w:val="1"/>
+          <w:numId w:val="7"/>
+        </w:numPr>
+      </w:pPr>
+      <w:r>
+        <w:t xml:space="preserve">Attached </w:t>
+      </w:r>
+      <w:proofErr w:type="spellStart"/>
+      <w:r>
+        <w:rPr>
+          <w:b/>
+          <w:bCs/>
+        </w:rPr>
+        <w:t>AmazonEKSClusterPolicy</w:t>
+      </w:r>
+      <w:proofErr w:type="spellEnd"/>
+      <w:r>
+        <w:t>:</w:t>
+      </w:r>
+    </w:p>
+    <w:p>
+      <w:r>
+        <w:t>bash</w:t>
+      </w:r>
+    </w:p>
+    <w:p>
+      <w:proofErr w:type="spellStart"/>
+      <w:r>
+        <w:t>aws</w:t>
+      </w:r>
+      <w:proofErr w:type="spellEnd"/>
+      <w:r>
+        <w:t xml:space="preserve"> </w:t>
+      </w:r>
+      <w:proofErr w:type="spellStart"/>
+      <w:r>
+        <w:t>iam</w:t>
+      </w:r>
+      <w:proofErr w:type="spellEnd"/>
+      <w:r>
+        <w:t xml:space="preserve"> attach-role-policy \</w:t>
+      </w:r>
+    </w:p>
+    <w:p>
+      <w:r>
+        <w:t xml:space="preserve">  --role-name eksClusterRole-ap-south-2 \</w:t>
+      </w:r>
+    </w:p>
+    <w:p>
+      <w:r>
+        <w:t xml:space="preserve">  --policy-</w:t>
+      </w:r>
+      <w:proofErr w:type="spellStart"/>
+      <w:r>
+        <w:t>arn</w:t>
+      </w:r>
+      <w:proofErr w:type="spellEnd"/>
+      <w:r>
+        <w:t xml:space="preserve"> </w:t>
+      </w:r>
+      <w:proofErr w:type="spellStart"/>
+      <w:proofErr w:type="gramStart"/>
+      <w:r>
+        <w:t>arn:aws</w:t>
+      </w:r>
+      <w:proofErr w:type="gramEnd"/>
+      <w:r>
+        <w:t>:</w:t>
+      </w:r>
+      <w:proofErr w:type="gramStart"/>
+      <w:r>
+        <w:t>iam</w:t>
+      </w:r>
+      <w:proofErr w:type="spellEnd"/>
+      <w:r>
+        <w:t>::</w:t>
+      </w:r>
+      <w:proofErr w:type="spellStart"/>
+      <w:r>
+        <w:t>aws:policy</w:t>
+      </w:r>
+      <w:proofErr w:type="spellEnd"/>
+      <w:proofErr w:type="gramEnd"/>
+      <w:r>
+        <w:t>/</w:t>
+      </w:r>
+      <w:proofErr w:type="spellStart"/>
+      <w:r>
+        <w:t>AmazonEKSClusterPolicy</w:t>
+      </w:r>
+      <w:proofErr w:type="spellEnd"/>
+    </w:p>
+    <w:p>
+      <w:pPr>
+        <w:numPr>
+          <w:ilvl w:val="0"/>
+          <w:numId w:val="7"/>
+        </w:numPr>
+      </w:pPr>
+      <w:r>
+        <w:rPr>
+          <w:b/>
+          <w:bCs/>
+        </w:rPr>
+        <w:t>Node Role</w:t>
+      </w:r>
+    </w:p>
+    <w:p>
+      <w:r>
+        <w:t>bash</w:t>
+      </w:r>
+    </w:p>
+    <w:p>
+      <w:proofErr w:type="spellStart"/>
+      <w:r>
+        <w:t>aws</w:t>
+      </w:r>
+      <w:proofErr w:type="spellEnd"/>
+      <w:r>
+        <w:t xml:space="preserve"> </w:t>
+      </w:r>
+      <w:proofErr w:type="spellStart"/>
+      <w:r>
+        <w:t>iam</w:t>
+      </w:r>
+      <w:proofErr w:type="spellEnd"/>
+      <w:r>
+        <w:t xml:space="preserve"> create-role \</w:t>
+      </w:r>
+    </w:p>
+    <w:p>
+      <w:r>
+        <w:t xml:space="preserve">  --role-name eksNodeRole-ap-south-2 \</w:t>
+      </w:r>
+    </w:p>
+    <w:p>
+      <w:r>
+        <w:t xml:space="preserve">  --assume-role-policy-document file://eks-node-trust-policy.json</w:t>
+      </w:r>
+    </w:p>
+    <w:p>
+      <w:pPr>
+        <w:numPr>
+          <w:ilvl w:val="1"/>
+          <w:numId w:val="7"/>
+        </w:numPr>
+      </w:pPr>
+      <w:r>
+        <w:t>Attached required policies:</w:t>
+      </w:r>
+    </w:p>
+    <w:p>
+      <w:pPr>
+        <w:numPr>
+          <w:ilvl w:val="2"/>
+          <w:numId w:val="7"/>
+        </w:numPr>
+      </w:pPr>
+      <w:r>
+        <w:rPr>
+          <w:b/>
+          <w:bCs/>
+        </w:rPr>
+        <w:t>AmazonEKSWorkerNodePolicy</w:t>
+      </w:r>
+    </w:p>
+    <w:p>
+      <w:pPr>
+        <w:numPr>
+          <w:ilvl w:val="2"/>
+          <w:numId w:val="7"/>
+        </w:numPr>
+      </w:pPr>
+      <w:r>
+        <w:rPr>
+          <w:b/>
+          <w:bCs/>
+        </w:rPr>
+        <w:t>AmazonEC2ContainerRegistryReadOnly</w:t>
+      </w:r>
+    </w:p>
+    <w:p>
+      <w:pPr>
+        <w:numPr>
+          <w:ilvl w:val="2"/>
+          <w:numId w:val="7"/>
+        </w:numPr>
+      </w:pPr>
+      <w:proofErr w:type="spellStart"/>
+      <w:r>
+        <w:rPr>
+          <w:b/>
+          <w:bCs/>
+        </w:rPr>
+        <w:t>AmazonEKS_CNI_Policy</w:t>
+      </w:r>
+      <w:proofErr w:type="spellEnd"/>
+    </w:p>
+    <w:p>
+      <w:r>
+        <w:lastRenderedPageBreak/>
+        <w:t>bash</w:t>
+      </w:r>
+    </w:p>
+    <w:p>
+      <w:proofErr w:type="spellStart"/>
+      <w:r>
+        <w:t>aws</w:t>
+      </w:r>
+      <w:proofErr w:type="spellEnd"/>
+      <w:r>
+        <w:t xml:space="preserve"> </w:t>
+      </w:r>
+      <w:proofErr w:type="spellStart"/>
+      <w:r>
+        <w:t>iam</w:t>
+      </w:r>
+      <w:proofErr w:type="spellEnd"/>
+      <w:r>
+        <w:t xml:space="preserve"> attach-role-policy --role-name eksNodeRole-ap-south-2 --policy-</w:t>
+      </w:r>
+      <w:proofErr w:type="spellStart"/>
+      <w:r>
+        <w:t>arn</w:t>
+      </w:r>
+      <w:proofErr w:type="spellEnd"/>
+      <w:r>
+        <w:t xml:space="preserve"> </w:t>
+      </w:r>
+      <w:proofErr w:type="spellStart"/>
+      <w:proofErr w:type="gramStart"/>
+      <w:r>
+        <w:t>arn:aws</w:t>
+      </w:r>
+      <w:proofErr w:type="gramEnd"/>
+      <w:r>
+        <w:t>:</w:t>
+      </w:r>
+      <w:proofErr w:type="gramStart"/>
+      <w:r>
+        <w:t>iam</w:t>
+      </w:r>
+      <w:proofErr w:type="spellEnd"/>
+      <w:r>
+        <w:t>::</w:t>
+      </w:r>
+      <w:proofErr w:type="spellStart"/>
+      <w:r>
+        <w:t>aws:policy</w:t>
+      </w:r>
+      <w:proofErr w:type="spellEnd"/>
+      <w:proofErr w:type="gramEnd"/>
+      <w:r>
+        <w:t>/AmazonEKSWorkerNodePolicy</w:t>
+      </w:r>
+    </w:p>
+    <w:p>
+      <w:proofErr w:type="spellStart"/>
+      <w:r>
+        <w:t>aws</w:t>
+      </w:r>
+      <w:proofErr w:type="spellEnd"/>
+      <w:r>
+        <w:t xml:space="preserve"> </w:t>
+      </w:r>
+      <w:proofErr w:type="spellStart"/>
+      <w:r>
+        <w:t>iam</w:t>
+      </w:r>
+      <w:proofErr w:type="spellEnd"/>
+      <w:r>
+        <w:t xml:space="preserve"> attach-role-policy --role-name eksNodeRole-ap-south-2 --policy-</w:t>
+      </w:r>
+      <w:proofErr w:type="spellStart"/>
+      <w:r>
+        <w:t>arn</w:t>
+      </w:r>
+      <w:proofErr w:type="spellEnd"/>
+      <w:r>
+        <w:t xml:space="preserve"> </w:t>
+      </w:r>
+      <w:proofErr w:type="spellStart"/>
+      <w:proofErr w:type="gramStart"/>
+      <w:r>
+        <w:t>arn:aws</w:t>
+      </w:r>
+      <w:proofErr w:type="gramEnd"/>
+      <w:r>
+        <w:t>:</w:t>
+      </w:r>
+      <w:proofErr w:type="gramStart"/>
+      <w:r>
+        <w:t>iam</w:t>
+      </w:r>
+      <w:proofErr w:type="spellEnd"/>
+      <w:r>
+        <w:t>::</w:t>
+      </w:r>
+      <w:proofErr w:type="spellStart"/>
+      <w:r>
+        <w:t>aws:policy</w:t>
+      </w:r>
+      <w:proofErr w:type="spellEnd"/>
+      <w:proofErr w:type="gramEnd"/>
+      <w:r>
+        <w:t>/AmazonEC2ContainerRegistryReadOnly</w:t>
+      </w:r>
+    </w:p>
+    <w:p>
+      <w:proofErr w:type="spellStart"/>
+      <w:r>
+        <w:t>aws</w:t>
+      </w:r>
+      <w:proofErr w:type="spellEnd"/>
+      <w:r>
+        <w:t xml:space="preserve"> </w:t>
+      </w:r>
+      <w:proofErr w:type="spellStart"/>
+      <w:r>
+        <w:t>iam</w:t>
+      </w:r>
+      <w:proofErr w:type="spellEnd"/>
+      <w:r>
+        <w:t xml:space="preserve"> attach-role-policy --role-name eksNodeRole-ap-south-2 --policy-</w:t>
+      </w:r>
+      <w:proofErr w:type="spellStart"/>
+      <w:r>
+        <w:t>arn</w:t>
+      </w:r>
+      <w:proofErr w:type="spellEnd"/>
+      <w:r>
+        <w:t xml:space="preserve"> </w:t>
+      </w:r>
+      <w:proofErr w:type="spellStart"/>
+      <w:proofErr w:type="gramStart"/>
+      <w:r>
+        <w:t>arn:aws</w:t>
+      </w:r>
+      <w:proofErr w:type="gramEnd"/>
+      <w:r>
+        <w:t>:</w:t>
+      </w:r>
+      <w:proofErr w:type="gramStart"/>
+      <w:r>
+        <w:t>iam</w:t>
+      </w:r>
+      <w:proofErr w:type="spellEnd"/>
+      <w:r>
+        <w:t>::</w:t>
+      </w:r>
+      <w:proofErr w:type="spellStart"/>
+      <w:r>
+        <w:t>aws:policy</w:t>
+      </w:r>
+      <w:proofErr w:type="spellEnd"/>
+      <w:proofErr w:type="gramEnd"/>
+      <w:r>
+        <w:t>/</w:t>
+      </w:r>
+      <w:proofErr w:type="spellStart"/>
+      <w:r>
+        <w:t>AmazonEKS_CNI_Policy</w:t>
+      </w:r>
+      <w:proofErr w:type="spellEnd"/>
+    </w:p>
+    <w:p>
+      <w:pPr>
+        <w:rPr>
+          <w:b/>
+          <w:bCs/>
+        </w:rPr>
+      </w:pPr>
+      <w:r>
+        <w:rPr>
+          <w:b/>
+          <w:bCs/>
+        </w:rPr>
+        <w:t>3. Create the EKS Cluster</w:t>
+      </w:r>
+    </w:p>
+    <w:p>
+      <w:r>
+        <w:t>You created the cluster using the cluster role and VPC configuration.</w:t>
+      </w:r>
+    </w:p>
+    <w:p>
+      <w:r>
+        <w:t>bash</w:t>
+      </w:r>
+    </w:p>
+    <w:p>
+      <w:proofErr w:type="spellStart"/>
+      <w:r>
+        <w:t>aws</w:t>
+      </w:r>
+      <w:proofErr w:type="spellEnd"/>
+      <w:r>
+        <w:t xml:space="preserve"> </w:t>
+      </w:r>
+      <w:proofErr w:type="spellStart"/>
+      <w:r>
+        <w:t>eks</w:t>
+      </w:r>
+      <w:proofErr w:type="spellEnd"/>
+      <w:r>
+        <w:t xml:space="preserve"> create-cluster \</w:t>
+      </w:r>
+    </w:p>
+    <w:p>
+      <w:r>
+        <w:t xml:space="preserve">  --name my-eks-cluster-1 \</w:t>
+      </w:r>
+    </w:p>
+    <w:p>
+      <w:r>
+        <w:t xml:space="preserve">  --region ap-south-2 \</w:t>
+      </w:r>
+    </w:p>
+    <w:p>
+      <w:r>
+        <w:t xml:space="preserve">  --role-</w:t>
+      </w:r>
+      <w:proofErr w:type="spellStart"/>
+      <w:r>
+        <w:t>arn</w:t>
+      </w:r>
+      <w:proofErr w:type="spellEnd"/>
+      <w:r>
+        <w:t xml:space="preserve"> </w:t>
+      </w:r>
+      <w:proofErr w:type="spellStart"/>
+      <w:proofErr w:type="gramStart"/>
+      <w:r>
+        <w:t>arn:aws</w:t>
+      </w:r>
+      <w:proofErr w:type="gramEnd"/>
+      <w:r>
+        <w:t>:</w:t>
+      </w:r>
+      <w:proofErr w:type="gramStart"/>
+      <w:r>
+        <w:t>iam</w:t>
+      </w:r>
+      <w:proofErr w:type="spellEnd"/>
+      <w:r>
+        <w:t>::491799435544:role</w:t>
+      </w:r>
+      <w:proofErr w:type="gramEnd"/>
+      <w:r>
+        <w:t>/eksClusterRole-ap-south-2 \</w:t>
+      </w:r>
+    </w:p>
+    <w:p>
+      <w:r>
+        <w:t xml:space="preserve">  --resources-</w:t>
+      </w:r>
+      <w:proofErr w:type="spellStart"/>
+      <w:r>
+        <w:t>vpc</w:t>
+      </w:r>
+      <w:proofErr w:type="spellEnd"/>
+      <w:r>
+        <w:t>-config subnetIds=subnet-0c0a67ddab282424</w:t>
+      </w:r>
+      <w:proofErr w:type="gramStart"/>
+      <w:r>
+        <w:t>c,subnet</w:t>
+      </w:r>
+      <w:proofErr w:type="gramEnd"/>
+      <w:r>
+        <w:t>-0be4a6259cd0de5</w:t>
+      </w:r>
+      <w:proofErr w:type="gramStart"/>
+      <w:r>
+        <w:t>ee,subnet</w:t>
+      </w:r>
+      <w:proofErr w:type="gramEnd"/>
+      <w:r>
+        <w:t>-0d7989e2629b5a</w:t>
+      </w:r>
+      <w:proofErr w:type="gramStart"/>
+      <w:r>
+        <w:t>888,securityGroupIds</w:t>
+      </w:r>
+      <w:proofErr w:type="gramEnd"/>
+      <w:r>
+        <w:t>=sg-0b6da5a6d4101c398</w:t>
+      </w:r>
+    </w:p>
+    <w:p>
+      <w:pPr>
+        <w:numPr>
+          <w:ilvl w:val="0"/>
+          <w:numId w:val="8"/>
+        </w:numPr>
+      </w:pPr>
+      <w:r>
+        <w:t>Verified cluster status:</w:t>
+      </w:r>
+    </w:p>
+    <w:p>
+      <w:r>
+        <w:t>bash</w:t>
+      </w:r>
+    </w:p>
+    <w:p>
+      <w:proofErr w:type="spellStart"/>
+      <w:r>
+        <w:t>aws</w:t>
+      </w:r>
+      <w:proofErr w:type="spellEnd"/>
+      <w:r>
+        <w:t xml:space="preserve"> </w:t>
+      </w:r>
+      <w:proofErr w:type="spellStart"/>
+      <w:r>
+        <w:t>eks</w:t>
+      </w:r>
+      <w:proofErr w:type="spellEnd"/>
+      <w:r>
+        <w:t xml:space="preserve"> describe-cluster --name my-eks-cluster-1 --region ap-south-2 --query "</w:t>
+      </w:r>
+      <w:proofErr w:type="spellStart"/>
+      <w:proofErr w:type="gramStart"/>
+      <w:r>
+        <w:t>cluster.status</w:t>
+      </w:r>
+      <w:proofErr w:type="spellEnd"/>
+      <w:proofErr w:type="gramEnd"/>
+      <w:r>
+        <w:t>"</w:t>
+      </w:r>
+    </w:p>
+    <w:p>
+      <w:r>
+        <w:t>Result: "ACTIVE"</w:t>
+      </w:r>
+    </w:p>
+    <w:p>
+      <w:pPr>
+        <w:rPr>
+          <w:b/>
+          <w:bCs/>
+        </w:rPr>
+      </w:pPr>
+      <w:r>
+        <w:rPr>
+          <w:b/>
+          <w:bCs/>
+        </w:rPr>
+        <w:t>4. Create Node Group</w:t>
+      </w:r>
+    </w:p>
+    <w:p>
+      <w:r>
+        <w:t>You created a managed node group for the cluster.</w:t>
+      </w:r>
+    </w:p>
+    <w:p>
+      <w:r>
+        <w:t>bash</w:t>
+      </w:r>
+    </w:p>
+    <w:p>
+      <w:proofErr w:type="spellStart"/>
+      <w:r>
+        <w:t>aws</w:t>
+      </w:r>
+      <w:proofErr w:type="spellEnd"/>
+      <w:r>
+        <w:t xml:space="preserve"> </w:t>
+      </w:r>
+      <w:proofErr w:type="spellStart"/>
+      <w:r>
+        <w:t>eks</w:t>
+      </w:r>
+      <w:proofErr w:type="spellEnd"/>
+      <w:r>
+        <w:t xml:space="preserve"> create-</w:t>
+      </w:r>
+      <w:proofErr w:type="spellStart"/>
+      <w:r>
+        <w:t>nodegroup</w:t>
+      </w:r>
+      <w:proofErr w:type="spellEnd"/>
+      <w:r>
+        <w:t xml:space="preserve"> \</w:t>
+      </w:r>
+    </w:p>
+    <w:p>
+      <w:r>
+        <w:t xml:space="preserve">  --cluster-name my-eks-cluster-1 \</w:t>
+      </w:r>
+    </w:p>
+    <w:p>
+      <w:r>
+        <w:t xml:space="preserve">  --</w:t>
+      </w:r>
+      <w:proofErr w:type="spellStart"/>
+      <w:r>
+        <w:t>nodegroup</w:t>
+      </w:r>
+      <w:proofErr w:type="spellEnd"/>
+      <w:r>
+        <w:t>-name my-node-group-</w:t>
+      </w:r>
+      <w:proofErr w:type="spellStart"/>
+      <w:r>
+        <w:t>dotnetAPI</w:t>
+      </w:r>
+      <w:proofErr w:type="spellEnd"/>
+      <w:r>
+        <w:t xml:space="preserve"> \</w:t>
+      </w:r>
+    </w:p>
+    <w:p>
+      <w:r>
+        <w:t xml:space="preserve">  --subnets subnet-0c0a67ddab282424c subnet-0be4a6259cd0de5ee subnet-0d7989e2629b5a888 \</w:t>
+      </w:r>
+    </w:p>
+    <w:p>
+      <w:r>
+        <w:lastRenderedPageBreak/>
+        <w:t xml:space="preserve">  --node-role </w:t>
+      </w:r>
+      <w:proofErr w:type="spellStart"/>
+      <w:proofErr w:type="gramStart"/>
+      <w:r>
+        <w:t>arn:aws</w:t>
+      </w:r>
+      <w:proofErr w:type="gramEnd"/>
+      <w:r>
+        <w:t>:</w:t>
+      </w:r>
+      <w:proofErr w:type="gramStart"/>
+      <w:r>
+        <w:t>iam</w:t>
+      </w:r>
+      <w:proofErr w:type="spellEnd"/>
+      <w:r>
+        <w:t>::491799435544:role</w:t>
+      </w:r>
+      <w:proofErr w:type="gramEnd"/>
+      <w:r>
+        <w:t>/eksNodeRole-ap-south-2 \</w:t>
+      </w:r>
+    </w:p>
+    <w:p>
+      <w:r>
+        <w:t xml:space="preserve">  --scaling-config </w:t>
+      </w:r>
+      <w:proofErr w:type="spellStart"/>
+      <w:r>
+        <w:t>minSize</w:t>
+      </w:r>
+      <w:proofErr w:type="spellEnd"/>
+      <w:r>
+        <w:t>=</w:t>
+      </w:r>
+      <w:proofErr w:type="gramStart"/>
+      <w:r>
+        <w:t>1,maxSize</w:t>
+      </w:r>
+      <w:proofErr w:type="gramEnd"/>
+      <w:r>
+        <w:t>=</w:t>
+      </w:r>
+      <w:proofErr w:type="gramStart"/>
+      <w:r>
+        <w:t>3,desiredSize</w:t>
+      </w:r>
+      <w:proofErr w:type="gramEnd"/>
+      <w:r>
+        <w:t>=2 \</w:t>
+      </w:r>
+    </w:p>
+    <w:p>
+      <w:r>
+        <w:t xml:space="preserve">  --region ap-south-2</w:t>
+      </w:r>
+    </w:p>
+    <w:p>
+      <w:pPr>
+        <w:numPr>
+          <w:ilvl w:val="0"/>
+          <w:numId w:val="9"/>
+        </w:numPr>
+      </w:pPr>
+      <w:r>
+        <w:t>Waited for node group to become active:</w:t>
+      </w:r>
+    </w:p>
+    <w:p>
+      <w:r>
+        <w:t>bash</w:t>
+      </w:r>
+    </w:p>
+    <w:p>
+      <w:proofErr w:type="spellStart"/>
+      <w:r>
+        <w:t>aws</w:t>
+      </w:r>
+      <w:proofErr w:type="spellEnd"/>
+      <w:r>
+        <w:t xml:space="preserve"> </w:t>
+      </w:r>
+      <w:proofErr w:type="spellStart"/>
+      <w:r>
+        <w:t>eks</w:t>
+      </w:r>
+      <w:proofErr w:type="spellEnd"/>
+      <w:r>
+        <w:t xml:space="preserve"> wait </w:t>
+      </w:r>
+      <w:proofErr w:type="spellStart"/>
+      <w:r>
+        <w:t>nodegroup</w:t>
+      </w:r>
+      <w:proofErr w:type="spellEnd"/>
+      <w:r>
+        <w:t>-active \</w:t>
+      </w:r>
+    </w:p>
+    <w:p>
+      <w:r>
+        <w:t xml:space="preserve">  --cluster-name my-eks-cluster-1 \</w:t>
+      </w:r>
+    </w:p>
+    <w:p>
+      <w:r>
+        <w:t xml:space="preserve">  --</w:t>
+      </w:r>
+      <w:proofErr w:type="spellStart"/>
+      <w:r>
+        <w:t>nodegroup</w:t>
+      </w:r>
+      <w:proofErr w:type="spellEnd"/>
+      <w:r>
+        <w:t>-name my-node-group-</w:t>
+      </w:r>
+      <w:proofErr w:type="spellStart"/>
+      <w:r>
+        <w:t>dotnetAPI</w:t>
+      </w:r>
+      <w:proofErr w:type="spellEnd"/>
+      <w:r>
+        <w:t xml:space="preserve"> \</w:t>
+      </w:r>
+    </w:p>
+    <w:p>
+      <w:r>
+        <w:t xml:space="preserve">  --region ap-south-2</w:t>
+      </w:r>
+    </w:p>
+    <w:p>
+      <w:pPr>
+        <w:rPr>
+          <w:b/>
+          <w:bCs/>
+        </w:rPr>
+      </w:pPr>
+      <w:r>
+        <w:rPr>
+          <w:b/>
+          <w:bCs/>
+        </w:rPr>
+        <w:t xml:space="preserve">5. Configure </w:t>
+      </w:r>
+      <w:proofErr w:type="spellStart"/>
+      <w:r>
+        <w:rPr>
+          <w:b/>
+          <w:bCs/>
+        </w:rPr>
+        <w:t>kubectl</w:t>
+      </w:r>
+      <w:proofErr w:type="spellEnd"/>
+    </w:p>
+    <w:p>
+      <w:r>
+        <w:t xml:space="preserve">You updated </w:t>
+      </w:r>
+      <w:proofErr w:type="spellStart"/>
+      <w:r>
+        <w:t>kubeconfig</w:t>
+      </w:r>
+      <w:proofErr w:type="spellEnd"/>
+      <w:r>
+        <w:t xml:space="preserve"> to connect </w:t>
+      </w:r>
+      <w:proofErr w:type="spellStart"/>
+      <w:r>
+        <w:t>kubectl</w:t>
+      </w:r>
+      <w:proofErr w:type="spellEnd"/>
+      <w:r>
+        <w:t xml:space="preserve"> with the new cluster.</w:t>
+      </w:r>
+    </w:p>
+    <w:p>
+      <w:r>
+        <w:t>bash</w:t>
+      </w:r>
+    </w:p>
+    <w:p>
+      <w:proofErr w:type="spellStart"/>
+      <w:r>
+        <w:t>aws</w:t>
+      </w:r>
+      <w:proofErr w:type="spellEnd"/>
+      <w:r>
+        <w:t xml:space="preserve"> </w:t>
+      </w:r>
+      <w:proofErr w:type="spellStart"/>
+      <w:r>
+        <w:t>eks</w:t>
+      </w:r>
+      <w:proofErr w:type="spellEnd"/>
+      <w:r>
+        <w:t xml:space="preserve"> update-</w:t>
+      </w:r>
+      <w:proofErr w:type="spellStart"/>
+      <w:r>
+        <w:t>kubeconfig</w:t>
+      </w:r>
+      <w:proofErr w:type="spellEnd"/>
+      <w:r>
+        <w:t xml:space="preserve"> --region ap-south-2 --name my-eks-cluster-1</w:t>
+      </w:r>
+    </w:p>
+    <w:p>
+      <w:proofErr w:type="spellStart"/>
+      <w:r>
+        <w:t>kubectl</w:t>
+      </w:r>
+      <w:proofErr w:type="spellEnd"/>
+      <w:r>
+        <w:t xml:space="preserve"> get nodes</w:t>
+      </w:r>
+    </w:p>
+    <w:p>
+      <w:pPr>
+        <w:rPr>
+          <w:b/>
+          <w:bCs/>
+        </w:rPr>
+      </w:pPr>
+      <w:r>
+        <w:rPr>
+          <w:b/>
+          <w:bCs/>
+        </w:rPr>
+        <w:t>6. Subnet Configuration (Optional Cleanup Script)</w:t>
+      </w:r>
+    </w:p>
+    <w:p>
+      <w:r>
+        <w:t>You created a script to disable auto-assign public IPs for all subnets in a region.</w:t>
+      </w:r>
+    </w:p>
+    <w:p>
+      <w:r>
+        <w:t>bash</w:t>
+      </w:r>
+    </w:p>
+    <w:p>
+      <w:proofErr w:type="gramStart"/>
+      <w:r>
+        <w:t>#!/</w:t>
+      </w:r>
+      <w:proofErr w:type="gramEnd"/>
+      <w:r>
+        <w:t>bin/bash</w:t>
+      </w:r>
+    </w:p>
+    <w:p>
+      <w:r>
+        <w:t>REGION="ap-south-1"</w:t>
+      </w:r>
+    </w:p>
+    <w:p>
+      <w:r>
+        <w:t>SUBNET_IDS=$(</w:t>
+      </w:r>
+      <w:proofErr w:type="spellStart"/>
+      <w:r>
+        <w:t>aws</w:t>
+      </w:r>
+      <w:proofErr w:type="spellEnd"/>
+      <w:r>
+        <w:t xml:space="preserve"> ec2 describe-subnets --region $REGION --query "</w:t>
+      </w:r>
+      <w:proofErr w:type="gramStart"/>
+      <w:r>
+        <w:t>Subnets[</w:t>
+      </w:r>
+      <w:proofErr w:type="gramEnd"/>
+      <w:r>
+        <w:t>*</w:t>
+      </w:r>
+      <w:proofErr w:type="gramStart"/>
+      <w:r>
+        <w:t>].</w:t>
+      </w:r>
+      <w:proofErr w:type="spellStart"/>
+      <w:r>
+        <w:t>SubnetId</w:t>
+      </w:r>
+      <w:proofErr w:type="spellEnd"/>
+      <w:proofErr w:type="gramEnd"/>
+      <w:r>
+        <w:t>" --output text)</w:t>
+      </w:r>
+    </w:p>
+    <w:p/>
+    <w:p>
+      <w:r>
+        <w:t>for SUBNET_ID in $SUBNET_IDS; do</w:t>
+      </w:r>
+    </w:p>
+    <w:p>
+      <w:r>
+        <w:t xml:space="preserve">  </w:t>
+      </w:r>
+      <w:proofErr w:type="spellStart"/>
+      <w:r>
+        <w:t>aws</w:t>
+      </w:r>
+      <w:proofErr w:type="spellEnd"/>
+      <w:r>
+        <w:t xml:space="preserve"> ec2 modify-subnet-attribute --subnet-id $SUBNET_ID --no-map-public-</w:t>
+      </w:r>
+      <w:proofErr w:type="spellStart"/>
+      <w:r>
+        <w:t>ip</w:t>
+      </w:r>
+      <w:proofErr w:type="spellEnd"/>
+      <w:r>
+        <w:t>-on-launch --region $REGION</w:t>
+      </w:r>
+    </w:p>
+    <w:p>
+      <w:r>
+        <w:t>done</w:t>
+      </w:r>
+    </w:p>
+    <w:p/>
+    <w:p>
+      <w:proofErr w:type="spellStart"/>
+      <w:r>
+        <w:t>aws</w:t>
+      </w:r>
+      <w:proofErr w:type="spellEnd"/>
+      <w:r>
+        <w:t xml:space="preserve"> ec2 describe-subnets --region $REGION --query "Subnets[*</w:t>
+      </w:r>
+      <w:proofErr w:type="gramStart"/>
+      <w:r>
+        <w:t>].[</w:t>
+      </w:r>
+      <w:proofErr w:type="spellStart"/>
+      <w:r>
+        <w:t>SubnetId,MapPublicIpOnLaunch</w:t>
+      </w:r>
+      <w:proofErr w:type="spellEnd"/>
+      <w:proofErr w:type="gramEnd"/>
+      <w:r>
+        <w:t>]" --output table</w:t>
+      </w:r>
+    </w:p>
+    <w:p>
+      <w:pPr>
+        <w:rPr>
+          <w:b/>
+          <w:bCs/>
+        </w:rPr>
+      </w:pPr>
+      <w:r>
+        <w:rPr>
           <w:b/>
           <w:bCs/>
         </w:rPr>
         <w:lastRenderedPageBreak/>
-        <w:t>🛠</w:t>
-      </w:r>
+        <w:t>Summary</w:t>
+      </w:r>
+    </w:p>
+    <w:p>
+      <w:pPr>
+        <w:numPr>
+          <w:ilvl w:val="0"/>
+          <w:numId w:val="10"/>
+        </w:numPr>
+      </w:pPr>
       <w:r>
         <w:rPr>
           <w:b/>
           <w:bCs/>
         </w:rPr>
-        <w:t xml:space="preserve"> Step 4: List All Subnets in the VPC</w:t>
-      </w:r>
-    </w:p>
-    <w:p>
+        <w:t>Created IAM trust policies</w:t>
+      </w:r>
+      <w:r>
+        <w:t xml:space="preserve"> for cluster and nodes.</w:t>
+      </w:r>
+    </w:p>
+    <w:p>
+      <w:pPr>
+        <w:numPr>
+          <w:ilvl w:val="0"/>
+          <w:numId w:val="10"/>
+        </w:numPr>
+      </w:pPr>
       <w:r>
         <w:rPr>
           <w:b/>
           <w:bCs/>
         </w:rPr>
-        <w:t>Syntax:</w:t>
-      </w:r>
-    </w:p>
-    <w:p>
-      <w:r>
-        <w:t>aws ec2 describe-subnets --filters "Name=vpc-id,Values=&lt;vpc-id&gt;" \</w:t>
-      </w:r>
-    </w:p>
-    <w:p>
-      <w:r>
-        <w:t xml:space="preserve">  --query "Subnets[*].{ID:SubnetId,AZ:AvailabilityZone,CIDR:CidrBlock}" \</w:t>
-      </w:r>
-    </w:p>
-    <w:p>
-      <w:r>
-        <w:t xml:space="preserve">  --output table</w:t>
-      </w:r>
-    </w:p>
-    <w:p>
+        <w:t>Created IAM roles</w:t>
+      </w:r>
+      <w:r>
+        <w:t xml:space="preserve"> and attached required policies.</w:t>
+      </w:r>
+    </w:p>
+    <w:p>
+      <w:pPr>
+        <w:numPr>
+          <w:ilvl w:val="0"/>
+          <w:numId w:val="10"/>
+        </w:numPr>
+      </w:pPr>
       <w:r>
         <w:rPr>
           <w:b/>
           <w:bCs/>
         </w:rPr>
-        <w:t>Example:</w:t>
-      </w:r>
-    </w:p>
-    <w:p>
-      <w:r>
-        <w:t>aws ec2 describe-subnets --filters "Name=vpc-id,Values=vpc-0ac51ae82930c46cc" \</w:t>
-      </w:r>
-    </w:p>
-    <w:p>
-      <w:r>
-        <w:t xml:space="preserve">  --query "Subnets[*].{ID:SubnetId,AZ:AvailabilityZone,CIDR:CidrBlock}" \</w:t>
-      </w:r>
-    </w:p>
-    <w:p>
-      <w:r>
-        <w:t xml:space="preserve">  --output table</w:t>
-      </w:r>
-    </w:p>
-    <w:p>
-      <w:pPr>
-        <w:rPr>
-          <w:rFonts w:ascii="Segoe UI Symbol" w:hAnsi="Segoe UI Symbol" w:cs="Segoe UI Symbol"/>
-          <w:b/>
-          <w:bCs/>
-        </w:rPr>
-      </w:pPr>
-    </w:p>
-    <w:p>
-      <w:pPr>
+        <w:t>Provisioned EKS cluster</w:t>
+      </w:r>
+      <w:r>
+        <w:t xml:space="preserve"> with VPC configuration.</w:t>
+      </w:r>
+    </w:p>
+    <w:p>
+      <w:pPr>
+        <w:numPr>
+          <w:ilvl w:val="0"/>
+          <w:numId w:val="10"/>
+        </w:numPr>
+      </w:pPr>
+      <w:r>
         <w:rPr>
           <w:b/>
           <w:bCs/>
         </w:rPr>
-      </w:pPr>
-      <w:r>
-        <w:rPr>
-          <w:rFonts w:ascii="Segoe UI Symbol" w:hAnsi="Segoe UI Symbol" w:cs="Segoe UI Symbol"/>
-          <w:b/>
-          <w:bCs/>
-        </w:rPr>
-        <w:t>🛠</w:t>
-      </w:r>
+        <w:t>Created node group</w:t>
+      </w:r>
+      <w:r>
+        <w:t xml:space="preserve"> for worker nodes.</w:t>
+      </w:r>
+    </w:p>
+    <w:p>
+      <w:pPr>
+        <w:numPr>
+          <w:ilvl w:val="0"/>
+          <w:numId w:val="10"/>
+        </w:numPr>
+      </w:pPr>
       <w:r>
         <w:rPr>
           <w:b/>
           <w:bCs/>
         </w:rPr>
-        <w:t xml:space="preserve"> Step 5: Check Route Tables (Public vs Private Subnets)</w:t>
-      </w:r>
-    </w:p>
-    <w:p>
+        <w:t xml:space="preserve">Configured </w:t>
+      </w:r>
+      <w:proofErr w:type="spellStart"/>
       <w:r>
         <w:rPr>
           <w:b/>
           <w:bCs/>
         </w:rPr>
-        <w:t>Syntax:</w:t>
-      </w:r>
-    </w:p>
-    <w:p>
-      <w:r>
-        <w:t>aws ec2 describe-route-tables --filters "Name=association.subnet-id,Values=&lt;subnet-id&gt;"</w:t>
-      </w:r>
-    </w:p>
-    <w:p>
+        <w:t>kubectl</w:t>
+      </w:r>
+      <w:proofErr w:type="spellEnd"/>
+      <w:r>
+        <w:t xml:space="preserve"> to interact with the cluster.</w:t>
+      </w:r>
+    </w:p>
+    <w:p>
+      <w:pPr>
+        <w:numPr>
+          <w:ilvl w:val="0"/>
+          <w:numId w:val="10"/>
+        </w:numPr>
+      </w:pPr>
       <w:r>
         <w:rPr>
           <w:b/>
           <w:bCs/>
         </w:rPr>
-        <w:t>Example:</w:t>
-      </w:r>
-    </w:p>
-    <w:p>
-      <w:r>
-        <w:t>aws ec2 describe-route-tables --filters "Name=association.subnet-id,Values=subnet-0c0a67ddab282424c"</w:t>
-      </w:r>
-    </w:p>
-    <w:p>
-      <w:r>
-        <w:t>aws ec2 describe-route-tables --filters "Name=association.subnet-id,Values=subnet-0be4a6259cd0de5ee"</w:t>
-      </w:r>
-    </w:p>
-    <w:p>
-      <w:r>
-        <w:t>aws ec2 describe-route-tables --filters "Name=association.subnet-id,Values=subnet-0d7989e2629b5a888"</w:t>
-      </w:r>
-    </w:p>
-    <w:p>
-      <w:r>
-        <w:t>Or for all subnets in the VPC:</w:t>
-      </w:r>
-    </w:p>
-    <w:p/>
-    <w:p>
-      <w:r>
-        <w:t>aws ec2 describe-route-tables --filters "Name=vpc-id,Values=vpc-0ac51ae82930c46cc" \</w:t>
-      </w:r>
-    </w:p>
-    <w:p>
-      <w:r>
-        <w:t xml:space="preserve">  --query "RouteTables[*].{ID:RouteTableId,Routes:Routes,Associations:Associations}" \</w:t>
-      </w:r>
-    </w:p>
-    <w:p>
-      <w:r>
-        <w:t xml:space="preserve">  --output json</w:t>
-      </w:r>
-    </w:p>
-    <w:p>
-      <w:pPr>
-        <w:rPr>
-          <w:rFonts w:ascii="Segoe UI Symbol" w:hAnsi="Segoe UI Symbol" w:cs="Segoe UI Symbol"/>
-          <w:b/>
-          <w:bCs/>
-        </w:rPr>
-      </w:pPr>
-    </w:p>
-    <w:p>
-      <w:pPr>
-        <w:rPr>
-          <w:rFonts w:ascii="Segoe UI Symbol" w:hAnsi="Segoe UI Symbol" w:cs="Segoe UI Symbol"/>
-          <w:b/>
-          <w:bCs/>
-        </w:rPr>
-      </w:pPr>
-    </w:p>
-    <w:p>
-      <w:pPr>
-        <w:rPr>
-          <w:b/>
-          <w:bCs/>
-        </w:rPr>
-      </w:pPr>
-      <w:r>
-        <w:rPr>
-          <w:rFonts w:ascii="Segoe UI Symbol" w:hAnsi="Segoe UI Symbol" w:cs="Segoe UI Symbol"/>
-          <w:b/>
-          <w:bCs/>
-        </w:rPr>
-        <w:lastRenderedPageBreak/>
-        <w:t>🛠</w:t>
-      </w:r>
-      <w:r>
-        <w:rPr>
-          <w:b/>
-          <w:bCs/>
-        </w:rPr>
-        <w:t xml:space="preserve"> Step 6: Tag Subnets for EKS</w:t>
-      </w:r>
-    </w:p>
-    <w:p>
-      <w:r>
-        <w:rPr>
-          <w:b/>
-          <w:bCs/>
-        </w:rPr>
-        <w:t>Syntax:</w:t>
-      </w:r>
-    </w:p>
-    <w:p>
-      <w:r>
-        <w:t>aws ec2 create-tags \</w:t>
-      </w:r>
-    </w:p>
-    <w:p>
-      <w:r>
-        <w:t xml:space="preserve">  --resources &lt;subnet-ids&gt; \</w:t>
-      </w:r>
-    </w:p>
-    <w:p>
-      <w:r>
-        <w:t xml:space="preserve">  --tags Key=kubernetes.io/cluster/&lt;cluster-name&gt;,Value=owned \</w:t>
-      </w:r>
-    </w:p>
-    <w:p>
-      <w:r>
-        <w:t xml:space="preserve">         Key=kubernetes.io/role/elb,Value=1</w:t>
-      </w:r>
-    </w:p>
-    <w:p>
-      <w:r>
-        <w:rPr>
-          <w:b/>
-          <w:bCs/>
-        </w:rPr>
-        <w:t>Example:</w:t>
-      </w:r>
-    </w:p>
-    <w:p>
-      <w:r>
-        <w:t>aws ec2 create-tags \</w:t>
-      </w:r>
-    </w:p>
-    <w:p>
-      <w:r>
-        <w:t xml:space="preserve">  --resources subnet-0c0a67ddab282424c subnet-0be4a6259cd0de5ee subnet-0d7989e2629b5a888 \</w:t>
-      </w:r>
-    </w:p>
-    <w:p>
-      <w:r>
-        <w:t xml:space="preserve">  --tags Key=kubernetes.io/cluster/my-eks-cluster,Value=owned \</w:t>
-      </w:r>
-    </w:p>
-    <w:p>
-      <w:r>
-        <w:t xml:space="preserve">         Key=kubernetes.io/role/elb,Value=1</w:t>
-      </w:r>
-    </w:p>
-    <w:p>
-      <w:r>
-        <w:t>Verify tags:</w:t>
-      </w:r>
-    </w:p>
-    <w:p/>
-    <w:p>
-      <w:r>
-        <w:t>aws ec2 describe-subnets \</w:t>
-      </w:r>
-    </w:p>
-    <w:p>
-      <w:r>
-        <w:t xml:space="preserve">  --subnet-ids subnet-0c0a67ddab282424c subnet-0be4a6259cd0de5ee subnet-0d7989e2629b5a888 \</w:t>
-      </w:r>
-    </w:p>
-    <w:p>
-      <w:r>
-        <w:t xml:space="preserve">  --query "Subnets[*].{ID:SubnetId,Tags:Tags}" \</w:t>
-      </w:r>
-    </w:p>
-    <w:p>
-      <w:r>
-        <w:t xml:space="preserve">  --output table</w:t>
-      </w:r>
-    </w:p>
-    <w:p>
-      <w:pPr>
-        <w:rPr>
-          <w:rFonts w:ascii="Segoe UI Symbol" w:hAnsi="Segoe UI Symbol" w:cs="Segoe UI Symbol"/>
-          <w:b/>
-          <w:bCs/>
-        </w:rPr>
-      </w:pPr>
-    </w:p>
-    <w:p>
-      <w:pPr>
-        <w:rPr>
-          <w:b/>
-          <w:bCs/>
-        </w:rPr>
-      </w:pPr>
-      <w:r>
-        <w:rPr>
-          <w:rFonts w:ascii="Segoe UI Symbol" w:hAnsi="Segoe UI Symbol" w:cs="Segoe UI Symbol"/>
-          <w:b/>
-          <w:bCs/>
-        </w:rPr>
-        <w:t>🛠</w:t>
-      </w:r>
-      <w:r>
-        <w:rPr>
-          <w:b/>
-          <w:bCs/>
-        </w:rPr>
-        <w:t xml:space="preserve"> Step 7: Attach Required IAM Policies to Node Role</w:t>
-      </w:r>
-    </w:p>
-    <w:p>
-      <w:r>
-        <w:rPr>
-          <w:b/>
-          <w:bCs/>
-        </w:rPr>
-        <w:t>Syntax:</w:t>
-      </w:r>
-    </w:p>
-    <w:p>
-      <w:r>
-        <w:t>aws iam attach-role-policy --role-name &lt;role-name&gt; --policy-arn &lt;policy-arn&gt;</w:t>
-      </w:r>
-    </w:p>
-    <w:p>
-      <w:r>
-        <w:rPr>
-          <w:b/>
-          <w:bCs/>
-        </w:rPr>
-        <w:t>Example:</w:t>
-      </w:r>
-    </w:p>
-    <w:p>
-      <w:r>
-        <w:t>aws iam attach-role-policy \</w:t>
-      </w:r>
-    </w:p>
-    <w:p>
-      <w:r>
-        <w:t xml:space="preserve">  --role-name eksNodeRole-ap-south-2 \</w:t>
-      </w:r>
-    </w:p>
-    <w:p>
-      <w:r>
-        <w:t xml:space="preserve">  --policy-arn arn:aws:iam::aws:policy/AmazonEKSWorkerNodePolicy</w:t>
-      </w:r>
-    </w:p>
-    <w:p/>
-    <w:p>
-      <w:r>
-        <w:lastRenderedPageBreak/>
-        <w:t>aws iam attach-role-policy \</w:t>
-      </w:r>
-    </w:p>
-    <w:p>
-      <w:r>
-        <w:t xml:space="preserve">  --role-name eksNodeRole-ap-south-2 \</w:t>
-      </w:r>
-    </w:p>
-    <w:p>
-      <w:r>
-        <w:t xml:space="preserve">  --policy-arn arn:aws:iam::aws:policy/AmazonEKS_CNI_Policy</w:t>
-      </w:r>
-    </w:p>
-    <w:p/>
-    <w:p>
-      <w:r>
-        <w:t>aws iam attach-role-policy \</w:t>
-      </w:r>
-    </w:p>
-    <w:p>
-      <w:r>
-        <w:t xml:space="preserve">  --role-name eksNodeRole-ap-south-2 \</w:t>
-      </w:r>
-    </w:p>
-    <w:p>
-      <w:r>
-        <w:t xml:space="preserve">  --policy-arn arn:aws:iam::aws:policy/AmazonEC2ContainerRegistryReadOnly</w:t>
-      </w:r>
-    </w:p>
-    <w:p>
-      <w:pPr>
-        <w:rPr>
-          <w:b/>
-          <w:bCs/>
-        </w:rPr>
-      </w:pPr>
-      <w:r>
-        <w:rPr>
-          <w:b/>
-          <w:bCs/>
-        </w:rPr>
-        <w:t>Verify:</w:t>
-      </w:r>
-    </w:p>
-    <w:p>
-      <w:r>
-        <w:t>aws iam list-attached-role-policies --role-name eksNodeRole-ap-south-2</w:t>
-      </w:r>
-    </w:p>
-    <w:p>
-      <w:pPr>
-        <w:rPr>
-          <w:rFonts w:ascii="Segoe UI Symbol" w:hAnsi="Segoe UI Symbol" w:cs="Segoe UI Symbol"/>
-          <w:b/>
-          <w:bCs/>
-        </w:rPr>
-      </w:pPr>
-    </w:p>
-    <w:p>
-      <w:pPr>
-        <w:rPr>
-          <w:b/>
-          <w:bCs/>
-        </w:rPr>
-      </w:pPr>
-      <w:r>
-        <w:rPr>
-          <w:rFonts w:ascii="Segoe UI Symbol" w:hAnsi="Segoe UI Symbol" w:cs="Segoe UI Symbol"/>
-          <w:b/>
-          <w:bCs/>
-        </w:rPr>
-        <w:t>🛠</w:t>
-      </w:r>
-      <w:r>
-        <w:rPr>
-          <w:b/>
-          <w:bCs/>
-        </w:rPr>
-        <w:t xml:space="preserve"> Step 8: Create the Node Group</w:t>
-      </w:r>
-    </w:p>
-    <w:p>
-      <w:r>
-        <w:rPr>
-          <w:b/>
-          <w:bCs/>
-        </w:rPr>
-        <w:t>Syntax:</w:t>
-      </w:r>
-    </w:p>
-    <w:p>
-      <w:r>
-        <w:t>aws eks create-nodegroup \</w:t>
-      </w:r>
-    </w:p>
-    <w:p>
-      <w:r>
-        <w:t xml:space="preserve">  --cluster-name &lt;cluster-name&gt; \</w:t>
-      </w:r>
-    </w:p>
-    <w:p>
-      <w:r>
-        <w:t xml:space="preserve">  --nodegroup-name &lt;nodegroup-name&gt; \</w:t>
-      </w:r>
-    </w:p>
-    <w:p>
-      <w:r>
-        <w:t xml:space="preserve">  --subnets &lt;subnet-ids&gt; \</w:t>
-      </w:r>
-    </w:p>
-    <w:p>
-      <w:r>
-        <w:t xml:space="preserve">  --node-role &lt;node-role-arn&gt; \</w:t>
-      </w:r>
-    </w:p>
-    <w:p>
-      <w:r>
-        <w:t xml:space="preserve">  --scaling-config minSize=&lt;min&gt;,maxSize=&lt;max&gt;,desiredSize=&lt;desired&gt; \</w:t>
-      </w:r>
-    </w:p>
-    <w:p>
-      <w:r>
-        <w:t xml:space="preserve">  --instance-types &lt;instance-type&gt; \</w:t>
-      </w:r>
-    </w:p>
-    <w:p>
-      <w:r>
-        <w:t xml:space="preserve">  --region &lt;region&gt;</w:t>
-      </w:r>
-    </w:p>
-    <w:p>
-      <w:r>
-        <w:rPr>
-          <w:b/>
-          <w:bCs/>
-        </w:rPr>
-        <w:t>Example:</w:t>
-      </w:r>
-    </w:p>
-    <w:p>
-      <w:r>
-        <w:t>aws eks create-nodegroup \</w:t>
-      </w:r>
-    </w:p>
-    <w:p>
-      <w:r>
-        <w:t xml:space="preserve">  --cluster-name my-eks-cluster \</w:t>
-      </w:r>
-    </w:p>
-    <w:p>
-      <w:r>
-        <w:t xml:space="preserve">  --nodegroup-name my-node-group \</w:t>
-      </w:r>
-    </w:p>
-    <w:p>
-      <w:r>
-        <w:t xml:space="preserve">  --subnets subnet-0c0a67ddab282424c subnet-0be4a6259cd0de5ee subnet-0d7989e2629b5a888 \</w:t>
-      </w:r>
-    </w:p>
-    <w:p>
-      <w:r>
-        <w:t xml:space="preserve">  --node-role arn:aws:iam::491799435544:role/eksNodeRole-ap-south-2 \</w:t>
-      </w:r>
-    </w:p>
-    <w:p>
-      <w:r>
-        <w:t xml:space="preserve">  --scaling-config minSize=1,maxSize=3,desiredSize=2 \</w:t>
-      </w:r>
-    </w:p>
-    <w:p>
-      <w:r>
-        <w:lastRenderedPageBreak/>
-        <w:t xml:space="preserve">  --instance-types t4g.small \</w:t>
-      </w:r>
-    </w:p>
-    <w:p>
-      <w:r>
-        <w:t xml:space="preserve">  --region ap-south-2</w:t>
-      </w:r>
-    </w:p>
-    <w:p/>
+        <w:t>Optional subnet cleanup script</w:t>
+      </w:r>
+      <w:r>
+        <w:t xml:space="preserve"> to disable auto public IP assignment.</w:t>
+      </w:r>
+    </w:p>
     <w:p/>
     <w:sectPr>
       <w:pgSz w:w="11906" w:h="16838"/>
@@ -782,6 +1561,1531 @@
     </w:sectPr>
   </w:body>
 </w:document>
+</file>
+
+<file path=word/numbering.xml><?xml version="1.0" encoding="utf-8"?>
+<w:numbering xmlns:wpc="http://schemas.microsoft.com/office/word/2010/wordprocessingCanvas" xmlns:cx="http://schemas.microsoft.com/office/drawing/2014/chartex" xmlns:cx1="http://schemas.microsoft.com/office/drawing/2015/9/8/chartex" xmlns:cx2="http://schemas.microsoft.com/office/drawing/2015/10/21/chartex" xmlns:cx3="http://schemas.microsoft.com/office/drawing/2016/5/9/chartex" xmlns:cx4="http://schemas.microsoft.com/office/drawing/2016/5/10/chartex" xmlns:cx5="http://schemas.microsoft.com/office/drawing/2016/5/11/chartex" xmlns:cx6="http://schemas.microsoft.com/office/drawing/2016/5/12/chartex" xmlns:cx7="http://schemas.microsoft.com/office/drawing/2016/5/13/chartex" xmlns:cx8="http://schemas.microsoft.com/office/drawing/2016/5/14/chartex" xmlns:mc="http://schemas.openxmlformats.org/markup-compatibility/2006" xmlns:aink="http://schemas.microsoft.com/office/drawing/2016/ink" xmlns:am3d="http://schemas.microsoft.com/office/drawing/2017/model3d" xmlns:o="urn:schemas-microsoft-com:office:office" xmlns:oel="http://schemas.microsoft.com/office/2019/extlst" xmlns:r="http://schemas.openxmlformats.org/officeDocument/2006/relationships" xmlns:m="http://schemas.openxmlformats.org/officeDocument/2006/math" xmlns:v="urn:schemas-microsoft-com:vml" xmlns:wp14="http://schemas.microsoft.com/office/word/2010/wordprocessingDrawing" xmlns:wp="http://schemas.openxmlformats.org/drawingml/2006/wordprocessingDrawing" xmlns:w10="urn:schemas-microsoft-com:office:word" xmlns:w="http://schemas.openxmlformats.org/wordprocessingml/2006/main" xmlns:w14="http://schemas.microsoft.com/office/word/2010/wordml" xmlns:w15="http://schemas.microsoft.com/office/word/2012/wordml" xmlns:w16cex="http://schemas.microsoft.com/office/word/2018/wordml/cex" xmlns:w16cid="http://schemas.microsoft.com/office/word/2016/wordml/cid" xmlns:w16="http://schemas.microsoft.com/office/word/2018/wordml" xmlns:w16du="http://schemas.microsoft.com/office/word/2023/wordml/word16du" xmlns:w16sdtdh="http://schemas.microsoft.com/office/word/2020/wordml/sdtdatahash" xmlns:w16sdtfl="http://schemas.microsoft.com/office/word/2024/wordml/sdtformatlock" xmlns:w16se="http://schemas.microsoft.com/office/word/2015/wordml/symex" xmlns:wpg="http://schemas.microsoft.com/office/word/2010/wordprocessingGroup" xmlns:wpi="http://schemas.microsoft.com/office/word/2010/wordprocessingInk" xmlns:wne="http://schemas.microsoft.com/office/word/2006/wordml" xmlns:wps="http://schemas.microsoft.com/office/word/2010/wordprocessingShape" mc:Ignorable="w14 w15 w16se w16cid w16 w16cex w16sdtdh w16sdtfl w16du wp14">
+  <w:abstractNum w:abstractNumId="0" w15:restartNumberingAfterBreak="0">
+    <w:nsid w:val="02BB7404"/>
+    <w:multiLevelType w:val="multilevel"/>
+    <w:tmpl w:val="2D06B05A"/>
+    <w:lvl w:ilvl="0">
+      <w:start w:val="1"/>
+      <w:numFmt w:val="bullet"/>
+      <w:lvlText w:val=""/>
+      <w:lvlJc w:val="left"/>
+      <w:pPr>
+        <w:tabs>
+          <w:tab w:val="num" w:pos="720"/>
+        </w:tabs>
+        <w:ind w:left="720" w:hanging="360"/>
+      </w:pPr>
+      <w:rPr>
+        <w:rFonts w:ascii="Symbol" w:hAnsi="Symbol" w:hint="default"/>
+        <w:sz w:val="20"/>
+      </w:rPr>
+    </w:lvl>
+    <w:lvl w:ilvl="1" w:tentative="1">
+      <w:start w:val="1"/>
+      <w:numFmt w:val="bullet"/>
+      <w:lvlText w:val="o"/>
+      <w:lvlJc w:val="left"/>
+      <w:pPr>
+        <w:tabs>
+          <w:tab w:val="num" w:pos="1440"/>
+        </w:tabs>
+        <w:ind w:left="1440" w:hanging="360"/>
+      </w:pPr>
+      <w:rPr>
+        <w:rFonts w:ascii="Courier New" w:hAnsi="Courier New" w:hint="default"/>
+        <w:sz w:val="20"/>
+      </w:rPr>
+    </w:lvl>
+    <w:lvl w:ilvl="2" w:tentative="1">
+      <w:start w:val="1"/>
+      <w:numFmt w:val="bullet"/>
+      <w:lvlText w:val=""/>
+      <w:lvlJc w:val="left"/>
+      <w:pPr>
+        <w:tabs>
+          <w:tab w:val="num" w:pos="2160"/>
+        </w:tabs>
+        <w:ind w:left="2160" w:hanging="360"/>
+      </w:pPr>
+      <w:rPr>
+        <w:rFonts w:ascii="Wingdings" w:hAnsi="Wingdings" w:hint="default"/>
+        <w:sz w:val="20"/>
+      </w:rPr>
+    </w:lvl>
+    <w:lvl w:ilvl="3" w:tentative="1">
+      <w:start w:val="1"/>
+      <w:numFmt w:val="bullet"/>
+      <w:lvlText w:val=""/>
+      <w:lvlJc w:val="left"/>
+      <w:pPr>
+        <w:tabs>
+          <w:tab w:val="num" w:pos="2880"/>
+        </w:tabs>
+        <w:ind w:left="2880" w:hanging="360"/>
+      </w:pPr>
+      <w:rPr>
+        <w:rFonts w:ascii="Wingdings" w:hAnsi="Wingdings" w:hint="default"/>
+        <w:sz w:val="20"/>
+      </w:rPr>
+    </w:lvl>
+    <w:lvl w:ilvl="4" w:tentative="1">
+      <w:start w:val="1"/>
+      <w:numFmt w:val="bullet"/>
+      <w:lvlText w:val=""/>
+      <w:lvlJc w:val="left"/>
+      <w:pPr>
+        <w:tabs>
+          <w:tab w:val="num" w:pos="3600"/>
+        </w:tabs>
+        <w:ind w:left="3600" w:hanging="360"/>
+      </w:pPr>
+      <w:rPr>
+        <w:rFonts w:ascii="Wingdings" w:hAnsi="Wingdings" w:hint="default"/>
+        <w:sz w:val="20"/>
+      </w:rPr>
+    </w:lvl>
+    <w:lvl w:ilvl="5" w:tentative="1">
+      <w:start w:val="1"/>
+      <w:numFmt w:val="bullet"/>
+      <w:lvlText w:val=""/>
+      <w:lvlJc w:val="left"/>
+      <w:pPr>
+        <w:tabs>
+          <w:tab w:val="num" w:pos="4320"/>
+        </w:tabs>
+        <w:ind w:left="4320" w:hanging="360"/>
+      </w:pPr>
+      <w:rPr>
+        <w:rFonts w:ascii="Wingdings" w:hAnsi="Wingdings" w:hint="default"/>
+        <w:sz w:val="20"/>
+      </w:rPr>
+    </w:lvl>
+    <w:lvl w:ilvl="6" w:tentative="1">
+      <w:start w:val="1"/>
+      <w:numFmt w:val="bullet"/>
+      <w:lvlText w:val=""/>
+      <w:lvlJc w:val="left"/>
+      <w:pPr>
+        <w:tabs>
+          <w:tab w:val="num" w:pos="5040"/>
+        </w:tabs>
+        <w:ind w:left="5040" w:hanging="360"/>
+      </w:pPr>
+      <w:rPr>
+        <w:rFonts w:ascii="Wingdings" w:hAnsi="Wingdings" w:hint="default"/>
+        <w:sz w:val="20"/>
+      </w:rPr>
+    </w:lvl>
+    <w:lvl w:ilvl="7" w:tentative="1">
+      <w:start w:val="1"/>
+      <w:numFmt w:val="bullet"/>
+      <w:lvlText w:val=""/>
+      <w:lvlJc w:val="left"/>
+      <w:pPr>
+        <w:tabs>
+          <w:tab w:val="num" w:pos="5760"/>
+        </w:tabs>
+        <w:ind w:left="5760" w:hanging="360"/>
+      </w:pPr>
+      <w:rPr>
+        <w:rFonts w:ascii="Wingdings" w:hAnsi="Wingdings" w:hint="default"/>
+        <w:sz w:val="20"/>
+      </w:rPr>
+    </w:lvl>
+    <w:lvl w:ilvl="8" w:tentative="1">
+      <w:start w:val="1"/>
+      <w:numFmt w:val="bullet"/>
+      <w:lvlText w:val=""/>
+      <w:lvlJc w:val="left"/>
+      <w:pPr>
+        <w:tabs>
+          <w:tab w:val="num" w:pos="6480"/>
+        </w:tabs>
+        <w:ind w:left="6480" w:hanging="360"/>
+      </w:pPr>
+      <w:rPr>
+        <w:rFonts w:ascii="Wingdings" w:hAnsi="Wingdings" w:hint="default"/>
+        <w:sz w:val="20"/>
+      </w:rPr>
+    </w:lvl>
+  </w:abstractNum>
+  <w:abstractNum w:abstractNumId="1" w15:restartNumberingAfterBreak="0">
+    <w:nsid w:val="1D033D87"/>
+    <w:multiLevelType w:val="multilevel"/>
+    <w:tmpl w:val="58BA61AE"/>
+    <w:lvl w:ilvl="0">
+      <w:start w:val="1"/>
+      <w:numFmt w:val="bullet"/>
+      <w:lvlText w:val=""/>
+      <w:lvlJc w:val="left"/>
+      <w:pPr>
+        <w:tabs>
+          <w:tab w:val="num" w:pos="720"/>
+        </w:tabs>
+        <w:ind w:left="720" w:hanging="360"/>
+      </w:pPr>
+      <w:rPr>
+        <w:rFonts w:ascii="Symbol" w:hAnsi="Symbol" w:hint="default"/>
+        <w:sz w:val="20"/>
+      </w:rPr>
+    </w:lvl>
+    <w:lvl w:ilvl="1" w:tentative="1">
+      <w:start w:val="1"/>
+      <w:numFmt w:val="bullet"/>
+      <w:lvlText w:val="o"/>
+      <w:lvlJc w:val="left"/>
+      <w:pPr>
+        <w:tabs>
+          <w:tab w:val="num" w:pos="1440"/>
+        </w:tabs>
+        <w:ind w:left="1440" w:hanging="360"/>
+      </w:pPr>
+      <w:rPr>
+        <w:rFonts w:ascii="Courier New" w:hAnsi="Courier New" w:hint="default"/>
+        <w:sz w:val="20"/>
+      </w:rPr>
+    </w:lvl>
+    <w:lvl w:ilvl="2" w:tentative="1">
+      <w:start w:val="1"/>
+      <w:numFmt w:val="bullet"/>
+      <w:lvlText w:val=""/>
+      <w:lvlJc w:val="left"/>
+      <w:pPr>
+        <w:tabs>
+          <w:tab w:val="num" w:pos="2160"/>
+        </w:tabs>
+        <w:ind w:left="2160" w:hanging="360"/>
+      </w:pPr>
+      <w:rPr>
+        <w:rFonts w:ascii="Wingdings" w:hAnsi="Wingdings" w:hint="default"/>
+        <w:sz w:val="20"/>
+      </w:rPr>
+    </w:lvl>
+    <w:lvl w:ilvl="3" w:tentative="1">
+      <w:start w:val="1"/>
+      <w:numFmt w:val="bullet"/>
+      <w:lvlText w:val=""/>
+      <w:lvlJc w:val="left"/>
+      <w:pPr>
+        <w:tabs>
+          <w:tab w:val="num" w:pos="2880"/>
+        </w:tabs>
+        <w:ind w:left="2880" w:hanging="360"/>
+      </w:pPr>
+      <w:rPr>
+        <w:rFonts w:ascii="Wingdings" w:hAnsi="Wingdings" w:hint="default"/>
+        <w:sz w:val="20"/>
+      </w:rPr>
+    </w:lvl>
+    <w:lvl w:ilvl="4" w:tentative="1">
+      <w:start w:val="1"/>
+      <w:numFmt w:val="bullet"/>
+      <w:lvlText w:val=""/>
+      <w:lvlJc w:val="left"/>
+      <w:pPr>
+        <w:tabs>
+          <w:tab w:val="num" w:pos="3600"/>
+        </w:tabs>
+        <w:ind w:left="3600" w:hanging="360"/>
+      </w:pPr>
+      <w:rPr>
+        <w:rFonts w:ascii="Wingdings" w:hAnsi="Wingdings" w:hint="default"/>
+        <w:sz w:val="20"/>
+      </w:rPr>
+    </w:lvl>
+    <w:lvl w:ilvl="5" w:tentative="1">
+      <w:start w:val="1"/>
+      <w:numFmt w:val="bullet"/>
+      <w:lvlText w:val=""/>
+      <w:lvlJc w:val="left"/>
+      <w:pPr>
+        <w:tabs>
+          <w:tab w:val="num" w:pos="4320"/>
+        </w:tabs>
+        <w:ind w:left="4320" w:hanging="360"/>
+      </w:pPr>
+      <w:rPr>
+        <w:rFonts w:ascii="Wingdings" w:hAnsi="Wingdings" w:hint="default"/>
+        <w:sz w:val="20"/>
+      </w:rPr>
+    </w:lvl>
+    <w:lvl w:ilvl="6" w:tentative="1">
+      <w:start w:val="1"/>
+      <w:numFmt w:val="bullet"/>
+      <w:lvlText w:val=""/>
+      <w:lvlJc w:val="left"/>
+      <w:pPr>
+        <w:tabs>
+          <w:tab w:val="num" w:pos="5040"/>
+        </w:tabs>
+        <w:ind w:left="5040" w:hanging="360"/>
+      </w:pPr>
+      <w:rPr>
+        <w:rFonts w:ascii="Wingdings" w:hAnsi="Wingdings" w:hint="default"/>
+        <w:sz w:val="20"/>
+      </w:rPr>
+    </w:lvl>
+    <w:lvl w:ilvl="7" w:tentative="1">
+      <w:start w:val="1"/>
+      <w:numFmt w:val="bullet"/>
+      <w:lvlText w:val=""/>
+      <w:lvlJc w:val="left"/>
+      <w:pPr>
+        <w:tabs>
+          <w:tab w:val="num" w:pos="5760"/>
+        </w:tabs>
+        <w:ind w:left="5760" w:hanging="360"/>
+      </w:pPr>
+      <w:rPr>
+        <w:rFonts w:ascii="Wingdings" w:hAnsi="Wingdings" w:hint="default"/>
+        <w:sz w:val="20"/>
+      </w:rPr>
+    </w:lvl>
+    <w:lvl w:ilvl="8" w:tentative="1">
+      <w:start w:val="1"/>
+      <w:numFmt w:val="bullet"/>
+      <w:lvlText w:val=""/>
+      <w:lvlJc w:val="left"/>
+      <w:pPr>
+        <w:tabs>
+          <w:tab w:val="num" w:pos="6480"/>
+        </w:tabs>
+        <w:ind w:left="6480" w:hanging="360"/>
+      </w:pPr>
+      <w:rPr>
+        <w:rFonts w:ascii="Wingdings" w:hAnsi="Wingdings" w:hint="default"/>
+        <w:sz w:val="20"/>
+      </w:rPr>
+    </w:lvl>
+  </w:abstractNum>
+  <w:abstractNum w:abstractNumId="2" w15:restartNumberingAfterBreak="0">
+    <w:nsid w:val="23FE126B"/>
+    <w:multiLevelType w:val="multilevel"/>
+    <w:tmpl w:val="AAB67878"/>
+    <w:lvl w:ilvl="0">
+      <w:start w:val="1"/>
+      <w:numFmt w:val="bullet"/>
+      <w:lvlText w:val=""/>
+      <w:lvlJc w:val="left"/>
+      <w:pPr>
+        <w:tabs>
+          <w:tab w:val="num" w:pos="720"/>
+        </w:tabs>
+        <w:ind w:left="720" w:hanging="360"/>
+      </w:pPr>
+      <w:rPr>
+        <w:rFonts w:ascii="Symbol" w:hAnsi="Symbol" w:hint="default"/>
+        <w:sz w:val="20"/>
+      </w:rPr>
+    </w:lvl>
+    <w:lvl w:ilvl="1">
+      <w:start w:val="1"/>
+      <w:numFmt w:val="bullet"/>
+      <w:lvlText w:val="o"/>
+      <w:lvlJc w:val="left"/>
+      <w:pPr>
+        <w:tabs>
+          <w:tab w:val="num" w:pos="1440"/>
+        </w:tabs>
+        <w:ind w:left="1440" w:hanging="360"/>
+      </w:pPr>
+      <w:rPr>
+        <w:rFonts w:ascii="Courier New" w:hAnsi="Courier New" w:hint="default"/>
+        <w:sz w:val="20"/>
+      </w:rPr>
+    </w:lvl>
+    <w:lvl w:ilvl="2">
+      <w:start w:val="1"/>
+      <w:numFmt w:val="bullet"/>
+      <w:lvlText w:val=""/>
+      <w:lvlJc w:val="left"/>
+      <w:pPr>
+        <w:tabs>
+          <w:tab w:val="num" w:pos="2160"/>
+        </w:tabs>
+        <w:ind w:left="2160" w:hanging="360"/>
+      </w:pPr>
+      <w:rPr>
+        <w:rFonts w:ascii="Wingdings" w:hAnsi="Wingdings" w:hint="default"/>
+        <w:sz w:val="20"/>
+      </w:rPr>
+    </w:lvl>
+    <w:lvl w:ilvl="3" w:tentative="1">
+      <w:start w:val="1"/>
+      <w:numFmt w:val="bullet"/>
+      <w:lvlText w:val=""/>
+      <w:lvlJc w:val="left"/>
+      <w:pPr>
+        <w:tabs>
+          <w:tab w:val="num" w:pos="2880"/>
+        </w:tabs>
+        <w:ind w:left="2880" w:hanging="360"/>
+      </w:pPr>
+      <w:rPr>
+        <w:rFonts w:ascii="Wingdings" w:hAnsi="Wingdings" w:hint="default"/>
+        <w:sz w:val="20"/>
+      </w:rPr>
+    </w:lvl>
+    <w:lvl w:ilvl="4" w:tentative="1">
+      <w:start w:val="1"/>
+      <w:numFmt w:val="bullet"/>
+      <w:lvlText w:val=""/>
+      <w:lvlJc w:val="left"/>
+      <w:pPr>
+        <w:tabs>
+          <w:tab w:val="num" w:pos="3600"/>
+        </w:tabs>
+        <w:ind w:left="3600" w:hanging="360"/>
+      </w:pPr>
+      <w:rPr>
+        <w:rFonts w:ascii="Wingdings" w:hAnsi="Wingdings" w:hint="default"/>
+        <w:sz w:val="20"/>
+      </w:rPr>
+    </w:lvl>
+    <w:lvl w:ilvl="5" w:tentative="1">
+      <w:start w:val="1"/>
+      <w:numFmt w:val="bullet"/>
+      <w:lvlText w:val=""/>
+      <w:lvlJc w:val="left"/>
+      <w:pPr>
+        <w:tabs>
+          <w:tab w:val="num" w:pos="4320"/>
+        </w:tabs>
+        <w:ind w:left="4320" w:hanging="360"/>
+      </w:pPr>
+      <w:rPr>
+        <w:rFonts w:ascii="Wingdings" w:hAnsi="Wingdings" w:hint="default"/>
+        <w:sz w:val="20"/>
+      </w:rPr>
+    </w:lvl>
+    <w:lvl w:ilvl="6" w:tentative="1">
+      <w:start w:val="1"/>
+      <w:numFmt w:val="bullet"/>
+      <w:lvlText w:val=""/>
+      <w:lvlJc w:val="left"/>
+      <w:pPr>
+        <w:tabs>
+          <w:tab w:val="num" w:pos="5040"/>
+        </w:tabs>
+        <w:ind w:left="5040" w:hanging="360"/>
+      </w:pPr>
+      <w:rPr>
+        <w:rFonts w:ascii="Wingdings" w:hAnsi="Wingdings" w:hint="default"/>
+        <w:sz w:val="20"/>
+      </w:rPr>
+    </w:lvl>
+    <w:lvl w:ilvl="7" w:tentative="1">
+      <w:start w:val="1"/>
+      <w:numFmt w:val="bullet"/>
+      <w:lvlText w:val=""/>
+      <w:lvlJc w:val="left"/>
+      <w:pPr>
+        <w:tabs>
+          <w:tab w:val="num" w:pos="5760"/>
+        </w:tabs>
+        <w:ind w:left="5760" w:hanging="360"/>
+      </w:pPr>
+      <w:rPr>
+        <w:rFonts w:ascii="Wingdings" w:hAnsi="Wingdings" w:hint="default"/>
+        <w:sz w:val="20"/>
+      </w:rPr>
+    </w:lvl>
+    <w:lvl w:ilvl="8" w:tentative="1">
+      <w:start w:val="1"/>
+      <w:numFmt w:val="bullet"/>
+      <w:lvlText w:val=""/>
+      <w:lvlJc w:val="left"/>
+      <w:pPr>
+        <w:tabs>
+          <w:tab w:val="num" w:pos="6480"/>
+        </w:tabs>
+        <w:ind w:left="6480" w:hanging="360"/>
+      </w:pPr>
+      <w:rPr>
+        <w:rFonts w:ascii="Wingdings" w:hAnsi="Wingdings" w:hint="default"/>
+        <w:sz w:val="20"/>
+      </w:rPr>
+    </w:lvl>
+  </w:abstractNum>
+  <w:abstractNum w:abstractNumId="3" w15:restartNumberingAfterBreak="0">
+    <w:nsid w:val="39F3694B"/>
+    <w:multiLevelType w:val="multilevel"/>
+    <w:tmpl w:val="77D81E7A"/>
+    <w:lvl w:ilvl="0">
+      <w:start w:val="1"/>
+      <w:numFmt w:val="bullet"/>
+      <w:lvlText w:val=""/>
+      <w:lvlJc w:val="left"/>
+      <w:pPr>
+        <w:tabs>
+          <w:tab w:val="num" w:pos="720"/>
+        </w:tabs>
+        <w:ind w:left="720" w:hanging="360"/>
+      </w:pPr>
+      <w:rPr>
+        <w:rFonts w:ascii="Symbol" w:hAnsi="Symbol" w:hint="default"/>
+        <w:sz w:val="20"/>
+      </w:rPr>
+    </w:lvl>
+    <w:lvl w:ilvl="1" w:tentative="1">
+      <w:start w:val="1"/>
+      <w:numFmt w:val="bullet"/>
+      <w:lvlText w:val="o"/>
+      <w:lvlJc w:val="left"/>
+      <w:pPr>
+        <w:tabs>
+          <w:tab w:val="num" w:pos="1440"/>
+        </w:tabs>
+        <w:ind w:left="1440" w:hanging="360"/>
+      </w:pPr>
+      <w:rPr>
+        <w:rFonts w:ascii="Courier New" w:hAnsi="Courier New" w:hint="default"/>
+        <w:sz w:val="20"/>
+      </w:rPr>
+    </w:lvl>
+    <w:lvl w:ilvl="2" w:tentative="1">
+      <w:start w:val="1"/>
+      <w:numFmt w:val="bullet"/>
+      <w:lvlText w:val=""/>
+      <w:lvlJc w:val="left"/>
+      <w:pPr>
+        <w:tabs>
+          <w:tab w:val="num" w:pos="2160"/>
+        </w:tabs>
+        <w:ind w:left="2160" w:hanging="360"/>
+      </w:pPr>
+      <w:rPr>
+        <w:rFonts w:ascii="Wingdings" w:hAnsi="Wingdings" w:hint="default"/>
+        <w:sz w:val="20"/>
+      </w:rPr>
+    </w:lvl>
+    <w:lvl w:ilvl="3" w:tentative="1">
+      <w:start w:val="1"/>
+      <w:numFmt w:val="bullet"/>
+      <w:lvlText w:val=""/>
+      <w:lvlJc w:val="left"/>
+      <w:pPr>
+        <w:tabs>
+          <w:tab w:val="num" w:pos="2880"/>
+        </w:tabs>
+        <w:ind w:left="2880" w:hanging="360"/>
+      </w:pPr>
+      <w:rPr>
+        <w:rFonts w:ascii="Wingdings" w:hAnsi="Wingdings" w:hint="default"/>
+        <w:sz w:val="20"/>
+      </w:rPr>
+    </w:lvl>
+    <w:lvl w:ilvl="4" w:tentative="1">
+      <w:start w:val="1"/>
+      <w:numFmt w:val="bullet"/>
+      <w:lvlText w:val=""/>
+      <w:lvlJc w:val="left"/>
+      <w:pPr>
+        <w:tabs>
+          <w:tab w:val="num" w:pos="3600"/>
+        </w:tabs>
+        <w:ind w:left="3600" w:hanging="360"/>
+      </w:pPr>
+      <w:rPr>
+        <w:rFonts w:ascii="Wingdings" w:hAnsi="Wingdings" w:hint="default"/>
+        <w:sz w:val="20"/>
+      </w:rPr>
+    </w:lvl>
+    <w:lvl w:ilvl="5" w:tentative="1">
+      <w:start w:val="1"/>
+      <w:numFmt w:val="bullet"/>
+      <w:lvlText w:val=""/>
+      <w:lvlJc w:val="left"/>
+      <w:pPr>
+        <w:tabs>
+          <w:tab w:val="num" w:pos="4320"/>
+        </w:tabs>
+        <w:ind w:left="4320" w:hanging="360"/>
+      </w:pPr>
+      <w:rPr>
+        <w:rFonts w:ascii="Wingdings" w:hAnsi="Wingdings" w:hint="default"/>
+        <w:sz w:val="20"/>
+      </w:rPr>
+    </w:lvl>
+    <w:lvl w:ilvl="6" w:tentative="1">
+      <w:start w:val="1"/>
+      <w:numFmt w:val="bullet"/>
+      <w:lvlText w:val=""/>
+      <w:lvlJc w:val="left"/>
+      <w:pPr>
+        <w:tabs>
+          <w:tab w:val="num" w:pos="5040"/>
+        </w:tabs>
+        <w:ind w:left="5040" w:hanging="360"/>
+      </w:pPr>
+      <w:rPr>
+        <w:rFonts w:ascii="Wingdings" w:hAnsi="Wingdings" w:hint="default"/>
+        <w:sz w:val="20"/>
+      </w:rPr>
+    </w:lvl>
+    <w:lvl w:ilvl="7" w:tentative="1">
+      <w:start w:val="1"/>
+      <w:numFmt w:val="bullet"/>
+      <w:lvlText w:val=""/>
+      <w:lvlJc w:val="left"/>
+      <w:pPr>
+        <w:tabs>
+          <w:tab w:val="num" w:pos="5760"/>
+        </w:tabs>
+        <w:ind w:left="5760" w:hanging="360"/>
+      </w:pPr>
+      <w:rPr>
+        <w:rFonts w:ascii="Wingdings" w:hAnsi="Wingdings" w:hint="default"/>
+        <w:sz w:val="20"/>
+      </w:rPr>
+    </w:lvl>
+    <w:lvl w:ilvl="8" w:tentative="1">
+      <w:start w:val="1"/>
+      <w:numFmt w:val="bullet"/>
+      <w:lvlText w:val=""/>
+      <w:lvlJc w:val="left"/>
+      <w:pPr>
+        <w:tabs>
+          <w:tab w:val="num" w:pos="6480"/>
+        </w:tabs>
+        <w:ind w:left="6480" w:hanging="360"/>
+      </w:pPr>
+      <w:rPr>
+        <w:rFonts w:ascii="Wingdings" w:hAnsi="Wingdings" w:hint="default"/>
+        <w:sz w:val="20"/>
+      </w:rPr>
+    </w:lvl>
+  </w:abstractNum>
+  <w:abstractNum w:abstractNumId="4" w15:restartNumberingAfterBreak="0">
+    <w:nsid w:val="3F706427"/>
+    <w:multiLevelType w:val="multilevel"/>
+    <w:tmpl w:val="091265FA"/>
+    <w:lvl w:ilvl="0">
+      <w:start w:val="1"/>
+      <w:numFmt w:val="bullet"/>
+      <w:lvlText w:val=""/>
+      <w:lvlJc w:val="left"/>
+      <w:pPr>
+        <w:tabs>
+          <w:tab w:val="num" w:pos="720"/>
+        </w:tabs>
+        <w:ind w:left="720" w:hanging="360"/>
+      </w:pPr>
+      <w:rPr>
+        <w:rFonts w:ascii="Symbol" w:hAnsi="Symbol" w:hint="default"/>
+        <w:sz w:val="20"/>
+      </w:rPr>
+    </w:lvl>
+    <w:lvl w:ilvl="1" w:tentative="1">
+      <w:start w:val="1"/>
+      <w:numFmt w:val="bullet"/>
+      <w:lvlText w:val="o"/>
+      <w:lvlJc w:val="left"/>
+      <w:pPr>
+        <w:tabs>
+          <w:tab w:val="num" w:pos="1440"/>
+        </w:tabs>
+        <w:ind w:left="1440" w:hanging="360"/>
+      </w:pPr>
+      <w:rPr>
+        <w:rFonts w:ascii="Courier New" w:hAnsi="Courier New" w:hint="default"/>
+        <w:sz w:val="20"/>
+      </w:rPr>
+    </w:lvl>
+    <w:lvl w:ilvl="2" w:tentative="1">
+      <w:start w:val="1"/>
+      <w:numFmt w:val="bullet"/>
+      <w:lvlText w:val=""/>
+      <w:lvlJc w:val="left"/>
+      <w:pPr>
+        <w:tabs>
+          <w:tab w:val="num" w:pos="2160"/>
+        </w:tabs>
+        <w:ind w:left="2160" w:hanging="360"/>
+      </w:pPr>
+      <w:rPr>
+        <w:rFonts w:ascii="Wingdings" w:hAnsi="Wingdings" w:hint="default"/>
+        <w:sz w:val="20"/>
+      </w:rPr>
+    </w:lvl>
+    <w:lvl w:ilvl="3" w:tentative="1">
+      <w:start w:val="1"/>
+      <w:numFmt w:val="bullet"/>
+      <w:lvlText w:val=""/>
+      <w:lvlJc w:val="left"/>
+      <w:pPr>
+        <w:tabs>
+          <w:tab w:val="num" w:pos="2880"/>
+        </w:tabs>
+        <w:ind w:left="2880" w:hanging="360"/>
+      </w:pPr>
+      <w:rPr>
+        <w:rFonts w:ascii="Wingdings" w:hAnsi="Wingdings" w:hint="default"/>
+        <w:sz w:val="20"/>
+      </w:rPr>
+    </w:lvl>
+    <w:lvl w:ilvl="4" w:tentative="1">
+      <w:start w:val="1"/>
+      <w:numFmt w:val="bullet"/>
+      <w:lvlText w:val=""/>
+      <w:lvlJc w:val="left"/>
+      <w:pPr>
+        <w:tabs>
+          <w:tab w:val="num" w:pos="3600"/>
+        </w:tabs>
+        <w:ind w:left="3600" w:hanging="360"/>
+      </w:pPr>
+      <w:rPr>
+        <w:rFonts w:ascii="Wingdings" w:hAnsi="Wingdings" w:hint="default"/>
+        <w:sz w:val="20"/>
+      </w:rPr>
+    </w:lvl>
+    <w:lvl w:ilvl="5" w:tentative="1">
+      <w:start w:val="1"/>
+      <w:numFmt w:val="bullet"/>
+      <w:lvlText w:val=""/>
+      <w:lvlJc w:val="left"/>
+      <w:pPr>
+        <w:tabs>
+          <w:tab w:val="num" w:pos="4320"/>
+        </w:tabs>
+        <w:ind w:left="4320" w:hanging="360"/>
+      </w:pPr>
+      <w:rPr>
+        <w:rFonts w:ascii="Wingdings" w:hAnsi="Wingdings" w:hint="default"/>
+        <w:sz w:val="20"/>
+      </w:rPr>
+    </w:lvl>
+    <w:lvl w:ilvl="6" w:tentative="1">
+      <w:start w:val="1"/>
+      <w:numFmt w:val="bullet"/>
+      <w:lvlText w:val=""/>
+      <w:lvlJc w:val="left"/>
+      <w:pPr>
+        <w:tabs>
+          <w:tab w:val="num" w:pos="5040"/>
+        </w:tabs>
+        <w:ind w:left="5040" w:hanging="360"/>
+      </w:pPr>
+      <w:rPr>
+        <w:rFonts w:ascii="Wingdings" w:hAnsi="Wingdings" w:hint="default"/>
+        <w:sz w:val="20"/>
+      </w:rPr>
+    </w:lvl>
+    <w:lvl w:ilvl="7" w:tentative="1">
+      <w:start w:val="1"/>
+      <w:numFmt w:val="bullet"/>
+      <w:lvlText w:val=""/>
+      <w:lvlJc w:val="left"/>
+      <w:pPr>
+        <w:tabs>
+          <w:tab w:val="num" w:pos="5760"/>
+        </w:tabs>
+        <w:ind w:left="5760" w:hanging="360"/>
+      </w:pPr>
+      <w:rPr>
+        <w:rFonts w:ascii="Wingdings" w:hAnsi="Wingdings" w:hint="default"/>
+        <w:sz w:val="20"/>
+      </w:rPr>
+    </w:lvl>
+    <w:lvl w:ilvl="8" w:tentative="1">
+      <w:start w:val="1"/>
+      <w:numFmt w:val="bullet"/>
+      <w:lvlText w:val=""/>
+      <w:lvlJc w:val="left"/>
+      <w:pPr>
+        <w:tabs>
+          <w:tab w:val="num" w:pos="6480"/>
+        </w:tabs>
+        <w:ind w:left="6480" w:hanging="360"/>
+      </w:pPr>
+      <w:rPr>
+        <w:rFonts w:ascii="Wingdings" w:hAnsi="Wingdings" w:hint="default"/>
+        <w:sz w:val="20"/>
+      </w:rPr>
+    </w:lvl>
+  </w:abstractNum>
+  <w:abstractNum w:abstractNumId="5" w15:restartNumberingAfterBreak="0">
+    <w:nsid w:val="5AE96AFF"/>
+    <w:multiLevelType w:val="multilevel"/>
+    <w:tmpl w:val="00E48F28"/>
+    <w:lvl w:ilvl="0">
+      <w:start w:val="1"/>
+      <w:numFmt w:val="bullet"/>
+      <w:lvlText w:val=""/>
+      <w:lvlJc w:val="left"/>
+      <w:pPr>
+        <w:tabs>
+          <w:tab w:val="num" w:pos="720"/>
+        </w:tabs>
+        <w:ind w:left="720" w:hanging="360"/>
+      </w:pPr>
+      <w:rPr>
+        <w:rFonts w:ascii="Symbol" w:hAnsi="Symbol" w:hint="default"/>
+        <w:sz w:val="20"/>
+      </w:rPr>
+    </w:lvl>
+    <w:lvl w:ilvl="1">
+      <w:start w:val="1"/>
+      <w:numFmt w:val="bullet"/>
+      <w:lvlText w:val="o"/>
+      <w:lvlJc w:val="left"/>
+      <w:pPr>
+        <w:tabs>
+          <w:tab w:val="num" w:pos="1440"/>
+        </w:tabs>
+        <w:ind w:left="1440" w:hanging="360"/>
+      </w:pPr>
+      <w:rPr>
+        <w:rFonts w:ascii="Courier New" w:hAnsi="Courier New" w:hint="default"/>
+        <w:sz w:val="20"/>
+      </w:rPr>
+    </w:lvl>
+    <w:lvl w:ilvl="2" w:tentative="1">
+      <w:start w:val="1"/>
+      <w:numFmt w:val="bullet"/>
+      <w:lvlText w:val=""/>
+      <w:lvlJc w:val="left"/>
+      <w:pPr>
+        <w:tabs>
+          <w:tab w:val="num" w:pos="2160"/>
+        </w:tabs>
+        <w:ind w:left="2160" w:hanging="360"/>
+      </w:pPr>
+      <w:rPr>
+        <w:rFonts w:ascii="Wingdings" w:hAnsi="Wingdings" w:hint="default"/>
+        <w:sz w:val="20"/>
+      </w:rPr>
+    </w:lvl>
+    <w:lvl w:ilvl="3" w:tentative="1">
+      <w:start w:val="1"/>
+      <w:numFmt w:val="bullet"/>
+      <w:lvlText w:val=""/>
+      <w:lvlJc w:val="left"/>
+      <w:pPr>
+        <w:tabs>
+          <w:tab w:val="num" w:pos="2880"/>
+        </w:tabs>
+        <w:ind w:left="2880" w:hanging="360"/>
+      </w:pPr>
+      <w:rPr>
+        <w:rFonts w:ascii="Wingdings" w:hAnsi="Wingdings" w:hint="default"/>
+        <w:sz w:val="20"/>
+      </w:rPr>
+    </w:lvl>
+    <w:lvl w:ilvl="4" w:tentative="1">
+      <w:start w:val="1"/>
+      <w:numFmt w:val="bullet"/>
+      <w:lvlText w:val=""/>
+      <w:lvlJc w:val="left"/>
+      <w:pPr>
+        <w:tabs>
+          <w:tab w:val="num" w:pos="3600"/>
+        </w:tabs>
+        <w:ind w:left="3600" w:hanging="360"/>
+      </w:pPr>
+      <w:rPr>
+        <w:rFonts w:ascii="Wingdings" w:hAnsi="Wingdings" w:hint="default"/>
+        <w:sz w:val="20"/>
+      </w:rPr>
+    </w:lvl>
+    <w:lvl w:ilvl="5" w:tentative="1">
+      <w:start w:val="1"/>
+      <w:numFmt w:val="bullet"/>
+      <w:lvlText w:val=""/>
+      <w:lvlJc w:val="left"/>
+      <w:pPr>
+        <w:tabs>
+          <w:tab w:val="num" w:pos="4320"/>
+        </w:tabs>
+        <w:ind w:left="4320" w:hanging="360"/>
+      </w:pPr>
+      <w:rPr>
+        <w:rFonts w:ascii="Wingdings" w:hAnsi="Wingdings" w:hint="default"/>
+        <w:sz w:val="20"/>
+      </w:rPr>
+    </w:lvl>
+    <w:lvl w:ilvl="6" w:tentative="1">
+      <w:start w:val="1"/>
+      <w:numFmt w:val="bullet"/>
+      <w:lvlText w:val=""/>
+      <w:lvlJc w:val="left"/>
+      <w:pPr>
+        <w:tabs>
+          <w:tab w:val="num" w:pos="5040"/>
+        </w:tabs>
+        <w:ind w:left="5040" w:hanging="360"/>
+      </w:pPr>
+      <w:rPr>
+        <w:rFonts w:ascii="Wingdings" w:hAnsi="Wingdings" w:hint="default"/>
+        <w:sz w:val="20"/>
+      </w:rPr>
+    </w:lvl>
+    <w:lvl w:ilvl="7" w:tentative="1">
+      <w:start w:val="1"/>
+      <w:numFmt w:val="bullet"/>
+      <w:lvlText w:val=""/>
+      <w:lvlJc w:val="left"/>
+      <w:pPr>
+        <w:tabs>
+          <w:tab w:val="num" w:pos="5760"/>
+        </w:tabs>
+        <w:ind w:left="5760" w:hanging="360"/>
+      </w:pPr>
+      <w:rPr>
+        <w:rFonts w:ascii="Wingdings" w:hAnsi="Wingdings" w:hint="default"/>
+        <w:sz w:val="20"/>
+      </w:rPr>
+    </w:lvl>
+    <w:lvl w:ilvl="8" w:tentative="1">
+      <w:start w:val="1"/>
+      <w:numFmt w:val="bullet"/>
+      <w:lvlText w:val=""/>
+      <w:lvlJc w:val="left"/>
+      <w:pPr>
+        <w:tabs>
+          <w:tab w:val="num" w:pos="6480"/>
+        </w:tabs>
+        <w:ind w:left="6480" w:hanging="360"/>
+      </w:pPr>
+      <w:rPr>
+        <w:rFonts w:ascii="Wingdings" w:hAnsi="Wingdings" w:hint="default"/>
+        <w:sz w:val="20"/>
+      </w:rPr>
+    </w:lvl>
+  </w:abstractNum>
+  <w:abstractNum w:abstractNumId="6" w15:restartNumberingAfterBreak="0">
+    <w:nsid w:val="60BB357B"/>
+    <w:multiLevelType w:val="multilevel"/>
+    <w:tmpl w:val="FE301F28"/>
+    <w:lvl w:ilvl="0">
+      <w:start w:val="1"/>
+      <w:numFmt w:val="bullet"/>
+      <w:lvlText w:val=""/>
+      <w:lvlJc w:val="left"/>
+      <w:pPr>
+        <w:tabs>
+          <w:tab w:val="num" w:pos="720"/>
+        </w:tabs>
+        <w:ind w:left="720" w:hanging="360"/>
+      </w:pPr>
+      <w:rPr>
+        <w:rFonts w:ascii="Symbol" w:hAnsi="Symbol" w:hint="default"/>
+        <w:sz w:val="20"/>
+      </w:rPr>
+    </w:lvl>
+    <w:lvl w:ilvl="1">
+      <w:start w:val="1"/>
+      <w:numFmt w:val="bullet"/>
+      <w:lvlText w:val="o"/>
+      <w:lvlJc w:val="left"/>
+      <w:pPr>
+        <w:tabs>
+          <w:tab w:val="num" w:pos="1440"/>
+        </w:tabs>
+        <w:ind w:left="1440" w:hanging="360"/>
+      </w:pPr>
+      <w:rPr>
+        <w:rFonts w:ascii="Courier New" w:hAnsi="Courier New" w:hint="default"/>
+        <w:sz w:val="20"/>
+      </w:rPr>
+    </w:lvl>
+    <w:lvl w:ilvl="2">
+      <w:start w:val="1"/>
+      <w:numFmt w:val="bullet"/>
+      <w:lvlText w:val=""/>
+      <w:lvlJc w:val="left"/>
+      <w:pPr>
+        <w:tabs>
+          <w:tab w:val="num" w:pos="2160"/>
+        </w:tabs>
+        <w:ind w:left="2160" w:hanging="360"/>
+      </w:pPr>
+      <w:rPr>
+        <w:rFonts w:ascii="Wingdings" w:hAnsi="Wingdings" w:hint="default"/>
+        <w:sz w:val="20"/>
+      </w:rPr>
+    </w:lvl>
+    <w:lvl w:ilvl="3" w:tentative="1">
+      <w:start w:val="1"/>
+      <w:numFmt w:val="bullet"/>
+      <w:lvlText w:val=""/>
+      <w:lvlJc w:val="left"/>
+      <w:pPr>
+        <w:tabs>
+          <w:tab w:val="num" w:pos="2880"/>
+        </w:tabs>
+        <w:ind w:left="2880" w:hanging="360"/>
+      </w:pPr>
+      <w:rPr>
+        <w:rFonts w:ascii="Wingdings" w:hAnsi="Wingdings" w:hint="default"/>
+        <w:sz w:val="20"/>
+      </w:rPr>
+    </w:lvl>
+    <w:lvl w:ilvl="4" w:tentative="1">
+      <w:start w:val="1"/>
+      <w:numFmt w:val="bullet"/>
+      <w:lvlText w:val=""/>
+      <w:lvlJc w:val="left"/>
+      <w:pPr>
+        <w:tabs>
+          <w:tab w:val="num" w:pos="3600"/>
+        </w:tabs>
+        <w:ind w:left="3600" w:hanging="360"/>
+      </w:pPr>
+      <w:rPr>
+        <w:rFonts w:ascii="Wingdings" w:hAnsi="Wingdings" w:hint="default"/>
+        <w:sz w:val="20"/>
+      </w:rPr>
+    </w:lvl>
+    <w:lvl w:ilvl="5" w:tentative="1">
+      <w:start w:val="1"/>
+      <w:numFmt w:val="bullet"/>
+      <w:lvlText w:val=""/>
+      <w:lvlJc w:val="left"/>
+      <w:pPr>
+        <w:tabs>
+          <w:tab w:val="num" w:pos="4320"/>
+        </w:tabs>
+        <w:ind w:left="4320" w:hanging="360"/>
+      </w:pPr>
+      <w:rPr>
+        <w:rFonts w:ascii="Wingdings" w:hAnsi="Wingdings" w:hint="default"/>
+        <w:sz w:val="20"/>
+      </w:rPr>
+    </w:lvl>
+    <w:lvl w:ilvl="6" w:tentative="1">
+      <w:start w:val="1"/>
+      <w:numFmt w:val="bullet"/>
+      <w:lvlText w:val=""/>
+      <w:lvlJc w:val="left"/>
+      <w:pPr>
+        <w:tabs>
+          <w:tab w:val="num" w:pos="5040"/>
+        </w:tabs>
+        <w:ind w:left="5040" w:hanging="360"/>
+      </w:pPr>
+      <w:rPr>
+        <w:rFonts w:ascii="Wingdings" w:hAnsi="Wingdings" w:hint="default"/>
+        <w:sz w:val="20"/>
+      </w:rPr>
+    </w:lvl>
+    <w:lvl w:ilvl="7" w:tentative="1">
+      <w:start w:val="1"/>
+      <w:numFmt w:val="bullet"/>
+      <w:lvlText w:val=""/>
+      <w:lvlJc w:val="left"/>
+      <w:pPr>
+        <w:tabs>
+          <w:tab w:val="num" w:pos="5760"/>
+        </w:tabs>
+        <w:ind w:left="5760" w:hanging="360"/>
+      </w:pPr>
+      <w:rPr>
+        <w:rFonts w:ascii="Wingdings" w:hAnsi="Wingdings" w:hint="default"/>
+        <w:sz w:val="20"/>
+      </w:rPr>
+    </w:lvl>
+    <w:lvl w:ilvl="8" w:tentative="1">
+      <w:start w:val="1"/>
+      <w:numFmt w:val="bullet"/>
+      <w:lvlText w:val=""/>
+      <w:lvlJc w:val="left"/>
+      <w:pPr>
+        <w:tabs>
+          <w:tab w:val="num" w:pos="6480"/>
+        </w:tabs>
+        <w:ind w:left="6480" w:hanging="360"/>
+      </w:pPr>
+      <w:rPr>
+        <w:rFonts w:ascii="Wingdings" w:hAnsi="Wingdings" w:hint="default"/>
+        <w:sz w:val="20"/>
+      </w:rPr>
+    </w:lvl>
+  </w:abstractNum>
+  <w:abstractNum w:abstractNumId="7" w15:restartNumberingAfterBreak="0">
+    <w:nsid w:val="6CF54405"/>
+    <w:multiLevelType w:val="multilevel"/>
+    <w:tmpl w:val="733E7C86"/>
+    <w:lvl w:ilvl="0">
+      <w:start w:val="1"/>
+      <w:numFmt w:val="bullet"/>
+      <w:lvlText w:val=""/>
+      <w:lvlJc w:val="left"/>
+      <w:pPr>
+        <w:tabs>
+          <w:tab w:val="num" w:pos="720"/>
+        </w:tabs>
+        <w:ind w:left="720" w:hanging="360"/>
+      </w:pPr>
+      <w:rPr>
+        <w:rFonts w:ascii="Symbol" w:hAnsi="Symbol" w:hint="default"/>
+        <w:sz w:val="20"/>
+      </w:rPr>
+    </w:lvl>
+    <w:lvl w:ilvl="1" w:tentative="1">
+      <w:start w:val="1"/>
+      <w:numFmt w:val="bullet"/>
+      <w:lvlText w:val="o"/>
+      <w:lvlJc w:val="left"/>
+      <w:pPr>
+        <w:tabs>
+          <w:tab w:val="num" w:pos="1440"/>
+        </w:tabs>
+        <w:ind w:left="1440" w:hanging="360"/>
+      </w:pPr>
+      <w:rPr>
+        <w:rFonts w:ascii="Courier New" w:hAnsi="Courier New" w:hint="default"/>
+        <w:sz w:val="20"/>
+      </w:rPr>
+    </w:lvl>
+    <w:lvl w:ilvl="2" w:tentative="1">
+      <w:start w:val="1"/>
+      <w:numFmt w:val="bullet"/>
+      <w:lvlText w:val=""/>
+      <w:lvlJc w:val="left"/>
+      <w:pPr>
+        <w:tabs>
+          <w:tab w:val="num" w:pos="2160"/>
+        </w:tabs>
+        <w:ind w:left="2160" w:hanging="360"/>
+      </w:pPr>
+      <w:rPr>
+        <w:rFonts w:ascii="Wingdings" w:hAnsi="Wingdings" w:hint="default"/>
+        <w:sz w:val="20"/>
+      </w:rPr>
+    </w:lvl>
+    <w:lvl w:ilvl="3" w:tentative="1">
+      <w:start w:val="1"/>
+      <w:numFmt w:val="bullet"/>
+      <w:lvlText w:val=""/>
+      <w:lvlJc w:val="left"/>
+      <w:pPr>
+        <w:tabs>
+          <w:tab w:val="num" w:pos="2880"/>
+        </w:tabs>
+        <w:ind w:left="2880" w:hanging="360"/>
+      </w:pPr>
+      <w:rPr>
+        <w:rFonts w:ascii="Wingdings" w:hAnsi="Wingdings" w:hint="default"/>
+        <w:sz w:val="20"/>
+      </w:rPr>
+    </w:lvl>
+    <w:lvl w:ilvl="4" w:tentative="1">
+      <w:start w:val="1"/>
+      <w:numFmt w:val="bullet"/>
+      <w:lvlText w:val=""/>
+      <w:lvlJc w:val="left"/>
+      <w:pPr>
+        <w:tabs>
+          <w:tab w:val="num" w:pos="3600"/>
+        </w:tabs>
+        <w:ind w:left="3600" w:hanging="360"/>
+      </w:pPr>
+      <w:rPr>
+        <w:rFonts w:ascii="Wingdings" w:hAnsi="Wingdings" w:hint="default"/>
+        <w:sz w:val="20"/>
+      </w:rPr>
+    </w:lvl>
+    <w:lvl w:ilvl="5" w:tentative="1">
+      <w:start w:val="1"/>
+      <w:numFmt w:val="bullet"/>
+      <w:lvlText w:val=""/>
+      <w:lvlJc w:val="left"/>
+      <w:pPr>
+        <w:tabs>
+          <w:tab w:val="num" w:pos="4320"/>
+        </w:tabs>
+        <w:ind w:left="4320" w:hanging="360"/>
+      </w:pPr>
+      <w:rPr>
+        <w:rFonts w:ascii="Wingdings" w:hAnsi="Wingdings" w:hint="default"/>
+        <w:sz w:val="20"/>
+      </w:rPr>
+    </w:lvl>
+    <w:lvl w:ilvl="6" w:tentative="1">
+      <w:start w:val="1"/>
+      <w:numFmt w:val="bullet"/>
+      <w:lvlText w:val=""/>
+      <w:lvlJc w:val="left"/>
+      <w:pPr>
+        <w:tabs>
+          <w:tab w:val="num" w:pos="5040"/>
+        </w:tabs>
+        <w:ind w:left="5040" w:hanging="360"/>
+      </w:pPr>
+      <w:rPr>
+        <w:rFonts w:ascii="Wingdings" w:hAnsi="Wingdings" w:hint="default"/>
+        <w:sz w:val="20"/>
+      </w:rPr>
+    </w:lvl>
+    <w:lvl w:ilvl="7" w:tentative="1">
+      <w:start w:val="1"/>
+      <w:numFmt w:val="bullet"/>
+      <w:lvlText w:val=""/>
+      <w:lvlJc w:val="left"/>
+      <w:pPr>
+        <w:tabs>
+          <w:tab w:val="num" w:pos="5760"/>
+        </w:tabs>
+        <w:ind w:left="5760" w:hanging="360"/>
+      </w:pPr>
+      <w:rPr>
+        <w:rFonts w:ascii="Wingdings" w:hAnsi="Wingdings" w:hint="default"/>
+        <w:sz w:val="20"/>
+      </w:rPr>
+    </w:lvl>
+    <w:lvl w:ilvl="8" w:tentative="1">
+      <w:start w:val="1"/>
+      <w:numFmt w:val="bullet"/>
+      <w:lvlText w:val=""/>
+      <w:lvlJc w:val="left"/>
+      <w:pPr>
+        <w:tabs>
+          <w:tab w:val="num" w:pos="6480"/>
+        </w:tabs>
+        <w:ind w:left="6480" w:hanging="360"/>
+      </w:pPr>
+      <w:rPr>
+        <w:rFonts w:ascii="Wingdings" w:hAnsi="Wingdings" w:hint="default"/>
+        <w:sz w:val="20"/>
+      </w:rPr>
+    </w:lvl>
+  </w:abstractNum>
+  <w:abstractNum w:abstractNumId="8" w15:restartNumberingAfterBreak="0">
+    <w:nsid w:val="6E5C7D6B"/>
+    <w:multiLevelType w:val="multilevel"/>
+    <w:tmpl w:val="8B220206"/>
+    <w:lvl w:ilvl="0">
+      <w:start w:val="1"/>
+      <w:numFmt w:val="bullet"/>
+      <w:lvlText w:val=""/>
+      <w:lvlJc w:val="left"/>
+      <w:pPr>
+        <w:tabs>
+          <w:tab w:val="num" w:pos="720"/>
+        </w:tabs>
+        <w:ind w:left="720" w:hanging="360"/>
+      </w:pPr>
+      <w:rPr>
+        <w:rFonts w:ascii="Symbol" w:hAnsi="Symbol" w:hint="default"/>
+        <w:sz w:val="20"/>
+      </w:rPr>
+    </w:lvl>
+    <w:lvl w:ilvl="1" w:tentative="1">
+      <w:start w:val="1"/>
+      <w:numFmt w:val="bullet"/>
+      <w:lvlText w:val="o"/>
+      <w:lvlJc w:val="left"/>
+      <w:pPr>
+        <w:tabs>
+          <w:tab w:val="num" w:pos="1440"/>
+        </w:tabs>
+        <w:ind w:left="1440" w:hanging="360"/>
+      </w:pPr>
+      <w:rPr>
+        <w:rFonts w:ascii="Courier New" w:hAnsi="Courier New" w:hint="default"/>
+        <w:sz w:val="20"/>
+      </w:rPr>
+    </w:lvl>
+    <w:lvl w:ilvl="2" w:tentative="1">
+      <w:start w:val="1"/>
+      <w:numFmt w:val="bullet"/>
+      <w:lvlText w:val=""/>
+      <w:lvlJc w:val="left"/>
+      <w:pPr>
+        <w:tabs>
+          <w:tab w:val="num" w:pos="2160"/>
+        </w:tabs>
+        <w:ind w:left="2160" w:hanging="360"/>
+      </w:pPr>
+      <w:rPr>
+        <w:rFonts w:ascii="Wingdings" w:hAnsi="Wingdings" w:hint="default"/>
+        <w:sz w:val="20"/>
+      </w:rPr>
+    </w:lvl>
+    <w:lvl w:ilvl="3" w:tentative="1">
+      <w:start w:val="1"/>
+      <w:numFmt w:val="bullet"/>
+      <w:lvlText w:val=""/>
+      <w:lvlJc w:val="left"/>
+      <w:pPr>
+        <w:tabs>
+          <w:tab w:val="num" w:pos="2880"/>
+        </w:tabs>
+        <w:ind w:left="2880" w:hanging="360"/>
+      </w:pPr>
+      <w:rPr>
+        <w:rFonts w:ascii="Wingdings" w:hAnsi="Wingdings" w:hint="default"/>
+        <w:sz w:val="20"/>
+      </w:rPr>
+    </w:lvl>
+    <w:lvl w:ilvl="4" w:tentative="1">
+      <w:start w:val="1"/>
+      <w:numFmt w:val="bullet"/>
+      <w:lvlText w:val=""/>
+      <w:lvlJc w:val="left"/>
+      <w:pPr>
+        <w:tabs>
+          <w:tab w:val="num" w:pos="3600"/>
+        </w:tabs>
+        <w:ind w:left="3600" w:hanging="360"/>
+      </w:pPr>
+      <w:rPr>
+        <w:rFonts w:ascii="Wingdings" w:hAnsi="Wingdings" w:hint="default"/>
+        <w:sz w:val="20"/>
+      </w:rPr>
+    </w:lvl>
+    <w:lvl w:ilvl="5" w:tentative="1">
+      <w:start w:val="1"/>
+      <w:numFmt w:val="bullet"/>
+      <w:lvlText w:val=""/>
+      <w:lvlJc w:val="left"/>
+      <w:pPr>
+        <w:tabs>
+          <w:tab w:val="num" w:pos="4320"/>
+        </w:tabs>
+        <w:ind w:left="4320" w:hanging="360"/>
+      </w:pPr>
+      <w:rPr>
+        <w:rFonts w:ascii="Wingdings" w:hAnsi="Wingdings" w:hint="default"/>
+        <w:sz w:val="20"/>
+      </w:rPr>
+    </w:lvl>
+    <w:lvl w:ilvl="6" w:tentative="1">
+      <w:start w:val="1"/>
+      <w:numFmt w:val="bullet"/>
+      <w:lvlText w:val=""/>
+      <w:lvlJc w:val="left"/>
+      <w:pPr>
+        <w:tabs>
+          <w:tab w:val="num" w:pos="5040"/>
+        </w:tabs>
+        <w:ind w:left="5040" w:hanging="360"/>
+      </w:pPr>
+      <w:rPr>
+        <w:rFonts w:ascii="Wingdings" w:hAnsi="Wingdings" w:hint="default"/>
+        <w:sz w:val="20"/>
+      </w:rPr>
+    </w:lvl>
+    <w:lvl w:ilvl="7" w:tentative="1">
+      <w:start w:val="1"/>
+      <w:numFmt w:val="bullet"/>
+      <w:lvlText w:val=""/>
+      <w:lvlJc w:val="left"/>
+      <w:pPr>
+        <w:tabs>
+          <w:tab w:val="num" w:pos="5760"/>
+        </w:tabs>
+        <w:ind w:left="5760" w:hanging="360"/>
+      </w:pPr>
+      <w:rPr>
+        <w:rFonts w:ascii="Wingdings" w:hAnsi="Wingdings" w:hint="default"/>
+        <w:sz w:val="20"/>
+      </w:rPr>
+    </w:lvl>
+    <w:lvl w:ilvl="8" w:tentative="1">
+      <w:start w:val="1"/>
+      <w:numFmt w:val="bullet"/>
+      <w:lvlText w:val=""/>
+      <w:lvlJc w:val="left"/>
+      <w:pPr>
+        <w:tabs>
+          <w:tab w:val="num" w:pos="6480"/>
+        </w:tabs>
+        <w:ind w:left="6480" w:hanging="360"/>
+      </w:pPr>
+      <w:rPr>
+        <w:rFonts w:ascii="Wingdings" w:hAnsi="Wingdings" w:hint="default"/>
+        <w:sz w:val="20"/>
+      </w:rPr>
+    </w:lvl>
+  </w:abstractNum>
+  <w:abstractNum w:abstractNumId="9" w15:restartNumberingAfterBreak="0">
+    <w:nsid w:val="7EBF2914"/>
+    <w:multiLevelType w:val="multilevel"/>
+    <w:tmpl w:val="36BE67A4"/>
+    <w:lvl w:ilvl="0">
+      <w:start w:val="1"/>
+      <w:numFmt w:val="bullet"/>
+      <w:lvlText w:val=""/>
+      <w:lvlJc w:val="left"/>
+      <w:pPr>
+        <w:tabs>
+          <w:tab w:val="num" w:pos="720"/>
+        </w:tabs>
+        <w:ind w:left="720" w:hanging="360"/>
+      </w:pPr>
+      <w:rPr>
+        <w:rFonts w:ascii="Symbol" w:hAnsi="Symbol" w:hint="default"/>
+        <w:sz w:val="20"/>
+      </w:rPr>
+    </w:lvl>
+    <w:lvl w:ilvl="1">
+      <w:start w:val="1"/>
+      <w:numFmt w:val="bullet"/>
+      <w:lvlText w:val="o"/>
+      <w:lvlJc w:val="left"/>
+      <w:pPr>
+        <w:tabs>
+          <w:tab w:val="num" w:pos="1440"/>
+        </w:tabs>
+        <w:ind w:left="1440" w:hanging="360"/>
+      </w:pPr>
+      <w:rPr>
+        <w:rFonts w:ascii="Courier New" w:hAnsi="Courier New" w:hint="default"/>
+        <w:sz w:val="20"/>
+      </w:rPr>
+    </w:lvl>
+    <w:lvl w:ilvl="2" w:tentative="1">
+      <w:start w:val="1"/>
+      <w:numFmt w:val="bullet"/>
+      <w:lvlText w:val=""/>
+      <w:lvlJc w:val="left"/>
+      <w:pPr>
+        <w:tabs>
+          <w:tab w:val="num" w:pos="2160"/>
+        </w:tabs>
+        <w:ind w:left="2160" w:hanging="360"/>
+      </w:pPr>
+      <w:rPr>
+        <w:rFonts w:ascii="Wingdings" w:hAnsi="Wingdings" w:hint="default"/>
+        <w:sz w:val="20"/>
+      </w:rPr>
+    </w:lvl>
+    <w:lvl w:ilvl="3" w:tentative="1">
+      <w:start w:val="1"/>
+      <w:numFmt w:val="bullet"/>
+      <w:lvlText w:val=""/>
+      <w:lvlJc w:val="left"/>
+      <w:pPr>
+        <w:tabs>
+          <w:tab w:val="num" w:pos="2880"/>
+        </w:tabs>
+        <w:ind w:left="2880" w:hanging="360"/>
+      </w:pPr>
+      <w:rPr>
+        <w:rFonts w:ascii="Wingdings" w:hAnsi="Wingdings" w:hint="default"/>
+        <w:sz w:val="20"/>
+      </w:rPr>
+    </w:lvl>
+    <w:lvl w:ilvl="4" w:tentative="1">
+      <w:start w:val="1"/>
+      <w:numFmt w:val="bullet"/>
+      <w:lvlText w:val=""/>
+      <w:lvlJc w:val="left"/>
+      <w:pPr>
+        <w:tabs>
+          <w:tab w:val="num" w:pos="3600"/>
+        </w:tabs>
+        <w:ind w:left="3600" w:hanging="360"/>
+      </w:pPr>
+      <w:rPr>
+        <w:rFonts w:ascii="Wingdings" w:hAnsi="Wingdings" w:hint="default"/>
+        <w:sz w:val="20"/>
+      </w:rPr>
+    </w:lvl>
+    <w:lvl w:ilvl="5" w:tentative="1">
+      <w:start w:val="1"/>
+      <w:numFmt w:val="bullet"/>
+      <w:lvlText w:val=""/>
+      <w:lvlJc w:val="left"/>
+      <w:pPr>
+        <w:tabs>
+          <w:tab w:val="num" w:pos="4320"/>
+        </w:tabs>
+        <w:ind w:left="4320" w:hanging="360"/>
+      </w:pPr>
+      <w:rPr>
+        <w:rFonts w:ascii="Wingdings" w:hAnsi="Wingdings" w:hint="default"/>
+        <w:sz w:val="20"/>
+      </w:rPr>
+    </w:lvl>
+    <w:lvl w:ilvl="6" w:tentative="1">
+      <w:start w:val="1"/>
+      <w:numFmt w:val="bullet"/>
+      <w:lvlText w:val=""/>
+      <w:lvlJc w:val="left"/>
+      <w:pPr>
+        <w:tabs>
+          <w:tab w:val="num" w:pos="5040"/>
+        </w:tabs>
+        <w:ind w:left="5040" w:hanging="360"/>
+      </w:pPr>
+      <w:rPr>
+        <w:rFonts w:ascii="Wingdings" w:hAnsi="Wingdings" w:hint="default"/>
+        <w:sz w:val="20"/>
+      </w:rPr>
+    </w:lvl>
+    <w:lvl w:ilvl="7" w:tentative="1">
+      <w:start w:val="1"/>
+      <w:numFmt w:val="bullet"/>
+      <w:lvlText w:val=""/>
+      <w:lvlJc w:val="left"/>
+      <w:pPr>
+        <w:tabs>
+          <w:tab w:val="num" w:pos="5760"/>
+        </w:tabs>
+        <w:ind w:left="5760" w:hanging="360"/>
+      </w:pPr>
+      <w:rPr>
+        <w:rFonts w:ascii="Wingdings" w:hAnsi="Wingdings" w:hint="default"/>
+        <w:sz w:val="20"/>
+      </w:rPr>
+    </w:lvl>
+    <w:lvl w:ilvl="8" w:tentative="1">
+      <w:start w:val="1"/>
+      <w:numFmt w:val="bullet"/>
+      <w:lvlText w:val=""/>
+      <w:lvlJc w:val="left"/>
+      <w:pPr>
+        <w:tabs>
+          <w:tab w:val="num" w:pos="6480"/>
+        </w:tabs>
+        <w:ind w:left="6480" w:hanging="360"/>
+      </w:pPr>
+      <w:rPr>
+        <w:rFonts w:ascii="Wingdings" w:hAnsi="Wingdings" w:hint="default"/>
+        <w:sz w:val="20"/>
+      </w:rPr>
+    </w:lvl>
+  </w:abstractNum>
+  <w:num w:numId="1" w16cid:durableId="1133133058">
+    <w:abstractNumId w:val="5"/>
+  </w:num>
+  <w:num w:numId="2" w16cid:durableId="110630882">
+    <w:abstractNumId w:val="2"/>
+  </w:num>
+  <w:num w:numId="3" w16cid:durableId="1309750620">
+    <w:abstractNumId w:val="7"/>
+  </w:num>
+  <w:num w:numId="4" w16cid:durableId="1526015205">
+    <w:abstractNumId w:val="4"/>
+  </w:num>
+  <w:num w:numId="5" w16cid:durableId="1875269493">
+    <w:abstractNumId w:val="1"/>
+  </w:num>
+  <w:num w:numId="6" w16cid:durableId="871767647">
+    <w:abstractNumId w:val="9"/>
+  </w:num>
+  <w:num w:numId="7" w16cid:durableId="1528451065">
+    <w:abstractNumId w:val="6"/>
+  </w:num>
+  <w:num w:numId="8" w16cid:durableId="1280532769">
+    <w:abstractNumId w:val="3"/>
+  </w:num>
+  <w:num w:numId="9" w16cid:durableId="2121222604">
+    <w:abstractNumId w:val="0"/>
+  </w:num>
+  <w:num w:numId="10" w16cid:durableId="1972854835">
+    <w:abstractNumId w:val="8"/>
+  </w:num>
+</w:numbering>
 </file>
 
 <file path=word/styles.xml><?xml version="1.0" encoding="utf-8"?>

--- a/AWS-Practices/AWS-Commands-Steps.docx
+++ b/AWS-Practices/AWS-Commands-Steps.docx
@@ -3,1553 +3,1808 @@
 <w:document xmlns:wpc="http://schemas.microsoft.com/office/word/2010/wordprocessingCanvas" xmlns:cx="http://schemas.microsoft.com/office/drawing/2014/chartex" xmlns:cx1="http://schemas.microsoft.com/office/drawing/2015/9/8/chartex" xmlns:cx2="http://schemas.microsoft.com/office/drawing/2015/10/21/chartex" xmlns:cx3="http://schemas.microsoft.com/office/drawing/2016/5/9/chartex" xmlns:cx4="http://schemas.microsoft.com/office/drawing/2016/5/10/chartex" xmlns:cx5="http://schemas.microsoft.com/office/drawing/2016/5/11/chartex" xmlns:cx6="http://schemas.microsoft.com/office/drawing/2016/5/12/chartex" xmlns:cx7="http://schemas.microsoft.com/office/drawing/2016/5/13/chartex" xmlns:cx8="http://schemas.microsoft.com/office/drawing/2016/5/14/chartex" xmlns:mc="http://schemas.openxmlformats.org/markup-compatibility/2006" xmlns:aink="http://schemas.microsoft.com/office/drawing/2016/ink" xmlns:am3d="http://schemas.microsoft.com/office/drawing/2017/model3d" xmlns:o="urn:schemas-microsoft-com:office:office" xmlns:oel="http://schemas.microsoft.com/office/2019/extlst" xmlns:r="http://schemas.openxmlformats.org/officeDocument/2006/relationships" xmlns:m="http://schemas.openxmlformats.org/officeDocument/2006/math" xmlns:v="urn:schemas-microsoft-com:vml" xmlns:wp14="http://schemas.microsoft.com/office/word/2010/wordprocessingDrawing" xmlns:wp="http://schemas.openxmlformats.org/drawingml/2006/wordprocessingDrawing" xmlns:w10="urn:schemas-microsoft-com:office:word" xmlns:w="http://schemas.openxmlformats.org/wordprocessingml/2006/main" xmlns:w14="http://schemas.microsoft.com/office/word/2010/wordml" xmlns:w15="http://schemas.microsoft.com/office/word/2012/wordml" xmlns:w16cex="http://schemas.microsoft.com/office/word/2018/wordml/cex" xmlns:w16cid="http://schemas.microsoft.com/office/word/2016/wordml/cid" xmlns:w16="http://schemas.microsoft.com/office/word/2018/wordml" xmlns:w16du="http://schemas.microsoft.com/office/word/2023/wordml/word16du" xmlns:w16sdtdh="http://schemas.microsoft.com/office/word/2020/wordml/sdtdatahash" xmlns:w16sdtfl="http://schemas.microsoft.com/office/word/2024/wordml/sdtformatlock" xmlns:w16se="http://schemas.microsoft.com/office/word/2015/wordml/symex" xmlns:wpg="http://schemas.microsoft.com/office/word/2010/wordprocessingGroup" xmlns:wpi="http://schemas.microsoft.com/office/word/2010/wordprocessingInk" xmlns:wne="http://schemas.microsoft.com/office/word/2006/wordml" xmlns:wps="http://schemas.microsoft.com/office/word/2010/wordprocessingShape" mc:Ignorable="w14 w15 w16se w16cid w16 w16cex w16sdtdh w16sdtfl w16du wp14">
   <w:body>
     <w:p>
-      <w:pPr>
+      <w:r>
         <w:rPr>
-          <w:b/>
-          <w:bCs/>
+          <w:rFonts w:ascii="Segoe UI Emoji" w:hAnsi="Segoe UI Emoji" w:cs="Segoe UI Emoji"/>
         </w:rPr>
-      </w:pPr>
+        <w:t>🚀</w:t>
+      </w:r>
+      <w:r>
+        <w:t xml:space="preserve"> End-to-End EKS Deployment Guide</w:t>
+      </w:r>
+    </w:p>
+    <w:p>
+      <w:r>
+        <w:t>1. Define IAM Trust Policies</w:t>
+      </w:r>
+    </w:p>
+    <w:p>
+      <w:r>
+        <w:t>Create trust policies for cluster and nodes.</w:t>
+      </w:r>
+    </w:p>
+    <w:p>
+      <w:r>
+        <w:t>bash</w:t>
+      </w:r>
+    </w:p>
+    <w:p>
+      <w:r>
+        <w:t xml:space="preserve">nano </w:t>
+      </w:r>
+      <w:proofErr w:type="spellStart"/>
+      <w:r>
+        <w:t>eks</w:t>
+      </w:r>
+      <w:proofErr w:type="spellEnd"/>
+      <w:r>
+        <w:t>-cluster-trust-</w:t>
+      </w:r>
+      <w:proofErr w:type="spellStart"/>
+      <w:proofErr w:type="gramStart"/>
+      <w:r>
+        <w:t>policy.json</w:t>
+      </w:r>
+      <w:proofErr w:type="spellEnd"/>
+      <w:proofErr w:type="gramEnd"/>
+    </w:p>
+    <w:p>
+      <w:r>
+        <w:t xml:space="preserve">nano </w:t>
+      </w:r>
+      <w:proofErr w:type="spellStart"/>
+      <w:r>
+        <w:t>eks</w:t>
+      </w:r>
+      <w:proofErr w:type="spellEnd"/>
+      <w:r>
+        <w:t>-node-trust-</w:t>
+      </w:r>
+      <w:proofErr w:type="spellStart"/>
+      <w:proofErr w:type="gramStart"/>
+      <w:r>
+        <w:t>policy.json</w:t>
+      </w:r>
+      <w:proofErr w:type="spellEnd"/>
+      <w:proofErr w:type="gramEnd"/>
+    </w:p>
+    <w:p>
+      <w:r>
+        <w:t>Cluster trust policy:</w:t>
+      </w:r>
+    </w:p>
+    <w:p>
+      <w:proofErr w:type="spellStart"/>
+      <w:r>
+        <w:t>json</w:t>
+      </w:r>
+      <w:proofErr w:type="spellEnd"/>
+    </w:p>
+    <w:p>
+      <w:r>
+        <w:t>{</w:t>
+      </w:r>
+    </w:p>
+    <w:p>
+      <w:r>
+        <w:t xml:space="preserve">  "Version": "2012-10-17",</w:t>
+      </w:r>
+    </w:p>
+    <w:p>
+      <w:r>
+        <w:t xml:space="preserve">  "Statement": [</w:t>
+      </w:r>
+    </w:p>
+    <w:p>
+      <w:r>
+        <w:t xml:space="preserve">    </w:t>
+      </w:r>
+      <w:proofErr w:type="gramStart"/>
+      <w:r>
+        <w:t>{ "</w:t>
+      </w:r>
+      <w:proofErr w:type="gramEnd"/>
+      <w:r>
+        <w:t xml:space="preserve">Effect": "Allow", "Principal": </w:t>
+      </w:r>
+      <w:proofErr w:type="gramStart"/>
+      <w:r>
+        <w:t>{ "</w:t>
+      </w:r>
+      <w:proofErr w:type="gramEnd"/>
+      <w:r>
+        <w:t>Service": "eks.amazonaws.com</w:t>
+      </w:r>
+      <w:proofErr w:type="gramStart"/>
+      <w:r>
+        <w:t>" }</w:t>
+      </w:r>
+      <w:proofErr w:type="gramEnd"/>
+      <w:r>
+        <w:t>, "Action": "</w:t>
+      </w:r>
+      <w:proofErr w:type="spellStart"/>
+      <w:proofErr w:type="gramStart"/>
+      <w:r>
+        <w:t>sts:AssumeRole</w:t>
+      </w:r>
+      <w:proofErr w:type="spellEnd"/>
+      <w:r>
+        <w:t>" }</w:t>
+      </w:r>
+      <w:proofErr w:type="gramEnd"/>
+    </w:p>
+    <w:p>
+      <w:r>
+        <w:t xml:space="preserve">  ]</w:t>
+      </w:r>
+    </w:p>
+    <w:p>
+      <w:r>
+        <w:t>}</w:t>
+      </w:r>
+    </w:p>
+    <w:p>
+      <w:r>
+        <w:t>Node trust policy:</w:t>
+      </w:r>
+    </w:p>
+    <w:p>
+      <w:proofErr w:type="spellStart"/>
+      <w:r>
+        <w:t>json</w:t>
+      </w:r>
+      <w:proofErr w:type="spellEnd"/>
+    </w:p>
+    <w:p>
+      <w:r>
+        <w:t>{</w:t>
+      </w:r>
+    </w:p>
+    <w:p>
+      <w:r>
+        <w:t xml:space="preserve">  "Version": "2012-10-17",</w:t>
+      </w:r>
+    </w:p>
+    <w:p>
+      <w:r>
+        <w:t xml:space="preserve">  "Statement": [</w:t>
+      </w:r>
+    </w:p>
+    <w:p>
+      <w:r>
+        <w:t xml:space="preserve">    </w:t>
+      </w:r>
+      <w:proofErr w:type="gramStart"/>
+      <w:r>
+        <w:t>{ "</w:t>
+      </w:r>
+      <w:proofErr w:type="gramEnd"/>
+      <w:r>
+        <w:t xml:space="preserve">Effect": "Allow", "Principal": </w:t>
+      </w:r>
+      <w:proofErr w:type="gramStart"/>
+      <w:r>
+        <w:t>{ "</w:t>
+      </w:r>
+      <w:proofErr w:type="gramEnd"/>
+      <w:r>
+        <w:t>Service": "ec2.amazonaws.com</w:t>
+      </w:r>
+      <w:proofErr w:type="gramStart"/>
+      <w:r>
+        <w:t>" }</w:t>
+      </w:r>
+      <w:proofErr w:type="gramEnd"/>
+      <w:r>
+        <w:t>, "Action": "</w:t>
+      </w:r>
+      <w:proofErr w:type="spellStart"/>
+      <w:proofErr w:type="gramStart"/>
+      <w:r>
+        <w:t>sts:AssumeRole</w:t>
+      </w:r>
+      <w:proofErr w:type="spellEnd"/>
+      <w:r>
+        <w:t>" }</w:t>
+      </w:r>
+      <w:proofErr w:type="gramEnd"/>
+    </w:p>
+    <w:p>
+      <w:r>
+        <w:t xml:space="preserve">  ]</w:t>
+      </w:r>
+    </w:p>
+    <w:p>
+      <w:r>
+        <w:t>}</w:t>
+      </w:r>
+    </w:p>
+    <w:p>
+      <w:r>
+        <w:t>Verify:</w:t>
+      </w:r>
+    </w:p>
+    <w:p>
+      <w:r>
+        <w:t>bash</w:t>
+      </w:r>
+    </w:p>
+    <w:p>
+      <w:r>
+        <w:t xml:space="preserve">test -f </w:t>
+      </w:r>
+      <w:proofErr w:type="spellStart"/>
+      <w:r>
+        <w:t>eks</w:t>
+      </w:r>
+      <w:proofErr w:type="spellEnd"/>
+      <w:r>
+        <w:t>-cluster-trust-</w:t>
+      </w:r>
+      <w:proofErr w:type="spellStart"/>
+      <w:proofErr w:type="gramStart"/>
+      <w:r>
+        <w:t>policy.json</w:t>
+      </w:r>
+      <w:proofErr w:type="spellEnd"/>
+      <w:proofErr w:type="gramEnd"/>
+      <w:r>
+        <w:t xml:space="preserve"> &amp;&amp; echo "Cluster policy exists"</w:t>
+      </w:r>
+    </w:p>
+    <w:p>
+      <w:r>
+        <w:t xml:space="preserve">test -f </w:t>
+      </w:r>
+      <w:proofErr w:type="spellStart"/>
+      <w:r>
+        <w:t>eks</w:t>
+      </w:r>
+      <w:proofErr w:type="spellEnd"/>
+      <w:r>
+        <w:t>-node-trust-</w:t>
+      </w:r>
+      <w:proofErr w:type="spellStart"/>
+      <w:proofErr w:type="gramStart"/>
+      <w:r>
+        <w:t>policy.json</w:t>
+      </w:r>
+      <w:proofErr w:type="spellEnd"/>
+      <w:proofErr w:type="gramEnd"/>
+      <w:r>
+        <w:t xml:space="preserve"> &amp;&amp; echo "Node policy exists"</w:t>
+      </w:r>
+    </w:p>
+    <w:p>
+      <w:r>
+        <w:lastRenderedPageBreak/>
+        <w:t>Expected Output:</w:t>
+      </w:r>
+    </w:p>
+    <w:p>
+      <w:r>
+        <w:t>Code</w:t>
+      </w:r>
+    </w:p>
+    <w:p>
+      <w:r>
+        <w:t>Cluster policy exists</w:t>
+      </w:r>
+    </w:p>
+    <w:p>
+      <w:r>
+        <w:t>Node policy exists</w:t>
+      </w:r>
+    </w:p>
+    <w:p>
+      <w:r>
+        <w:t>2. Create IAM Roles</w:t>
+      </w:r>
+    </w:p>
+    <w:p>
+      <w:r>
+        <w:t>Cluster role:</w:t>
+      </w:r>
+    </w:p>
+    <w:p>
+      <w:r>
+        <w:t>bash</w:t>
+      </w:r>
+    </w:p>
+    <w:p>
+      <w:proofErr w:type="spellStart"/>
+      <w:r>
+        <w:t>aws</w:t>
+      </w:r>
+      <w:proofErr w:type="spellEnd"/>
+      <w:r>
+        <w:t xml:space="preserve"> </w:t>
+      </w:r>
+      <w:proofErr w:type="spellStart"/>
+      <w:r>
+        <w:t>iam</w:t>
+      </w:r>
+      <w:proofErr w:type="spellEnd"/>
+      <w:r>
+        <w:t xml:space="preserve"> create-role --role-name eksClusterRole-ap-south-2 --assume-role-policy-document file://eks-cluster-trust-policy.json</w:t>
+      </w:r>
+    </w:p>
+    <w:p>
+      <w:proofErr w:type="spellStart"/>
+      <w:r>
+        <w:t>aws</w:t>
+      </w:r>
+      <w:proofErr w:type="spellEnd"/>
+      <w:r>
+        <w:t xml:space="preserve"> </w:t>
+      </w:r>
+      <w:proofErr w:type="spellStart"/>
+      <w:r>
+        <w:t>iam</w:t>
+      </w:r>
+      <w:proofErr w:type="spellEnd"/>
+      <w:r>
+        <w:t xml:space="preserve"> attach-role-policy --role-name eksClusterRole-ap-south-2 --policy-</w:t>
+      </w:r>
+      <w:proofErr w:type="spellStart"/>
+      <w:r>
+        <w:t>arn</w:t>
+      </w:r>
+      <w:proofErr w:type="spellEnd"/>
+      <w:r>
+        <w:t xml:space="preserve"> </w:t>
+      </w:r>
+      <w:proofErr w:type="spellStart"/>
+      <w:proofErr w:type="gramStart"/>
+      <w:r>
+        <w:t>arn:aws</w:t>
+      </w:r>
+      <w:proofErr w:type="gramEnd"/>
+      <w:r>
+        <w:t>:</w:t>
+      </w:r>
+      <w:proofErr w:type="gramStart"/>
+      <w:r>
+        <w:t>iam</w:t>
+      </w:r>
+      <w:proofErr w:type="spellEnd"/>
+      <w:r>
+        <w:t>::</w:t>
+      </w:r>
+      <w:proofErr w:type="spellStart"/>
+      <w:r>
+        <w:t>aws:policy</w:t>
+      </w:r>
+      <w:proofErr w:type="spellEnd"/>
+      <w:proofErr w:type="gramEnd"/>
+      <w:r>
+        <w:t>/</w:t>
+      </w:r>
+      <w:proofErr w:type="spellStart"/>
+      <w:r>
+        <w:t>AmazonEKSClusterPolicy</w:t>
+      </w:r>
+      <w:proofErr w:type="spellEnd"/>
+    </w:p>
+    <w:p>
+      <w:r>
+        <w:t>Node role:</w:t>
+      </w:r>
+    </w:p>
+    <w:p>
+      <w:r>
+        <w:t>bash</w:t>
+      </w:r>
+    </w:p>
+    <w:p>
+      <w:proofErr w:type="spellStart"/>
+      <w:r>
+        <w:t>aws</w:t>
+      </w:r>
+      <w:proofErr w:type="spellEnd"/>
+      <w:r>
+        <w:t xml:space="preserve"> </w:t>
+      </w:r>
+      <w:proofErr w:type="spellStart"/>
+      <w:r>
+        <w:t>iam</w:t>
+      </w:r>
+      <w:proofErr w:type="spellEnd"/>
+      <w:r>
+        <w:t xml:space="preserve"> create-role --role-name eksNodeRole-ap-south-2 --assume-role-policy-document file://eks-node-trust-policy.json</w:t>
+      </w:r>
+    </w:p>
+    <w:p>
+      <w:proofErr w:type="spellStart"/>
+      <w:r>
+        <w:t>aws</w:t>
+      </w:r>
+      <w:proofErr w:type="spellEnd"/>
+      <w:r>
+        <w:t xml:space="preserve"> </w:t>
+      </w:r>
+      <w:proofErr w:type="spellStart"/>
+      <w:r>
+        <w:t>iam</w:t>
+      </w:r>
+      <w:proofErr w:type="spellEnd"/>
+      <w:r>
+        <w:t xml:space="preserve"> attach-role-policy --role-name eksNodeRole-ap-south-2 --policy-</w:t>
+      </w:r>
+      <w:proofErr w:type="spellStart"/>
+      <w:r>
+        <w:t>arn</w:t>
+      </w:r>
+      <w:proofErr w:type="spellEnd"/>
+      <w:r>
+        <w:t xml:space="preserve"> </w:t>
+      </w:r>
+      <w:proofErr w:type="spellStart"/>
+      <w:proofErr w:type="gramStart"/>
+      <w:r>
+        <w:t>arn:aws</w:t>
+      </w:r>
+      <w:proofErr w:type="gramEnd"/>
+      <w:r>
+        <w:t>:</w:t>
+      </w:r>
+      <w:proofErr w:type="gramStart"/>
+      <w:r>
+        <w:t>iam</w:t>
+      </w:r>
+      <w:proofErr w:type="spellEnd"/>
+      <w:r>
+        <w:t>::</w:t>
+      </w:r>
+      <w:proofErr w:type="spellStart"/>
+      <w:r>
+        <w:t>aws:policy</w:t>
+      </w:r>
+      <w:proofErr w:type="spellEnd"/>
+      <w:proofErr w:type="gramEnd"/>
+      <w:r>
+        <w:t>/AmazonEKSWorkerNodePolicy</w:t>
+      </w:r>
+    </w:p>
+    <w:p>
+      <w:proofErr w:type="spellStart"/>
+      <w:r>
+        <w:t>aws</w:t>
+      </w:r>
+      <w:proofErr w:type="spellEnd"/>
+      <w:r>
+        <w:t xml:space="preserve"> </w:t>
+      </w:r>
+      <w:proofErr w:type="spellStart"/>
+      <w:r>
+        <w:t>iam</w:t>
+      </w:r>
+      <w:proofErr w:type="spellEnd"/>
+      <w:r>
+        <w:t xml:space="preserve"> attach-role-policy --role-name eksNodeRole-ap-south-2 --policy-</w:t>
+      </w:r>
+      <w:proofErr w:type="spellStart"/>
+      <w:r>
+        <w:t>arn</w:t>
+      </w:r>
+      <w:proofErr w:type="spellEnd"/>
+      <w:r>
+        <w:t xml:space="preserve"> </w:t>
+      </w:r>
+      <w:proofErr w:type="spellStart"/>
+      <w:proofErr w:type="gramStart"/>
+      <w:r>
+        <w:t>arn:aws</w:t>
+      </w:r>
+      <w:proofErr w:type="gramEnd"/>
+      <w:r>
+        <w:t>:</w:t>
+      </w:r>
+      <w:proofErr w:type="gramStart"/>
+      <w:r>
+        <w:t>iam</w:t>
+      </w:r>
+      <w:proofErr w:type="spellEnd"/>
+      <w:r>
+        <w:t>::</w:t>
+      </w:r>
+      <w:proofErr w:type="spellStart"/>
+      <w:r>
+        <w:t>aws:policy</w:t>
+      </w:r>
+      <w:proofErr w:type="spellEnd"/>
+      <w:proofErr w:type="gramEnd"/>
+      <w:r>
+        <w:t>/AmazonEC2ContainerRegistryReadOnly</w:t>
+      </w:r>
+    </w:p>
+    <w:p>
+      <w:proofErr w:type="spellStart"/>
+      <w:r>
+        <w:t>aws</w:t>
+      </w:r>
+      <w:proofErr w:type="spellEnd"/>
+      <w:r>
+        <w:t xml:space="preserve"> </w:t>
+      </w:r>
+      <w:proofErr w:type="spellStart"/>
+      <w:r>
+        <w:t>iam</w:t>
+      </w:r>
+      <w:proofErr w:type="spellEnd"/>
+      <w:r>
+        <w:t xml:space="preserve"> attach-role-policy --role-name eksNodeRole-ap-south-2 --policy-</w:t>
+      </w:r>
+      <w:proofErr w:type="spellStart"/>
+      <w:r>
+        <w:t>arn</w:t>
+      </w:r>
+      <w:proofErr w:type="spellEnd"/>
+      <w:r>
+        <w:t xml:space="preserve"> </w:t>
+      </w:r>
+      <w:proofErr w:type="spellStart"/>
+      <w:proofErr w:type="gramStart"/>
+      <w:r>
+        <w:t>arn:aws</w:t>
+      </w:r>
+      <w:proofErr w:type="gramEnd"/>
+      <w:r>
+        <w:t>:</w:t>
+      </w:r>
+      <w:proofErr w:type="gramStart"/>
+      <w:r>
+        <w:t>iam</w:t>
+      </w:r>
+      <w:proofErr w:type="spellEnd"/>
+      <w:r>
+        <w:t>::</w:t>
+      </w:r>
+      <w:proofErr w:type="spellStart"/>
+      <w:r>
+        <w:t>aws:policy</w:t>
+      </w:r>
+      <w:proofErr w:type="spellEnd"/>
+      <w:proofErr w:type="gramEnd"/>
+      <w:r>
+        <w:t>/</w:t>
+      </w:r>
+      <w:proofErr w:type="spellStart"/>
+      <w:r>
+        <w:t>AmazonEKS_CNI_Policy</w:t>
+      </w:r>
+      <w:proofErr w:type="spellEnd"/>
+    </w:p>
+    <w:p>
+      <w:r>
+        <w:t>Verify:</w:t>
+      </w:r>
+    </w:p>
+    <w:p>
+      <w:r>
+        <w:t>bash</w:t>
+      </w:r>
+    </w:p>
+    <w:p>
+      <w:proofErr w:type="spellStart"/>
+      <w:r>
+        <w:t>aws</w:t>
+      </w:r>
+      <w:proofErr w:type="spellEnd"/>
+      <w:r>
+        <w:t xml:space="preserve"> </w:t>
+      </w:r>
+      <w:proofErr w:type="spellStart"/>
+      <w:r>
+        <w:t>iam</w:t>
+      </w:r>
+      <w:proofErr w:type="spellEnd"/>
+      <w:r>
+        <w:t xml:space="preserve"> list-roles | grep eksClusterRole-ap-south-2</w:t>
+      </w:r>
+    </w:p>
+    <w:p>
+      <w:proofErr w:type="spellStart"/>
+      <w:r>
+        <w:t>aws</w:t>
+      </w:r>
+      <w:proofErr w:type="spellEnd"/>
+      <w:r>
+        <w:t xml:space="preserve"> </w:t>
+      </w:r>
+      <w:proofErr w:type="spellStart"/>
+      <w:r>
+        <w:t>iam</w:t>
+      </w:r>
+      <w:proofErr w:type="spellEnd"/>
+      <w:r>
+        <w:t xml:space="preserve"> list-roles | grep eksNodeRole-ap-south-2</w:t>
+      </w:r>
+    </w:p>
+    <w:p>
+      <w:r>
+        <w:t>Expected Output:</w:t>
+      </w:r>
+    </w:p>
+    <w:p>
+      <w:r>
+        <w:t>Code</w:t>
+      </w:r>
+    </w:p>
+    <w:p>
+      <w:r>
+        <w:t>"</w:t>
+      </w:r>
+      <w:proofErr w:type="spellStart"/>
+      <w:r>
+        <w:t>RoleName</w:t>
+      </w:r>
+      <w:proofErr w:type="spellEnd"/>
+      <w:r>
+        <w:t>": "eksClusterRole-ap-south-2"</w:t>
+      </w:r>
+    </w:p>
+    <w:p>
+      <w:r>
+        <w:t>"</w:t>
+      </w:r>
+      <w:proofErr w:type="spellStart"/>
+      <w:r>
+        <w:t>RoleName</w:t>
+      </w:r>
+      <w:proofErr w:type="spellEnd"/>
+      <w:r>
+        <w:t>": "eksNodeRole-ap-south-2"</w:t>
+      </w:r>
+    </w:p>
+    <w:p>
+      <w:r>
+        <w:t>3. Create EKS Cluster</w:t>
+      </w:r>
+    </w:p>
+    <w:p>
+      <w:r>
+        <w:lastRenderedPageBreak/>
+        <w:t>bash</w:t>
+      </w:r>
+    </w:p>
+    <w:p>
+      <w:proofErr w:type="spellStart"/>
+      <w:r>
+        <w:t>aws</w:t>
+      </w:r>
+      <w:proofErr w:type="spellEnd"/>
+      <w:r>
+        <w:t xml:space="preserve"> </w:t>
+      </w:r>
+      <w:proofErr w:type="spellStart"/>
+      <w:r>
+        <w:t>eks</w:t>
+      </w:r>
+      <w:proofErr w:type="spellEnd"/>
+      <w:r>
+        <w:t xml:space="preserve"> create-cluster \</w:t>
+      </w:r>
+    </w:p>
+    <w:p>
+      <w:r>
+        <w:t xml:space="preserve">  --name my-eks-cluster-1 \</w:t>
+      </w:r>
+    </w:p>
+    <w:p>
+      <w:r>
+        <w:t xml:space="preserve">  --region ap-south-2 \</w:t>
+      </w:r>
+    </w:p>
+    <w:p>
+      <w:r>
+        <w:t xml:space="preserve">  --role-</w:t>
+      </w:r>
+      <w:proofErr w:type="spellStart"/>
+      <w:r>
+        <w:t>arn</w:t>
+      </w:r>
+      <w:proofErr w:type="spellEnd"/>
+      <w:r>
+        <w:t xml:space="preserve"> </w:t>
+      </w:r>
+      <w:proofErr w:type="spellStart"/>
+      <w:proofErr w:type="gramStart"/>
+      <w:r>
+        <w:t>arn:aws</w:t>
+      </w:r>
+      <w:proofErr w:type="gramEnd"/>
+      <w:r>
+        <w:t>:</w:t>
+      </w:r>
+      <w:proofErr w:type="gramStart"/>
+      <w:r>
+        <w:t>iam</w:t>
+      </w:r>
+      <w:proofErr w:type="spellEnd"/>
+      <w:r>
+        <w:t>::491799435544:role</w:t>
+      </w:r>
+      <w:proofErr w:type="gramEnd"/>
+      <w:r>
+        <w:t>/eksClusterRole-ap-south-2 \</w:t>
+      </w:r>
+    </w:p>
+    <w:p>
+      <w:r>
+        <w:t xml:space="preserve">  --resources-</w:t>
+      </w:r>
+      <w:proofErr w:type="spellStart"/>
+      <w:r>
+        <w:t>vpc</w:t>
+      </w:r>
+      <w:proofErr w:type="spellEnd"/>
+      <w:r>
+        <w:t>-config subnetIds=subnet-</w:t>
+      </w:r>
+      <w:proofErr w:type="gramStart"/>
+      <w:r>
+        <w:t>xxx,subnet</w:t>
+      </w:r>
+      <w:proofErr w:type="gramEnd"/>
+      <w:r>
+        <w:t>-</w:t>
+      </w:r>
+      <w:proofErr w:type="gramStart"/>
+      <w:r>
+        <w:t>yyy,subnet</w:t>
+      </w:r>
+      <w:proofErr w:type="gramEnd"/>
+      <w:r>
+        <w:t>-</w:t>
+      </w:r>
+      <w:proofErr w:type="gramStart"/>
+      <w:r>
+        <w:t>zzz,securityGroupIds</w:t>
+      </w:r>
+      <w:proofErr w:type="gramEnd"/>
+      <w:r>
+        <w:t>=sg-xxx</w:t>
+      </w:r>
+    </w:p>
+    <w:p>
+      <w:r>
+        <w:t>Verify:</w:t>
+      </w:r>
+    </w:p>
+    <w:p>
+      <w:r>
+        <w:t>bash</w:t>
+      </w:r>
+    </w:p>
+    <w:p>
+      <w:proofErr w:type="spellStart"/>
+      <w:r>
+        <w:t>aws</w:t>
+      </w:r>
+      <w:proofErr w:type="spellEnd"/>
+      <w:r>
+        <w:t xml:space="preserve"> </w:t>
+      </w:r>
+      <w:proofErr w:type="spellStart"/>
+      <w:r>
+        <w:t>eks</w:t>
+      </w:r>
+      <w:proofErr w:type="spellEnd"/>
+      <w:r>
+        <w:t xml:space="preserve"> describe-cluster --name my-eks-cluster-1 --region ap-south-2 --query "</w:t>
+      </w:r>
+      <w:proofErr w:type="spellStart"/>
+      <w:proofErr w:type="gramStart"/>
+      <w:r>
+        <w:t>cluster.status</w:t>
+      </w:r>
+      <w:proofErr w:type="spellEnd"/>
+      <w:proofErr w:type="gramEnd"/>
+      <w:r>
+        <w:t>"</w:t>
+      </w:r>
+    </w:p>
+    <w:p>
+      <w:r>
+        <w:t>Expected Output:</w:t>
+      </w:r>
+    </w:p>
+    <w:p>
+      <w:r>
+        <w:t>Code</w:t>
+      </w:r>
+    </w:p>
+    <w:p>
+      <w:r>
+        <w:t>"ACTIVE"</w:t>
+      </w:r>
+    </w:p>
+    <w:p>
+      <w:r>
+        <w:t>4. Create Node Group</w:t>
+      </w:r>
+    </w:p>
+    <w:p>
+      <w:r>
+        <w:t>bash</w:t>
+      </w:r>
+    </w:p>
+    <w:p>
+      <w:proofErr w:type="spellStart"/>
+      <w:r>
+        <w:t>aws</w:t>
+      </w:r>
+      <w:proofErr w:type="spellEnd"/>
+      <w:r>
+        <w:t xml:space="preserve"> </w:t>
+      </w:r>
+      <w:proofErr w:type="spellStart"/>
+      <w:r>
+        <w:t>eks</w:t>
+      </w:r>
+      <w:proofErr w:type="spellEnd"/>
+      <w:r>
+        <w:t xml:space="preserve"> create-</w:t>
+      </w:r>
+      <w:proofErr w:type="spellStart"/>
+      <w:r>
+        <w:t>nodegroup</w:t>
+      </w:r>
+      <w:proofErr w:type="spellEnd"/>
+      <w:r>
+        <w:t xml:space="preserve"> \</w:t>
+      </w:r>
+    </w:p>
+    <w:p>
+      <w:r>
+        <w:t xml:space="preserve">  --cluster-name my-eks-cluster-1 \</w:t>
+      </w:r>
+    </w:p>
+    <w:p>
+      <w:r>
+        <w:t xml:space="preserve">  --</w:t>
+      </w:r>
+      <w:proofErr w:type="spellStart"/>
+      <w:r>
+        <w:t>nodegroup</w:t>
+      </w:r>
+      <w:proofErr w:type="spellEnd"/>
+      <w:r>
+        <w:t>-name my-node-group-</w:t>
+      </w:r>
+      <w:proofErr w:type="spellStart"/>
+      <w:r>
+        <w:t>dotnetAPI</w:t>
+      </w:r>
+      <w:proofErr w:type="spellEnd"/>
+      <w:r>
+        <w:t xml:space="preserve"> \</w:t>
+      </w:r>
+    </w:p>
+    <w:p>
+      <w:r>
+        <w:t xml:space="preserve">  --subnets subnet-xxx subnet-</w:t>
+      </w:r>
+      <w:proofErr w:type="spellStart"/>
+      <w:r>
+        <w:t>yyy</w:t>
+      </w:r>
+      <w:proofErr w:type="spellEnd"/>
+      <w:r>
+        <w:t xml:space="preserve"> subnet-zzz \</w:t>
+      </w:r>
+    </w:p>
+    <w:p>
+      <w:r>
+        <w:t xml:space="preserve">  --node-role </w:t>
+      </w:r>
+      <w:proofErr w:type="spellStart"/>
+      <w:proofErr w:type="gramStart"/>
+      <w:r>
+        <w:t>arn:aws</w:t>
+      </w:r>
+      <w:proofErr w:type="gramEnd"/>
+      <w:r>
+        <w:t>:</w:t>
+      </w:r>
+      <w:proofErr w:type="gramStart"/>
+      <w:r>
+        <w:t>iam</w:t>
+      </w:r>
+      <w:proofErr w:type="spellEnd"/>
+      <w:r>
+        <w:t>::491799435544:role</w:t>
+      </w:r>
+      <w:proofErr w:type="gramEnd"/>
+      <w:r>
+        <w:t>/eksNodeRole-ap-south-2 \</w:t>
+      </w:r>
+    </w:p>
+    <w:p>
+      <w:r>
+        <w:t xml:space="preserve">  --scaling-config </w:t>
+      </w:r>
+      <w:proofErr w:type="spellStart"/>
+      <w:r>
+        <w:t>minSize</w:t>
+      </w:r>
+      <w:proofErr w:type="spellEnd"/>
+      <w:r>
+        <w:t>=</w:t>
+      </w:r>
+      <w:proofErr w:type="gramStart"/>
+      <w:r>
+        <w:t>1,maxSize</w:t>
+      </w:r>
+      <w:proofErr w:type="gramEnd"/>
+      <w:r>
+        <w:t>=</w:t>
+      </w:r>
+      <w:proofErr w:type="gramStart"/>
+      <w:r>
+        <w:t>3,desiredSize</w:t>
+      </w:r>
+      <w:proofErr w:type="gramEnd"/>
+      <w:r>
+        <w:t>=2 \</w:t>
+      </w:r>
+    </w:p>
+    <w:p>
+      <w:r>
+        <w:t xml:space="preserve">  --region ap-south-2</w:t>
+      </w:r>
+    </w:p>
+    <w:p>
+      <w:r>
+        <w:t>Verify:</w:t>
+      </w:r>
+    </w:p>
+    <w:p>
+      <w:r>
+        <w:t>bash</w:t>
+      </w:r>
+    </w:p>
+    <w:p>
+      <w:proofErr w:type="spellStart"/>
+      <w:r>
+        <w:t>aws</w:t>
+      </w:r>
+      <w:proofErr w:type="spellEnd"/>
+      <w:r>
+        <w:t xml:space="preserve"> </w:t>
+      </w:r>
+      <w:proofErr w:type="spellStart"/>
+      <w:r>
+        <w:t>eks</w:t>
+      </w:r>
+      <w:proofErr w:type="spellEnd"/>
+      <w:r>
+        <w:t xml:space="preserve"> describe-</w:t>
+      </w:r>
+      <w:proofErr w:type="spellStart"/>
+      <w:r>
+        <w:t>nodegroup</w:t>
+      </w:r>
+      <w:proofErr w:type="spellEnd"/>
+      <w:r>
+        <w:t xml:space="preserve"> --cluster-name my-eks-cluster-1 --</w:t>
+      </w:r>
+      <w:proofErr w:type="spellStart"/>
+      <w:r>
+        <w:t>nodegroup</w:t>
+      </w:r>
+      <w:proofErr w:type="spellEnd"/>
+      <w:r>
+        <w:t>-name my-node-group-</w:t>
+      </w:r>
+      <w:proofErr w:type="spellStart"/>
+      <w:r>
+        <w:t>dotnetAPI</w:t>
+      </w:r>
+      <w:proofErr w:type="spellEnd"/>
+      <w:r>
+        <w:t xml:space="preserve"> --region ap-south-2 --query "</w:t>
+      </w:r>
+      <w:proofErr w:type="spellStart"/>
+      <w:proofErr w:type="gramStart"/>
+      <w:r>
+        <w:t>nodegroup.status</w:t>
+      </w:r>
+      <w:proofErr w:type="spellEnd"/>
+      <w:proofErr w:type="gramEnd"/>
+      <w:r>
+        <w:t>"</w:t>
+      </w:r>
+    </w:p>
+    <w:p>
+      <w:r>
+        <w:t>Expected Output:</w:t>
+      </w:r>
+    </w:p>
+    <w:p>
+      <w:r>
+        <w:t>Code</w:t>
+      </w:r>
+    </w:p>
+    <w:p>
+      <w:r>
+        <w:lastRenderedPageBreak/>
+        <w:t>"ACTIVE"</w:t>
+      </w:r>
+    </w:p>
+    <w:p>
+      <w:r>
+        <w:t xml:space="preserve">5. Configure </w:t>
+      </w:r>
+      <w:proofErr w:type="spellStart"/>
+      <w:r>
+        <w:t>kubectl</w:t>
+      </w:r>
+      <w:proofErr w:type="spellEnd"/>
+    </w:p>
+    <w:p>
+      <w:r>
+        <w:t>bash</w:t>
+      </w:r>
+    </w:p>
+    <w:p>
+      <w:proofErr w:type="spellStart"/>
+      <w:r>
+        <w:t>aws</w:t>
+      </w:r>
+      <w:proofErr w:type="spellEnd"/>
+      <w:r>
+        <w:t xml:space="preserve"> </w:t>
+      </w:r>
+      <w:proofErr w:type="spellStart"/>
+      <w:r>
+        <w:t>eks</w:t>
+      </w:r>
+      <w:proofErr w:type="spellEnd"/>
+      <w:r>
+        <w:t xml:space="preserve"> update-</w:t>
+      </w:r>
+      <w:proofErr w:type="spellStart"/>
+      <w:r>
+        <w:t>kubeconfig</w:t>
+      </w:r>
+      <w:proofErr w:type="spellEnd"/>
+      <w:r>
+        <w:t xml:space="preserve"> --region ap-south-2 --name my-eks-cluster-1</w:t>
+      </w:r>
+    </w:p>
+    <w:p>
+      <w:proofErr w:type="spellStart"/>
+      <w:r>
+        <w:t>kubectl</w:t>
+      </w:r>
+      <w:proofErr w:type="spellEnd"/>
+      <w:r>
+        <w:t xml:space="preserve"> get nodes</w:t>
+      </w:r>
+    </w:p>
+    <w:p>
+      <w:r>
+        <w:t>Expected Output:</w:t>
+      </w:r>
+    </w:p>
+    <w:p>
+      <w:r>
+        <w:t>Code</w:t>
+      </w:r>
+    </w:p>
+    <w:p>
+      <w:r>
+        <w:t>NAME                                           STATUS   ROLES    AGE   VERSION</w:t>
+      </w:r>
+    </w:p>
+    <w:p>
+      <w:r>
+        <w:t>ip-10-0-1-123.ap-south-</w:t>
+      </w:r>
+      <w:proofErr w:type="gramStart"/>
+      <w:r>
+        <w:t>2.compute</w:t>
+      </w:r>
+      <w:proofErr w:type="gramEnd"/>
+      <w:r>
+        <w:t>.internal      Ready    &lt;none&gt;   5m    v1.29.x</w:t>
+      </w:r>
+    </w:p>
+    <w:p>
+      <w:r>
+        <w:t>6. Deploy Application</w:t>
+      </w:r>
+    </w:p>
+    <w:p>
+      <w:r>
+        <w:t>Create dotnet-</w:t>
+      </w:r>
+      <w:proofErr w:type="spellStart"/>
+      <w:proofErr w:type="gramStart"/>
+      <w:r>
+        <w:t>api.yaml</w:t>
+      </w:r>
+      <w:proofErr w:type="spellEnd"/>
+      <w:proofErr w:type="gramEnd"/>
+      <w:r>
+        <w:t xml:space="preserve"> in </w:t>
+      </w:r>
+      <w:proofErr w:type="spellStart"/>
+      <w:r>
+        <w:t>CloudShell</w:t>
+      </w:r>
+      <w:proofErr w:type="spellEnd"/>
+    </w:p>
+    <w:p>
+      <w:r>
+        <w:t>bash</w:t>
+      </w:r>
+    </w:p>
+    <w:p>
+      <w:r>
+        <w:t>nano dotnet-</w:t>
+      </w:r>
+      <w:proofErr w:type="spellStart"/>
+      <w:proofErr w:type="gramStart"/>
+      <w:r>
+        <w:t>api.yaml</w:t>
+      </w:r>
+      <w:proofErr w:type="spellEnd"/>
+      <w:proofErr w:type="gramEnd"/>
+    </w:p>
+    <w:p>
+      <w:r>
+        <w:t>Paste:</w:t>
+      </w:r>
+    </w:p>
+    <w:p>
+      <w:proofErr w:type="spellStart"/>
+      <w:r>
+        <w:t>yaml</w:t>
+      </w:r>
+      <w:proofErr w:type="spellEnd"/>
+    </w:p>
+    <w:p>
+      <w:proofErr w:type="spellStart"/>
+      <w:r>
+        <w:t>apiVersion</w:t>
+      </w:r>
+      <w:proofErr w:type="spellEnd"/>
+      <w:r>
+        <w:t>: apps/v1</w:t>
+      </w:r>
+    </w:p>
+    <w:p>
+      <w:r>
+        <w:t>kind: Deployment</w:t>
+      </w:r>
+    </w:p>
+    <w:p>
+      <w:r>
+        <w:t>metadata:</w:t>
+      </w:r>
+    </w:p>
+    <w:p>
+      <w:r>
+        <w:t xml:space="preserve">  name: dotnet-</w:t>
+      </w:r>
+      <w:proofErr w:type="spellStart"/>
+      <w:r>
+        <w:t>api</w:t>
+      </w:r>
+      <w:proofErr w:type="spellEnd"/>
+      <w:r>
+        <w:t>-deployment</w:t>
+      </w:r>
+    </w:p>
+    <w:p>
+      <w:r>
+        <w:t>spec:</w:t>
+      </w:r>
+    </w:p>
+    <w:p>
+      <w:r>
+        <w:t xml:space="preserve">  replicas: 2</w:t>
+      </w:r>
+    </w:p>
+    <w:p>
+      <w:r>
+        <w:t xml:space="preserve">  selector:</w:t>
+      </w:r>
+    </w:p>
+    <w:p>
+      <w:r>
+        <w:t xml:space="preserve">    </w:t>
+      </w:r>
+      <w:proofErr w:type="spellStart"/>
+      <w:r>
+        <w:t>matchLabels</w:t>
+      </w:r>
+      <w:proofErr w:type="spellEnd"/>
+      <w:r>
+        <w:t>:</w:t>
+      </w:r>
+    </w:p>
+    <w:p>
+      <w:r>
+        <w:t xml:space="preserve">      app: dotnet-</w:t>
+      </w:r>
+      <w:proofErr w:type="spellStart"/>
+      <w:r>
+        <w:t>api</w:t>
+      </w:r>
+      <w:proofErr w:type="spellEnd"/>
+    </w:p>
+    <w:p>
+      <w:r>
+        <w:t xml:space="preserve">  template:</w:t>
+      </w:r>
+    </w:p>
+    <w:p>
+      <w:r>
+        <w:t xml:space="preserve">    metadata:</w:t>
+      </w:r>
+    </w:p>
+    <w:p>
+      <w:r>
+        <w:t xml:space="preserve">      labels:</w:t>
+      </w:r>
+    </w:p>
+    <w:p>
+      <w:r>
+        <w:t xml:space="preserve">        app: dotnet-</w:t>
+      </w:r>
+      <w:proofErr w:type="spellStart"/>
+      <w:r>
+        <w:t>api</w:t>
+      </w:r>
+      <w:proofErr w:type="spellEnd"/>
+    </w:p>
+    <w:p>
+      <w:r>
+        <w:lastRenderedPageBreak/>
+        <w:t xml:space="preserve">    spec:</w:t>
+      </w:r>
+    </w:p>
+    <w:p>
+      <w:r>
+        <w:t xml:space="preserve">      containers:</w:t>
+      </w:r>
+    </w:p>
+    <w:p>
+      <w:r>
+        <w:t xml:space="preserve">      - name: dotnet-</w:t>
+      </w:r>
+      <w:proofErr w:type="spellStart"/>
+      <w:r>
+        <w:t>api</w:t>
+      </w:r>
+      <w:proofErr w:type="spellEnd"/>
+      <w:r>
+        <w:t>-container</w:t>
+      </w:r>
+    </w:p>
+    <w:p>
+      <w:r>
+        <w:t xml:space="preserve">        image: </w:t>
+      </w:r>
+      <w:proofErr w:type="spellStart"/>
+      <w:r>
+        <w:t>public.ecr.aws</w:t>
+      </w:r>
+      <w:proofErr w:type="spellEnd"/>
+      <w:r>
+        <w:t>/y1i1b5g3/</w:t>
+      </w:r>
+      <w:proofErr w:type="spellStart"/>
+      <w:r>
+        <w:t>my-dotnet-api-</w:t>
+      </w:r>
+      <w:proofErr w:type="gramStart"/>
+      <w:r>
+        <w:t>repo:latest</w:t>
+      </w:r>
+      <w:proofErr w:type="spellEnd"/>
+      <w:proofErr w:type="gramEnd"/>
+    </w:p>
+    <w:p>
+      <w:r>
+        <w:t xml:space="preserve">        ports:</w:t>
+      </w:r>
+    </w:p>
+    <w:p>
+      <w:r>
+        <w:t xml:space="preserve">        - </w:t>
+      </w:r>
+      <w:proofErr w:type="spellStart"/>
+      <w:r>
+        <w:t>containerPort</w:t>
+      </w:r>
+      <w:proofErr w:type="spellEnd"/>
+      <w:r>
+        <w:t>: 8080   # app listens here</w:t>
+      </w:r>
+    </w:p>
+    <w:p>
+      <w:r>
+        <w:t>---</w:t>
+      </w:r>
+    </w:p>
+    <w:p>
+      <w:proofErr w:type="spellStart"/>
+      <w:r>
+        <w:t>apiVersion</w:t>
+      </w:r>
+      <w:proofErr w:type="spellEnd"/>
+      <w:r>
+        <w:t>: v1</w:t>
+      </w:r>
+    </w:p>
+    <w:p>
+      <w:r>
+        <w:t>kind: Service</w:t>
+      </w:r>
+    </w:p>
+    <w:p>
+      <w:r>
+        <w:t>metadata:</w:t>
+      </w:r>
+    </w:p>
+    <w:p>
+      <w:r>
+        <w:t xml:space="preserve">  name: dotnet-</w:t>
+      </w:r>
+      <w:proofErr w:type="spellStart"/>
+      <w:r>
+        <w:t>api</w:t>
+      </w:r>
+      <w:proofErr w:type="spellEnd"/>
+      <w:r>
+        <w:t>-service</w:t>
+      </w:r>
+    </w:p>
+    <w:p>
+      <w:r>
+        <w:t>spec:</w:t>
+      </w:r>
+    </w:p>
+    <w:p>
+      <w:r>
+        <w:t xml:space="preserve">  type: </w:t>
+      </w:r>
+      <w:proofErr w:type="spellStart"/>
+      <w:r>
+        <w:t>LoadBalancer</w:t>
+      </w:r>
+      <w:proofErr w:type="spellEnd"/>
+    </w:p>
+    <w:p>
+      <w:r>
+        <w:t xml:space="preserve">  selector:</w:t>
+      </w:r>
+    </w:p>
+    <w:p>
+      <w:r>
+        <w:t xml:space="preserve">    app: dotnet-</w:t>
+      </w:r>
+      <w:proofErr w:type="spellStart"/>
+      <w:r>
+        <w:t>api</w:t>
+      </w:r>
+      <w:proofErr w:type="spellEnd"/>
+    </w:p>
+    <w:p>
+      <w:r>
+        <w:t xml:space="preserve">  ports:</w:t>
+      </w:r>
+    </w:p>
+    <w:p>
+      <w:r>
+        <w:t xml:space="preserve">    - protocol: TCP</w:t>
+      </w:r>
+    </w:p>
+    <w:p>
+      <w:r>
+        <w:t xml:space="preserve">      port: 80        # external port</w:t>
+      </w:r>
+    </w:p>
+    <w:p>
+      <w:r>
+        <w:t xml:space="preserve">      </w:t>
+      </w:r>
+      <w:proofErr w:type="spellStart"/>
+      <w:r>
+        <w:t>targetPort</w:t>
+      </w:r>
+      <w:proofErr w:type="spellEnd"/>
+      <w:r>
+        <w:t>: 8080 # forward to app</w:t>
+      </w:r>
+    </w:p>
+    <w:p>
+      <w:r>
+        <w:t>Save (</w:t>
+      </w:r>
+      <w:proofErr w:type="spellStart"/>
+      <w:r>
+        <w:t>Ctrl+O</w:t>
+      </w:r>
+      <w:proofErr w:type="spellEnd"/>
+      <w:r>
+        <w:t>, Enter) and exit (</w:t>
+      </w:r>
+      <w:proofErr w:type="spellStart"/>
+      <w:r>
+        <w:t>Ctrl+X</w:t>
+      </w:r>
+      <w:proofErr w:type="spellEnd"/>
+      <w:r>
+        <w:t>).</w:t>
+      </w:r>
+    </w:p>
+    <w:p>
+      <w:r>
+        <w:t>Apply</w:t>
+      </w:r>
+    </w:p>
+    <w:p>
+      <w:r>
+        <w:t>bash</w:t>
+      </w:r>
+    </w:p>
+    <w:p>
+      <w:proofErr w:type="spellStart"/>
+      <w:r>
+        <w:t>kubectl</w:t>
+      </w:r>
+      <w:proofErr w:type="spellEnd"/>
+      <w:r>
+        <w:t xml:space="preserve"> apply -f dotnet-</w:t>
+      </w:r>
+      <w:proofErr w:type="spellStart"/>
+      <w:proofErr w:type="gramStart"/>
+      <w:r>
+        <w:t>api.yaml</w:t>
+      </w:r>
+      <w:proofErr w:type="spellEnd"/>
+      <w:proofErr w:type="gramEnd"/>
+    </w:p>
+    <w:p>
+      <w:r>
+        <w:t>Expected Output:</w:t>
+      </w:r>
+    </w:p>
+    <w:p>
+      <w:r>
+        <w:t>Code</w:t>
+      </w:r>
+    </w:p>
+    <w:p>
+      <w:proofErr w:type="spellStart"/>
+      <w:proofErr w:type="gramStart"/>
+      <w:r>
+        <w:t>deployment.apps</w:t>
+      </w:r>
+      <w:proofErr w:type="spellEnd"/>
+      <w:proofErr w:type="gramEnd"/>
+      <w:r>
+        <w:t>/dotnet-</w:t>
+      </w:r>
+      <w:proofErr w:type="spellStart"/>
+      <w:r>
+        <w:t>api</w:t>
+      </w:r>
+      <w:proofErr w:type="spellEnd"/>
+      <w:r>
+        <w:t>-deployment created</w:t>
+      </w:r>
+    </w:p>
+    <w:p>
+      <w:r>
+        <w:t>service/dotnet-</w:t>
+      </w:r>
+      <w:proofErr w:type="spellStart"/>
+      <w:r>
+        <w:t>api</w:t>
+      </w:r>
+      <w:proofErr w:type="spellEnd"/>
+      <w:r>
+        <w:t>-service created</w:t>
+      </w:r>
+    </w:p>
+    <w:p>
+      <w:r>
+        <w:t>7. Verification</w:t>
+      </w:r>
+    </w:p>
+    <w:p>
+      <w:r>
+        <w:lastRenderedPageBreak/>
+        <w:t>Pods</w:t>
+      </w:r>
+    </w:p>
+    <w:p>
+      <w:r>
+        <w:t>bash</w:t>
+      </w:r>
+    </w:p>
+    <w:p>
+      <w:proofErr w:type="spellStart"/>
+      <w:r>
+        <w:t>kubectl</w:t>
+      </w:r>
+      <w:proofErr w:type="spellEnd"/>
+      <w:r>
+        <w:t xml:space="preserve"> get pods</w:t>
+      </w:r>
+    </w:p>
+    <w:p>
+      <w:r>
+        <w:t>Expected Output:</w:t>
+      </w:r>
+    </w:p>
+    <w:p>
+      <w:r>
+        <w:t>Code</w:t>
+      </w:r>
+    </w:p>
+    <w:p>
+      <w:r>
+        <w:t>NAME                                     READY   STATUS    RESTARTS   AGE</w:t>
+      </w:r>
+    </w:p>
+    <w:p>
+      <w:r>
+        <w:t>dotnet-</w:t>
+      </w:r>
+      <w:proofErr w:type="spellStart"/>
+      <w:r>
+        <w:t>api</w:t>
+      </w:r>
+      <w:proofErr w:type="spellEnd"/>
+      <w:r>
+        <w:t>-deployment-</w:t>
+      </w:r>
+      <w:proofErr w:type="spellStart"/>
+      <w:r>
+        <w:t>xxxxxx</w:t>
+      </w:r>
+      <w:proofErr w:type="spellEnd"/>
+      <w:r>
+        <w:t>-</w:t>
+      </w:r>
+      <w:proofErr w:type="spellStart"/>
+      <w:r>
+        <w:t>abcde</w:t>
+      </w:r>
+      <w:proofErr w:type="spellEnd"/>
+      <w:r>
+        <w:t xml:space="preserve">       1/1     Running   0          2m</w:t>
+      </w:r>
+    </w:p>
+    <w:p>
+      <w:r>
+        <w:t>Service</w:t>
+      </w:r>
+    </w:p>
+    <w:p>
+      <w:r>
+        <w:t>bash</w:t>
+      </w:r>
+    </w:p>
+    <w:p>
+      <w:proofErr w:type="spellStart"/>
+      <w:r>
+        <w:t>kubectl</w:t>
+      </w:r>
+      <w:proofErr w:type="spellEnd"/>
+      <w:r>
+        <w:t xml:space="preserve"> get svc dotnet-</w:t>
+      </w:r>
+      <w:proofErr w:type="spellStart"/>
+      <w:r>
+        <w:t>api</w:t>
+      </w:r>
+      <w:proofErr w:type="spellEnd"/>
+      <w:r>
+        <w:t>-service</w:t>
+      </w:r>
+    </w:p>
+    <w:p>
+      <w:r>
+        <w:t>Expected Output:</w:t>
+      </w:r>
+    </w:p>
+    <w:p>
+      <w:r>
+        <w:t>Code</w:t>
+      </w:r>
+    </w:p>
+    <w:p>
+      <w:r>
+        <w:t>NAME                 TYPE           CLUSTER-IP      EXTERNAL-IP                                                                PORT(</w:t>
+      </w:r>
+      <w:proofErr w:type="gramStart"/>
+      <w:r>
+        <w:t xml:space="preserve">S)   </w:t>
+      </w:r>
+      <w:proofErr w:type="gramEnd"/>
+      <w:r>
+        <w:t xml:space="preserve">     AGE</w:t>
+      </w:r>
+    </w:p>
+    <w:p>
+      <w:r>
+        <w:t>dotnet-</w:t>
+      </w:r>
+      <w:proofErr w:type="spellStart"/>
+      <w:r>
+        <w:t>api</w:t>
+      </w:r>
+      <w:proofErr w:type="spellEnd"/>
+      <w:r>
+        <w:t xml:space="preserve">-service   </w:t>
+      </w:r>
+      <w:proofErr w:type="spellStart"/>
+      <w:r>
+        <w:t>LoadBalancer</w:t>
+      </w:r>
+      <w:proofErr w:type="spellEnd"/>
+      <w:r>
+        <w:t xml:space="preserve">   10.100.65.252   a6d046a95e4714112abbf7e3de282b08-1202701888.ap-south-2.elb.amazonaws.com   80:30255/TCP   20m</w:t>
+      </w:r>
+    </w:p>
+    <w:p>
+      <w:r>
+        <w:t>Test API</w:t>
+      </w:r>
+    </w:p>
+    <w:p>
+      <w:r>
+        <w:t>bash</w:t>
+      </w:r>
+    </w:p>
+    <w:p>
+      <w:r>
+        <w:t>curl http://a6d046a95e4714112abbf7e3de282b08-1202701888.ap-south-2.elb.amazonaws.com/</w:t>
+      </w:r>
+    </w:p>
+    <w:p>
       <w:r>
         <w:rPr>
-          <w:b/>
-          <w:bCs/>
+          <w:rFonts w:ascii="Segoe UI Emoji" w:hAnsi="Segoe UI Emoji" w:cs="Segoe UI Emoji"/>
         </w:rPr>
-        <w:t>Creating and Configuring an Amazon EKS Cluster with IAM Roles and Node Groups</w:t>
-      </w:r>
-    </w:p>
-    <w:p>
-      <w:pPr>
+        <w:t>👉</w:t>
+      </w:r>
+      <w:r>
+        <w:t xml:space="preserve"> If your app doesn’t serve at /, try:</w:t>
+      </w:r>
+    </w:p>
+    <w:p>
+      <w:r>
+        <w:t>bash</w:t>
+      </w:r>
+    </w:p>
+    <w:p>
+      <w:r>
+        <w:t>curl http://a6d046a95e4714112abbf7e3de282b08-1202701888.ap-south-2.elb.amazonaws.com/weatherforecast</w:t>
+      </w:r>
+    </w:p>
+    <w:p>
+      <w:r>
+        <w:t>Expected Output:</w:t>
+      </w:r>
+    </w:p>
+    <w:p>
+      <w:r>
+        <w:t>Code</w:t>
+      </w:r>
+    </w:p>
+    <w:p>
+      <w:r>
+        <w:t>[{"date":"2026-03-20","temperatureC":25,"summary":"Warm"}]</w:t>
+      </w:r>
+    </w:p>
+    <w:p>
+      <w:r>
+        <w:t>(or whatever your API returns)</w:t>
+      </w:r>
+    </w:p>
+    <w:p>
+      <w:r>
         <w:rPr>
-          <w:b/>
-          <w:bCs/>
+          <w:rFonts w:ascii="Segoe UI Emoji" w:hAnsi="Segoe UI Emoji" w:cs="Segoe UI Emoji"/>
         </w:rPr>
-      </w:pPr>
-      <w:r>
-        <w:rPr>
-          <w:b/>
-          <w:bCs/>
-        </w:rPr>
-        <w:t>1. Define IAM Trust Policies</w:t>
-      </w:r>
-    </w:p>
-    <w:p>
-      <w:r>
-        <w:t>You first created JSON files that define trust relationships for the EKS cluster and worker nodes.</w:t>
+        <w:lastRenderedPageBreak/>
+        <w:t>✅</w:t>
+      </w:r>
+      <w:r>
+        <w:t xml:space="preserve"> Final Summary</w:t>
       </w:r>
     </w:p>
     <w:p>
       <w:pPr>
         <w:numPr>
           <w:ilvl w:val="0"/>
-          <w:numId w:val="6"/>
+          <w:numId w:val="11"/>
         </w:numPr>
       </w:pPr>
-      <w:proofErr w:type="spellStart"/>
-      <w:r>
-        <w:rPr>
-          <w:b/>
-          <w:bCs/>
-        </w:rPr>
-        <w:t>eks</w:t>
-      </w:r>
-      <w:proofErr w:type="spellEnd"/>
-      <w:r>
-        <w:rPr>
-          <w:b/>
-          <w:bCs/>
-        </w:rPr>
-        <w:t>-cluster-trust-</w:t>
-      </w:r>
-      <w:proofErr w:type="spellStart"/>
-      <w:proofErr w:type="gramStart"/>
-      <w:r>
-        <w:rPr>
-          <w:b/>
-          <w:bCs/>
-        </w:rPr>
-        <w:t>policy.json</w:t>
-      </w:r>
-      <w:proofErr w:type="spellEnd"/>
-      <w:proofErr w:type="gramEnd"/>
-    </w:p>
-    <w:p>
-      <w:pPr>
-        <w:numPr>
-          <w:ilvl w:val="1"/>
-          <w:numId w:val="6"/>
-        </w:numPr>
-      </w:pPr>
-      <w:r>
-        <w:t xml:space="preserve">Grants </w:t>
-      </w:r>
-      <w:r>
-        <w:rPr>
-          <w:b/>
-          <w:bCs/>
-        </w:rPr>
-        <w:t>Amazon EKS service (eks.amazonaws.com)</w:t>
-      </w:r>
-      <w:r>
-        <w:t xml:space="preserve"> permission to assume the cluster role.</w:t>
-      </w:r>
-    </w:p>
-    <w:p>
-      <w:proofErr w:type="spellStart"/>
-      <w:r>
-        <w:t>json</w:t>
-      </w:r>
-      <w:proofErr w:type="spellEnd"/>
-    </w:p>
-    <w:p>
-      <w:r>
-        <w:t>{</w:t>
-      </w:r>
-    </w:p>
-    <w:p>
-      <w:r>
-        <w:t xml:space="preserve">  "Version": "2012-10-17",</w:t>
-      </w:r>
-    </w:p>
-    <w:p>
-      <w:r>
-        <w:t xml:space="preserve">  "Statement": [</w:t>
-      </w:r>
-    </w:p>
-    <w:p>
-      <w:r>
-        <w:t xml:space="preserve">    {</w:t>
-      </w:r>
-    </w:p>
-    <w:p>
-      <w:r>
-        <w:t xml:space="preserve">      "Effect": "Allow",</w:t>
-      </w:r>
-    </w:p>
-    <w:p>
-      <w:r>
-        <w:t xml:space="preserve">      "Principal": </w:t>
-      </w:r>
-      <w:proofErr w:type="gramStart"/>
-      <w:r>
-        <w:t>{ "</w:t>
-      </w:r>
-      <w:proofErr w:type="gramEnd"/>
-      <w:r>
-        <w:t>Service": "eks.amazonaws.com</w:t>
-      </w:r>
-      <w:proofErr w:type="gramStart"/>
-      <w:r>
-        <w:t>" }</w:t>
-      </w:r>
-      <w:proofErr w:type="gramEnd"/>
-      <w:r>
-        <w:t>,</w:t>
-      </w:r>
-    </w:p>
-    <w:p>
-      <w:r>
-        <w:t xml:space="preserve">      "Action": "</w:t>
-      </w:r>
-      <w:proofErr w:type="spellStart"/>
-      <w:proofErr w:type="gramStart"/>
-      <w:r>
-        <w:t>sts:AssumeRole</w:t>
-      </w:r>
-      <w:proofErr w:type="spellEnd"/>
-      <w:proofErr w:type="gramEnd"/>
-      <w:r>
-        <w:t>"</w:t>
-      </w:r>
-    </w:p>
-    <w:p>
-      <w:r>
-        <w:t xml:space="preserve">    }</w:t>
-      </w:r>
-    </w:p>
-    <w:p>
-      <w:r>
-        <w:t xml:space="preserve">  ]</w:t>
-      </w:r>
-    </w:p>
-    <w:p>
-      <w:r>
-        <w:t>}</w:t>
+      <w:r>
+        <w:t>IAM roles created and verified.</w:t>
       </w:r>
     </w:p>
     <w:p>
       <w:pPr>
         <w:numPr>
           <w:ilvl w:val="0"/>
-          <w:numId w:val="6"/>
+          <w:numId w:val="11"/>
         </w:numPr>
       </w:pPr>
-      <w:proofErr w:type="spellStart"/>
-      <w:r>
-        <w:rPr>
-          <w:b/>
-          <w:bCs/>
-        </w:rPr>
-        <w:t>eks</w:t>
-      </w:r>
-      <w:proofErr w:type="spellEnd"/>
-      <w:r>
-        <w:rPr>
-          <w:b/>
-          <w:bCs/>
-        </w:rPr>
-        <w:t>-node-trust-</w:t>
-      </w:r>
-      <w:proofErr w:type="spellStart"/>
-      <w:proofErr w:type="gramStart"/>
-      <w:r>
-        <w:rPr>
-          <w:b/>
-          <w:bCs/>
-        </w:rPr>
-        <w:t>policy.json</w:t>
-      </w:r>
-      <w:proofErr w:type="spellEnd"/>
-      <w:proofErr w:type="gramEnd"/>
-    </w:p>
-    <w:p>
-      <w:pPr>
-        <w:numPr>
-          <w:ilvl w:val="1"/>
-          <w:numId w:val="6"/>
-        </w:numPr>
-      </w:pPr>
-      <w:r>
-        <w:t xml:space="preserve">Grants </w:t>
-      </w:r>
-      <w:r>
-        <w:rPr>
-          <w:b/>
-          <w:bCs/>
-        </w:rPr>
-        <w:t>Amazon EC2 service (ec2.amazonaws.com)</w:t>
-      </w:r>
-      <w:r>
-        <w:t xml:space="preserve"> permission to assume the node role.</w:t>
-      </w:r>
-    </w:p>
-    <w:p>
-      <w:proofErr w:type="spellStart"/>
-      <w:r>
-        <w:t>json</w:t>
-      </w:r>
-      <w:proofErr w:type="spellEnd"/>
-    </w:p>
-    <w:p>
-      <w:r>
-        <w:t>{</w:t>
-      </w:r>
-    </w:p>
-    <w:p>
-      <w:r>
-        <w:t xml:space="preserve">  "Version": "2012-10-17",</w:t>
-      </w:r>
-    </w:p>
-    <w:p>
-      <w:r>
-        <w:t xml:space="preserve">  "Statement": [</w:t>
-      </w:r>
-    </w:p>
-    <w:p>
-      <w:r>
-        <w:t xml:space="preserve">    {</w:t>
-      </w:r>
-    </w:p>
-    <w:p>
-      <w:r>
-        <w:t xml:space="preserve">      "Effect": "Allow",</w:t>
-      </w:r>
-    </w:p>
-    <w:p>
-      <w:r>
-        <w:t xml:space="preserve">      "Principal": </w:t>
-      </w:r>
-      <w:proofErr w:type="gramStart"/>
-      <w:r>
-        <w:t>{ "</w:t>
-      </w:r>
-      <w:proofErr w:type="gramEnd"/>
-      <w:r>
-        <w:t>Service": "ec2.amazonaws.com</w:t>
-      </w:r>
-      <w:proofErr w:type="gramStart"/>
-      <w:r>
-        <w:t>" }</w:t>
-      </w:r>
-      <w:proofErr w:type="gramEnd"/>
-      <w:r>
-        <w:t>,</w:t>
-      </w:r>
-    </w:p>
-    <w:p>
-      <w:r>
-        <w:t xml:space="preserve">      "Action": "</w:t>
-      </w:r>
-      <w:proofErr w:type="spellStart"/>
-      <w:proofErr w:type="gramStart"/>
-      <w:r>
-        <w:t>sts:AssumeRole</w:t>
-      </w:r>
-      <w:proofErr w:type="spellEnd"/>
-      <w:proofErr w:type="gramEnd"/>
-      <w:r>
-        <w:t>"</w:t>
-      </w:r>
-    </w:p>
-    <w:p>
-      <w:r>
-        <w:lastRenderedPageBreak/>
-        <w:t xml:space="preserve">    }</w:t>
-      </w:r>
-    </w:p>
-    <w:p>
-      <w:r>
-        <w:t xml:space="preserve">  ]</w:t>
-      </w:r>
-    </w:p>
-    <w:p>
-      <w:r>
-        <w:t>}</w:t>
+      <w:r>
+        <w:t>Cluster and node group created and verified.</w:t>
       </w:r>
     </w:p>
     <w:p>
       <w:pPr>
         <w:numPr>
           <w:ilvl w:val="0"/>
-          <w:numId w:val="6"/>
+          <w:numId w:val="11"/>
         </w:numPr>
       </w:pPr>
-      <w:r>
-        <w:t>You verified both files exist using:</w:t>
-      </w:r>
-    </w:p>
-    <w:p>
-      <w:r>
-        <w:t>bash</w:t>
-      </w:r>
-    </w:p>
-    <w:p>
-      <w:r>
-        <w:t xml:space="preserve">test -f </w:t>
-      </w:r>
-      <w:proofErr w:type="spellStart"/>
-      <w:r>
-        <w:t>eks</w:t>
-      </w:r>
-      <w:proofErr w:type="spellEnd"/>
-      <w:r>
-        <w:t>-node-trust-</w:t>
-      </w:r>
-      <w:proofErr w:type="spellStart"/>
-      <w:proofErr w:type="gramStart"/>
-      <w:r>
-        <w:t>policy.json</w:t>
-      </w:r>
-      <w:proofErr w:type="spellEnd"/>
-      <w:proofErr w:type="gramEnd"/>
-      <w:r>
-        <w:t xml:space="preserve"> &amp;&amp; echo "File exists"</w:t>
-      </w:r>
-    </w:p>
-    <w:p>
-      <w:r>
-        <w:t xml:space="preserve">test -f </w:t>
-      </w:r>
-      <w:proofErr w:type="spellStart"/>
-      <w:r>
-        <w:t>eks</w:t>
-      </w:r>
-      <w:proofErr w:type="spellEnd"/>
-      <w:r>
-        <w:t>-cluster-trust-</w:t>
-      </w:r>
-      <w:proofErr w:type="spellStart"/>
-      <w:proofErr w:type="gramStart"/>
-      <w:r>
-        <w:t>policy.json</w:t>
-      </w:r>
-      <w:proofErr w:type="spellEnd"/>
-      <w:proofErr w:type="gramEnd"/>
-      <w:r>
-        <w:t xml:space="preserve"> &amp;&amp; echo "File exists"</w:t>
-      </w:r>
-    </w:p>
-    <w:p>
-      <w:pPr>
-        <w:rPr>
-          <w:b/>
-          <w:bCs/>
-        </w:rPr>
-      </w:pPr>
-      <w:r>
-        <w:rPr>
-          <w:b/>
-          <w:bCs/>
-        </w:rPr>
-        <w:t>2. Create IAM Roles for EKS</w:t>
-      </w:r>
-    </w:p>
-    <w:p>
-      <w:r>
-        <w:t>You created IAM roles for the cluster and nodes, then attached required policies.</w:t>
+      <w:proofErr w:type="spellStart"/>
+      <w:r>
+        <w:t>kubectl</w:t>
+      </w:r>
+      <w:proofErr w:type="spellEnd"/>
+      <w:r>
+        <w:t xml:space="preserve"> configured and nodes ready.</w:t>
       </w:r>
     </w:p>
     <w:p>
       <w:pPr>
         <w:numPr>
           <w:ilvl w:val="0"/>
-          <w:numId w:val="7"/>
+          <w:numId w:val="11"/>
         </w:numPr>
       </w:pPr>
       <w:r>
-        <w:rPr>
-          <w:b/>
-          <w:bCs/>
-        </w:rPr>
-        <w:t>Cluster Role</w:t>
-      </w:r>
-    </w:p>
-    <w:p>
-      <w:r>
-        <w:t>bash</w:t>
-      </w:r>
-    </w:p>
-    <w:p>
-      <w:proofErr w:type="spellStart"/>
-      <w:r>
-        <w:t>aws</w:t>
-      </w:r>
-      <w:proofErr w:type="spellEnd"/>
-      <w:r>
-        <w:t xml:space="preserve"> </w:t>
-      </w:r>
-      <w:proofErr w:type="spellStart"/>
-      <w:r>
-        <w:t>iam</w:t>
-      </w:r>
-      <w:proofErr w:type="spellEnd"/>
-      <w:r>
-        <w:t xml:space="preserve"> create-role \</w:t>
-      </w:r>
-    </w:p>
-    <w:p>
-      <w:r>
-        <w:t xml:space="preserve">  --role-name eksClusterRole-ap-south-2 \</w:t>
-      </w:r>
-    </w:p>
-    <w:p>
-      <w:r>
-        <w:t xml:space="preserve">  --assume-role-policy-document file://eks-cluster-trust-policy.json</w:t>
-      </w:r>
-    </w:p>
-    <w:p>
-      <w:pPr>
-        <w:numPr>
-          <w:ilvl w:val="1"/>
-          <w:numId w:val="7"/>
-        </w:numPr>
-      </w:pPr>
-      <w:r>
-        <w:t xml:space="preserve">Attached </w:t>
-      </w:r>
-      <w:proofErr w:type="spellStart"/>
-      <w:r>
-        <w:rPr>
-          <w:b/>
-          <w:bCs/>
-        </w:rPr>
-        <w:t>AmazonEKSClusterPolicy</w:t>
-      </w:r>
-      <w:proofErr w:type="spellEnd"/>
-      <w:r>
-        <w:t>:</w:t>
-      </w:r>
-    </w:p>
-    <w:p>
-      <w:r>
-        <w:t>bash</w:t>
-      </w:r>
-    </w:p>
-    <w:p>
-      <w:proofErr w:type="spellStart"/>
-      <w:r>
-        <w:t>aws</w:t>
-      </w:r>
-      <w:proofErr w:type="spellEnd"/>
-      <w:r>
-        <w:t xml:space="preserve"> </w:t>
-      </w:r>
-      <w:proofErr w:type="spellStart"/>
-      <w:r>
-        <w:t>iam</w:t>
-      </w:r>
-      <w:proofErr w:type="spellEnd"/>
-      <w:r>
-        <w:t xml:space="preserve"> attach-role-policy \</w:t>
-      </w:r>
-    </w:p>
-    <w:p>
-      <w:r>
-        <w:t xml:space="preserve">  --role-name eksClusterRole-ap-south-2 \</w:t>
-      </w:r>
-    </w:p>
-    <w:p>
-      <w:r>
-        <w:t xml:space="preserve">  --policy-</w:t>
-      </w:r>
-      <w:proofErr w:type="spellStart"/>
-      <w:r>
-        <w:t>arn</w:t>
-      </w:r>
-      <w:proofErr w:type="spellEnd"/>
-      <w:r>
-        <w:t xml:space="preserve"> </w:t>
-      </w:r>
-      <w:proofErr w:type="spellStart"/>
-      <w:proofErr w:type="gramStart"/>
-      <w:r>
-        <w:t>arn:aws</w:t>
-      </w:r>
-      <w:proofErr w:type="gramEnd"/>
-      <w:r>
-        <w:t>:</w:t>
-      </w:r>
-      <w:proofErr w:type="gramStart"/>
-      <w:r>
-        <w:t>iam</w:t>
-      </w:r>
-      <w:proofErr w:type="spellEnd"/>
-      <w:r>
-        <w:t>::</w:t>
-      </w:r>
-      <w:proofErr w:type="spellStart"/>
-      <w:r>
-        <w:t>aws:policy</w:t>
-      </w:r>
-      <w:proofErr w:type="spellEnd"/>
-      <w:proofErr w:type="gramEnd"/>
-      <w:r>
-        <w:t>/</w:t>
-      </w:r>
-      <w:proofErr w:type="spellStart"/>
-      <w:r>
-        <w:t>AmazonEKSClusterPolicy</w:t>
-      </w:r>
-      <w:proofErr w:type="spellEnd"/>
+        <w:t>Deployment applied with correct port (8080).</w:t>
+      </w:r>
     </w:p>
     <w:p>
       <w:pPr>
         <w:numPr>
           <w:ilvl w:val="0"/>
-          <w:numId w:val="7"/>
+          <w:numId w:val="11"/>
         </w:numPr>
       </w:pPr>
       <w:r>
-        <w:rPr>
-          <w:b/>
-          <w:bCs/>
-        </w:rPr>
-        <w:t>Node Role</w:t>
-      </w:r>
-    </w:p>
-    <w:p>
-      <w:r>
-        <w:t>bash</w:t>
-      </w:r>
-    </w:p>
-    <w:p>
-      <w:proofErr w:type="spellStart"/>
-      <w:r>
-        <w:t>aws</w:t>
-      </w:r>
-      <w:proofErr w:type="spellEnd"/>
-      <w:r>
-        <w:t xml:space="preserve"> </w:t>
-      </w:r>
-      <w:proofErr w:type="spellStart"/>
-      <w:r>
-        <w:t>iam</w:t>
-      </w:r>
-      <w:proofErr w:type="spellEnd"/>
-      <w:r>
-        <w:t xml:space="preserve"> create-role \</w:t>
-      </w:r>
-    </w:p>
-    <w:p>
-      <w:r>
-        <w:t xml:space="preserve">  --role-name eksNodeRole-ap-south-2 \</w:t>
-      </w:r>
-    </w:p>
-    <w:p>
-      <w:r>
-        <w:t xml:space="preserve">  --assume-role-policy-document file://eks-node-trust-policy.json</w:t>
-      </w:r>
-    </w:p>
-    <w:p>
-      <w:pPr>
-        <w:numPr>
-          <w:ilvl w:val="1"/>
-          <w:numId w:val="7"/>
-        </w:numPr>
-      </w:pPr>
-      <w:r>
-        <w:t>Attached required policies:</w:t>
-      </w:r>
-    </w:p>
-    <w:p>
-      <w:pPr>
-        <w:numPr>
-          <w:ilvl w:val="2"/>
-          <w:numId w:val="7"/>
-        </w:numPr>
-      </w:pPr>
-      <w:r>
-        <w:rPr>
-          <w:b/>
-          <w:bCs/>
-        </w:rPr>
-        <w:t>AmazonEKSWorkerNodePolicy</w:t>
-      </w:r>
-    </w:p>
-    <w:p>
-      <w:pPr>
-        <w:numPr>
-          <w:ilvl w:val="2"/>
-          <w:numId w:val="7"/>
-        </w:numPr>
-      </w:pPr>
-      <w:r>
-        <w:rPr>
-          <w:b/>
-          <w:bCs/>
-        </w:rPr>
-        <w:t>AmazonEC2ContainerRegistryReadOnly</w:t>
-      </w:r>
-    </w:p>
-    <w:p>
-      <w:pPr>
-        <w:numPr>
-          <w:ilvl w:val="2"/>
-          <w:numId w:val="7"/>
-        </w:numPr>
-      </w:pPr>
-      <w:proofErr w:type="spellStart"/>
-      <w:r>
-        <w:rPr>
-          <w:b/>
-          <w:bCs/>
-        </w:rPr>
-        <w:t>AmazonEKS_CNI_Policy</w:t>
-      </w:r>
-      <w:proofErr w:type="spellEnd"/>
-    </w:p>
-    <w:p>
-      <w:r>
-        <w:lastRenderedPageBreak/>
-        <w:t>bash</w:t>
-      </w:r>
-    </w:p>
-    <w:p>
-      <w:proofErr w:type="spellStart"/>
-      <w:r>
-        <w:t>aws</w:t>
-      </w:r>
-      <w:proofErr w:type="spellEnd"/>
-      <w:r>
-        <w:t xml:space="preserve"> </w:t>
-      </w:r>
-      <w:proofErr w:type="spellStart"/>
-      <w:r>
-        <w:t>iam</w:t>
-      </w:r>
-      <w:proofErr w:type="spellEnd"/>
-      <w:r>
-        <w:t xml:space="preserve"> attach-role-policy --role-name eksNodeRole-ap-south-2 --policy-</w:t>
-      </w:r>
-      <w:proofErr w:type="spellStart"/>
-      <w:r>
-        <w:t>arn</w:t>
-      </w:r>
-      <w:proofErr w:type="spellEnd"/>
-      <w:r>
-        <w:t xml:space="preserve"> </w:t>
-      </w:r>
-      <w:proofErr w:type="spellStart"/>
-      <w:proofErr w:type="gramStart"/>
-      <w:r>
-        <w:t>arn:aws</w:t>
-      </w:r>
-      <w:proofErr w:type="gramEnd"/>
-      <w:r>
-        <w:t>:</w:t>
-      </w:r>
-      <w:proofErr w:type="gramStart"/>
-      <w:r>
-        <w:t>iam</w:t>
-      </w:r>
-      <w:proofErr w:type="spellEnd"/>
-      <w:r>
-        <w:t>::</w:t>
-      </w:r>
-      <w:proofErr w:type="spellStart"/>
-      <w:r>
-        <w:t>aws:policy</w:t>
-      </w:r>
-      <w:proofErr w:type="spellEnd"/>
-      <w:proofErr w:type="gramEnd"/>
-      <w:r>
-        <w:t>/AmazonEKSWorkerNodePolicy</w:t>
-      </w:r>
-    </w:p>
-    <w:p>
-      <w:proofErr w:type="spellStart"/>
-      <w:r>
-        <w:t>aws</w:t>
-      </w:r>
-      <w:proofErr w:type="spellEnd"/>
-      <w:r>
-        <w:t xml:space="preserve"> </w:t>
-      </w:r>
-      <w:proofErr w:type="spellStart"/>
-      <w:r>
-        <w:t>iam</w:t>
-      </w:r>
-      <w:proofErr w:type="spellEnd"/>
-      <w:r>
-        <w:t xml:space="preserve"> attach-role-policy --role-name eksNodeRole-ap-south-2 --policy-</w:t>
-      </w:r>
-      <w:proofErr w:type="spellStart"/>
-      <w:r>
-        <w:t>arn</w:t>
-      </w:r>
-      <w:proofErr w:type="spellEnd"/>
-      <w:r>
-        <w:t xml:space="preserve"> </w:t>
-      </w:r>
-      <w:proofErr w:type="spellStart"/>
-      <w:proofErr w:type="gramStart"/>
-      <w:r>
-        <w:t>arn:aws</w:t>
-      </w:r>
-      <w:proofErr w:type="gramEnd"/>
-      <w:r>
-        <w:t>:</w:t>
-      </w:r>
-      <w:proofErr w:type="gramStart"/>
-      <w:r>
-        <w:t>iam</w:t>
-      </w:r>
-      <w:proofErr w:type="spellEnd"/>
-      <w:r>
-        <w:t>::</w:t>
-      </w:r>
-      <w:proofErr w:type="spellStart"/>
-      <w:r>
-        <w:t>aws:policy</w:t>
-      </w:r>
-      <w:proofErr w:type="spellEnd"/>
-      <w:proofErr w:type="gramEnd"/>
-      <w:r>
-        <w:t>/AmazonEC2ContainerRegistryReadOnly</w:t>
-      </w:r>
-    </w:p>
-    <w:p>
-      <w:proofErr w:type="spellStart"/>
-      <w:r>
-        <w:t>aws</w:t>
-      </w:r>
-      <w:proofErr w:type="spellEnd"/>
-      <w:r>
-        <w:t xml:space="preserve"> </w:t>
-      </w:r>
-      <w:proofErr w:type="spellStart"/>
-      <w:r>
-        <w:t>iam</w:t>
-      </w:r>
-      <w:proofErr w:type="spellEnd"/>
-      <w:r>
-        <w:t xml:space="preserve"> attach-role-policy --role-name eksNodeRole-ap-south-2 --policy-</w:t>
-      </w:r>
-      <w:proofErr w:type="spellStart"/>
-      <w:r>
-        <w:t>arn</w:t>
-      </w:r>
-      <w:proofErr w:type="spellEnd"/>
-      <w:r>
-        <w:t xml:space="preserve"> </w:t>
-      </w:r>
-      <w:proofErr w:type="spellStart"/>
-      <w:proofErr w:type="gramStart"/>
-      <w:r>
-        <w:t>arn:aws</w:t>
-      </w:r>
-      <w:proofErr w:type="gramEnd"/>
-      <w:r>
-        <w:t>:</w:t>
-      </w:r>
-      <w:proofErr w:type="gramStart"/>
-      <w:r>
-        <w:t>iam</w:t>
-      </w:r>
-      <w:proofErr w:type="spellEnd"/>
-      <w:r>
-        <w:t>::</w:t>
-      </w:r>
-      <w:proofErr w:type="spellStart"/>
-      <w:r>
-        <w:t>aws:policy</w:t>
-      </w:r>
-      <w:proofErr w:type="spellEnd"/>
-      <w:proofErr w:type="gramEnd"/>
-      <w:r>
-        <w:t>/</w:t>
-      </w:r>
-      <w:proofErr w:type="spellStart"/>
-      <w:r>
-        <w:t>AmazonEKS_CNI_Policy</w:t>
-      </w:r>
-      <w:proofErr w:type="spellEnd"/>
-    </w:p>
-    <w:p>
-      <w:pPr>
-        <w:rPr>
-          <w:b/>
-          <w:bCs/>
-        </w:rPr>
-      </w:pPr>
-      <w:r>
-        <w:rPr>
-          <w:b/>
-          <w:bCs/>
-        </w:rPr>
-        <w:t>3. Create the EKS Cluster</w:t>
-      </w:r>
-    </w:p>
-    <w:p>
-      <w:r>
-        <w:t>You created the cluster using the cluster role and VPC configuration.</w:t>
-      </w:r>
-    </w:p>
-    <w:p>
-      <w:r>
-        <w:t>bash</w:t>
-      </w:r>
-    </w:p>
-    <w:p>
-      <w:proofErr w:type="spellStart"/>
-      <w:r>
-        <w:t>aws</w:t>
-      </w:r>
-      <w:proofErr w:type="spellEnd"/>
-      <w:r>
-        <w:t xml:space="preserve"> </w:t>
-      </w:r>
-      <w:proofErr w:type="spellStart"/>
-      <w:r>
-        <w:t>eks</w:t>
-      </w:r>
-      <w:proofErr w:type="spellEnd"/>
-      <w:r>
-        <w:t xml:space="preserve"> create-cluster \</w:t>
-      </w:r>
-    </w:p>
-    <w:p>
-      <w:r>
-        <w:t xml:space="preserve">  --name my-eks-cluster-1 \</w:t>
-      </w:r>
-    </w:p>
-    <w:p>
-      <w:r>
-        <w:t xml:space="preserve">  --region ap-south-2 \</w:t>
-      </w:r>
-    </w:p>
-    <w:p>
-      <w:r>
-        <w:t xml:space="preserve">  --role-</w:t>
-      </w:r>
-      <w:proofErr w:type="spellStart"/>
-      <w:r>
-        <w:t>arn</w:t>
-      </w:r>
-      <w:proofErr w:type="spellEnd"/>
-      <w:r>
-        <w:t xml:space="preserve"> </w:t>
-      </w:r>
-      <w:proofErr w:type="spellStart"/>
-      <w:proofErr w:type="gramStart"/>
-      <w:r>
-        <w:t>arn:aws</w:t>
-      </w:r>
-      <w:proofErr w:type="gramEnd"/>
-      <w:r>
-        <w:t>:</w:t>
-      </w:r>
-      <w:proofErr w:type="gramStart"/>
-      <w:r>
-        <w:t>iam</w:t>
-      </w:r>
-      <w:proofErr w:type="spellEnd"/>
-      <w:r>
-        <w:t>::491799435544:role</w:t>
-      </w:r>
-      <w:proofErr w:type="gramEnd"/>
-      <w:r>
-        <w:t>/eksClusterRole-ap-south-2 \</w:t>
-      </w:r>
-    </w:p>
-    <w:p>
-      <w:r>
-        <w:t xml:space="preserve">  --resources-</w:t>
-      </w:r>
-      <w:proofErr w:type="spellStart"/>
-      <w:r>
-        <w:t>vpc</w:t>
-      </w:r>
-      <w:proofErr w:type="spellEnd"/>
-      <w:r>
-        <w:t>-config subnetIds=subnet-0c0a67ddab282424</w:t>
-      </w:r>
-      <w:proofErr w:type="gramStart"/>
-      <w:r>
-        <w:t>c,subnet</w:t>
-      </w:r>
-      <w:proofErr w:type="gramEnd"/>
-      <w:r>
-        <w:t>-0be4a6259cd0de5</w:t>
-      </w:r>
-      <w:proofErr w:type="gramStart"/>
-      <w:r>
-        <w:t>ee,subnet</w:t>
-      </w:r>
-      <w:proofErr w:type="gramEnd"/>
-      <w:r>
-        <w:t>-0d7989e2629b5a</w:t>
-      </w:r>
-      <w:proofErr w:type="gramStart"/>
-      <w:r>
-        <w:t>888,securityGroupIds</w:t>
-      </w:r>
-      <w:proofErr w:type="gramEnd"/>
-      <w:r>
-        <w:t>=sg-0b6da5a6d4101c398</w:t>
+        <w:t>Service provisioned with ELB DNS name.</w:t>
       </w:r>
     </w:p>
     <w:p>
       <w:pPr>
         <w:numPr>
           <w:ilvl w:val="0"/>
-          <w:numId w:val="8"/>
+          <w:numId w:val="11"/>
         </w:numPr>
       </w:pPr>
       <w:r>
-        <w:t>Verified cluster status:</w:t>
-      </w:r>
-    </w:p>
-    <w:p>
-      <w:r>
-        <w:t>bash</w:t>
-      </w:r>
-    </w:p>
-    <w:p>
-      <w:proofErr w:type="spellStart"/>
-      <w:r>
-        <w:t>aws</w:t>
-      </w:r>
-      <w:proofErr w:type="spellEnd"/>
-      <w:r>
-        <w:t xml:space="preserve"> </w:t>
-      </w:r>
-      <w:proofErr w:type="spellStart"/>
-      <w:r>
-        <w:t>eks</w:t>
-      </w:r>
-      <w:proofErr w:type="spellEnd"/>
-      <w:r>
-        <w:t xml:space="preserve"> describe-cluster --name my-eks-cluster-1 --region ap-south-2 --query "</w:t>
-      </w:r>
-      <w:proofErr w:type="spellStart"/>
-      <w:proofErr w:type="gramStart"/>
-      <w:r>
-        <w:t>cluster.status</w:t>
-      </w:r>
-      <w:proofErr w:type="spellEnd"/>
-      <w:proofErr w:type="gramEnd"/>
-      <w:r>
-        <w:t>"</w:t>
-      </w:r>
-    </w:p>
-    <w:p>
-      <w:r>
-        <w:t>Result: "ACTIVE"</w:t>
-      </w:r>
-    </w:p>
-    <w:p>
-      <w:pPr>
-        <w:rPr>
-          <w:b/>
-          <w:bCs/>
-        </w:rPr>
-      </w:pPr>
-      <w:r>
-        <w:rPr>
-          <w:b/>
-          <w:bCs/>
-        </w:rPr>
-        <w:t>4. Create Node Group</w:t>
-      </w:r>
-    </w:p>
-    <w:p>
-      <w:r>
-        <w:t>You created a managed node group for the cluster.</w:t>
-      </w:r>
-    </w:p>
-    <w:p>
-      <w:r>
-        <w:t>bash</w:t>
-      </w:r>
-    </w:p>
-    <w:p>
-      <w:proofErr w:type="spellStart"/>
-      <w:r>
-        <w:t>aws</w:t>
-      </w:r>
-      <w:proofErr w:type="spellEnd"/>
-      <w:r>
-        <w:t xml:space="preserve"> </w:t>
-      </w:r>
-      <w:proofErr w:type="spellStart"/>
-      <w:r>
-        <w:t>eks</w:t>
-      </w:r>
-      <w:proofErr w:type="spellEnd"/>
-      <w:r>
-        <w:t xml:space="preserve"> create-</w:t>
-      </w:r>
-      <w:proofErr w:type="spellStart"/>
-      <w:r>
-        <w:t>nodegroup</w:t>
-      </w:r>
-      <w:proofErr w:type="spellEnd"/>
-      <w:r>
-        <w:t xml:space="preserve"> \</w:t>
-      </w:r>
-    </w:p>
-    <w:p>
-      <w:r>
-        <w:t xml:space="preserve">  --cluster-name my-eks-cluster-1 \</w:t>
-      </w:r>
-    </w:p>
-    <w:p>
-      <w:r>
-        <w:t xml:space="preserve">  --</w:t>
-      </w:r>
-      <w:proofErr w:type="spellStart"/>
-      <w:r>
-        <w:t>nodegroup</w:t>
-      </w:r>
-      <w:proofErr w:type="spellEnd"/>
-      <w:r>
-        <w:t>-name my-node-group-</w:t>
-      </w:r>
-      <w:proofErr w:type="spellStart"/>
-      <w:r>
-        <w:t>dotnetAPI</w:t>
-      </w:r>
-      <w:proofErr w:type="spellEnd"/>
-      <w:r>
-        <w:t xml:space="preserve"> \</w:t>
-      </w:r>
-    </w:p>
-    <w:p>
-      <w:r>
-        <w:t xml:space="preserve">  --subnets subnet-0c0a67ddab282424c subnet-0be4a6259cd0de5ee subnet-0d7989e2629b5a888 \</w:t>
-      </w:r>
-    </w:p>
-    <w:p>
-      <w:r>
-        <w:lastRenderedPageBreak/>
-        <w:t xml:space="preserve">  --node-role </w:t>
-      </w:r>
-      <w:proofErr w:type="spellStart"/>
-      <w:proofErr w:type="gramStart"/>
-      <w:r>
-        <w:t>arn:aws</w:t>
-      </w:r>
-      <w:proofErr w:type="gramEnd"/>
-      <w:r>
-        <w:t>:</w:t>
-      </w:r>
-      <w:proofErr w:type="gramStart"/>
-      <w:r>
-        <w:t>iam</w:t>
-      </w:r>
-      <w:proofErr w:type="spellEnd"/>
-      <w:r>
-        <w:t>::491799435544:role</w:t>
-      </w:r>
-      <w:proofErr w:type="gramEnd"/>
-      <w:r>
-        <w:t>/eksNodeRole-ap-south-2 \</w:t>
-      </w:r>
-    </w:p>
-    <w:p>
-      <w:r>
-        <w:t xml:space="preserve">  --scaling-config </w:t>
-      </w:r>
-      <w:proofErr w:type="spellStart"/>
-      <w:r>
-        <w:t>minSize</w:t>
-      </w:r>
-      <w:proofErr w:type="spellEnd"/>
-      <w:r>
-        <w:t>=</w:t>
-      </w:r>
-      <w:proofErr w:type="gramStart"/>
-      <w:r>
-        <w:t>1,maxSize</w:t>
-      </w:r>
-      <w:proofErr w:type="gramEnd"/>
-      <w:r>
-        <w:t>=</w:t>
-      </w:r>
-      <w:proofErr w:type="gramStart"/>
-      <w:r>
-        <w:t>3,desiredSize</w:t>
-      </w:r>
-      <w:proofErr w:type="gramEnd"/>
-      <w:r>
-        <w:t>=2 \</w:t>
-      </w:r>
-    </w:p>
-    <w:p>
-      <w:r>
-        <w:t xml:space="preserve">  --region ap-south-2</w:t>
+        <w:t>Pods running and responding.</w:t>
       </w:r>
     </w:p>
     <w:p>
       <w:pPr>
         <w:numPr>
           <w:ilvl w:val="0"/>
-          <w:numId w:val="9"/>
+          <w:numId w:val="11"/>
         </w:numPr>
       </w:pPr>
       <w:r>
-        <w:t>Waited for node group to become active:</w:t>
-      </w:r>
-    </w:p>
-    <w:p>
-      <w:r>
-        <w:t>bash</w:t>
-      </w:r>
-    </w:p>
-    <w:p>
-      <w:proofErr w:type="spellStart"/>
-      <w:r>
-        <w:t>aws</w:t>
-      </w:r>
-      <w:proofErr w:type="spellEnd"/>
-      <w:r>
-        <w:t xml:space="preserve"> </w:t>
-      </w:r>
-      <w:proofErr w:type="spellStart"/>
-      <w:r>
-        <w:t>eks</w:t>
-      </w:r>
-      <w:proofErr w:type="spellEnd"/>
-      <w:r>
-        <w:t xml:space="preserve"> wait </w:t>
-      </w:r>
-      <w:proofErr w:type="spellStart"/>
-      <w:r>
-        <w:t>nodegroup</w:t>
-      </w:r>
-      <w:proofErr w:type="spellEnd"/>
-      <w:r>
-        <w:t>-active \</w:t>
-      </w:r>
-    </w:p>
-    <w:p>
-      <w:r>
-        <w:t xml:space="preserve">  --cluster-name my-eks-cluster-1 \</w:t>
-      </w:r>
-    </w:p>
-    <w:p>
-      <w:r>
-        <w:t xml:space="preserve">  --</w:t>
-      </w:r>
-      <w:proofErr w:type="spellStart"/>
-      <w:r>
-        <w:t>nodegroup</w:t>
-      </w:r>
-      <w:proofErr w:type="spellEnd"/>
-      <w:r>
-        <w:t>-name my-node-group-</w:t>
-      </w:r>
-      <w:proofErr w:type="spellStart"/>
-      <w:r>
-        <w:t>dotnetAPI</w:t>
-      </w:r>
-      <w:proofErr w:type="spellEnd"/>
-      <w:r>
-        <w:t xml:space="preserve"> \</w:t>
-      </w:r>
-    </w:p>
-    <w:p>
-      <w:r>
-        <w:t xml:space="preserve">  --region ap-south-2</w:t>
-      </w:r>
-    </w:p>
-    <w:p>
-      <w:pPr>
-        <w:rPr>
-          <w:b/>
-          <w:bCs/>
-        </w:rPr>
-      </w:pPr>
-      <w:r>
-        <w:rPr>
-          <w:b/>
-          <w:bCs/>
-        </w:rPr>
-        <w:t xml:space="preserve">5. Configure </w:t>
-      </w:r>
-      <w:proofErr w:type="spellStart"/>
-      <w:r>
-        <w:rPr>
-          <w:b/>
-          <w:bCs/>
-        </w:rPr>
-        <w:t>kubectl</w:t>
-      </w:r>
-      <w:proofErr w:type="spellEnd"/>
-    </w:p>
-    <w:p>
-      <w:r>
-        <w:t xml:space="preserve">You updated </w:t>
-      </w:r>
-      <w:proofErr w:type="spellStart"/>
-      <w:r>
-        <w:t>kubeconfig</w:t>
-      </w:r>
-      <w:proofErr w:type="spellEnd"/>
-      <w:r>
-        <w:t xml:space="preserve"> to connect </w:t>
-      </w:r>
-      <w:proofErr w:type="spellStart"/>
-      <w:r>
-        <w:t>kubectl</w:t>
-      </w:r>
-      <w:proofErr w:type="spellEnd"/>
-      <w:r>
-        <w:t xml:space="preserve"> with the new cluster.</w:t>
-      </w:r>
-    </w:p>
-    <w:p>
-      <w:r>
-        <w:t>bash</w:t>
-      </w:r>
-    </w:p>
-    <w:p>
-      <w:proofErr w:type="spellStart"/>
-      <w:r>
-        <w:t>aws</w:t>
-      </w:r>
-      <w:proofErr w:type="spellEnd"/>
-      <w:r>
-        <w:t xml:space="preserve"> </w:t>
-      </w:r>
-      <w:proofErr w:type="spellStart"/>
-      <w:r>
-        <w:t>eks</w:t>
-      </w:r>
-      <w:proofErr w:type="spellEnd"/>
-      <w:r>
-        <w:t xml:space="preserve"> update-</w:t>
-      </w:r>
-      <w:proofErr w:type="spellStart"/>
-      <w:r>
-        <w:t>kubeconfig</w:t>
-      </w:r>
-      <w:proofErr w:type="spellEnd"/>
-      <w:r>
-        <w:t xml:space="preserve"> --region ap-south-2 --name my-eks-cluster-1</w:t>
-      </w:r>
-    </w:p>
-    <w:p>
-      <w:proofErr w:type="spellStart"/>
-      <w:r>
-        <w:t>kubectl</w:t>
-      </w:r>
-      <w:proofErr w:type="spellEnd"/>
-      <w:r>
-        <w:t xml:space="preserve"> get nodes</w:t>
-      </w:r>
-    </w:p>
-    <w:p>
-      <w:pPr>
-        <w:rPr>
-          <w:b/>
-          <w:bCs/>
-        </w:rPr>
-      </w:pPr>
-      <w:r>
-        <w:rPr>
-          <w:b/>
-          <w:bCs/>
-        </w:rPr>
-        <w:t>6. Subnet Configuration (Optional Cleanup Script)</w:t>
-      </w:r>
-    </w:p>
-    <w:p>
-      <w:r>
-        <w:t>You created a script to disable auto-assign public IPs for all subnets in a region.</w:t>
-      </w:r>
-    </w:p>
-    <w:p>
-      <w:r>
-        <w:t>bash</w:t>
-      </w:r>
-    </w:p>
-    <w:p>
-      <w:proofErr w:type="gramStart"/>
-      <w:r>
-        <w:t>#!/</w:t>
-      </w:r>
-      <w:proofErr w:type="gramEnd"/>
-      <w:r>
-        <w:t>bin/bash</w:t>
-      </w:r>
-    </w:p>
-    <w:p>
-      <w:r>
-        <w:t>REGION="ap-south-1"</w:t>
-      </w:r>
-    </w:p>
-    <w:p>
-      <w:r>
-        <w:t>SUBNET_IDS=$(</w:t>
-      </w:r>
-      <w:proofErr w:type="spellStart"/>
-      <w:r>
-        <w:t>aws</w:t>
-      </w:r>
-      <w:proofErr w:type="spellEnd"/>
-      <w:r>
-        <w:t xml:space="preserve"> ec2 describe-subnets --region $REGION --query "</w:t>
-      </w:r>
-      <w:proofErr w:type="gramStart"/>
-      <w:r>
-        <w:t>Subnets[</w:t>
-      </w:r>
-      <w:proofErr w:type="gramEnd"/>
-      <w:r>
-        <w:t>*</w:t>
-      </w:r>
-      <w:proofErr w:type="gramStart"/>
-      <w:r>
-        <w:t>].</w:t>
-      </w:r>
-      <w:proofErr w:type="spellStart"/>
-      <w:r>
-        <w:t>SubnetId</w:t>
-      </w:r>
-      <w:proofErr w:type="spellEnd"/>
-      <w:proofErr w:type="gramEnd"/>
-      <w:r>
-        <w:t>" --output text)</w:t>
-      </w:r>
-    </w:p>
-    <w:p/>
-    <w:p>
-      <w:r>
-        <w:t>for SUBNET_ID in $SUBNET_IDS; do</w:t>
-      </w:r>
-    </w:p>
-    <w:p>
-      <w:r>
-        <w:t xml:space="preserve">  </w:t>
-      </w:r>
-      <w:proofErr w:type="spellStart"/>
-      <w:r>
-        <w:t>aws</w:t>
-      </w:r>
-      <w:proofErr w:type="spellEnd"/>
-      <w:r>
-        <w:t xml:space="preserve"> ec2 modify-subnet-attribute --subnet-id $SUBNET_ID --no-map-public-</w:t>
-      </w:r>
-      <w:proofErr w:type="spellStart"/>
-      <w:r>
-        <w:t>ip</w:t>
-      </w:r>
-      <w:proofErr w:type="spellEnd"/>
-      <w:r>
-        <w:t>-on-launch --region $REGION</w:t>
-      </w:r>
-    </w:p>
-    <w:p>
-      <w:r>
-        <w:t>done</w:t>
-      </w:r>
-    </w:p>
-    <w:p/>
-    <w:p>
-      <w:proofErr w:type="spellStart"/>
-      <w:r>
-        <w:t>aws</w:t>
-      </w:r>
-      <w:proofErr w:type="spellEnd"/>
-      <w:r>
-        <w:t xml:space="preserve"> ec2 describe-subnets --region $REGION --query "Subnets[*</w:t>
-      </w:r>
-      <w:proofErr w:type="gramStart"/>
-      <w:r>
-        <w:t>].[</w:t>
-      </w:r>
-      <w:proofErr w:type="spellStart"/>
-      <w:r>
-        <w:t>SubnetId,MapPublicIpOnLaunch</w:t>
-      </w:r>
-      <w:proofErr w:type="spellEnd"/>
-      <w:proofErr w:type="gramEnd"/>
-      <w:r>
-        <w:t>]" --output table</w:t>
-      </w:r>
-    </w:p>
-    <w:p>
-      <w:pPr>
-        <w:rPr>
-          <w:b/>
-          <w:bCs/>
-        </w:rPr>
-      </w:pPr>
-      <w:r>
-        <w:rPr>
-          <w:b/>
-          <w:bCs/>
-        </w:rPr>
-        <w:lastRenderedPageBreak/>
-        <w:t>Summary</w:t>
-      </w:r>
-    </w:p>
-    <w:p>
-      <w:pPr>
-        <w:numPr>
-          <w:ilvl w:val="0"/>
-          <w:numId w:val="10"/>
-        </w:numPr>
-      </w:pPr>
-      <w:r>
-        <w:rPr>
-          <w:b/>
-          <w:bCs/>
-        </w:rPr>
-        <w:t>Created IAM trust policies</w:t>
-      </w:r>
-      <w:r>
-        <w:t xml:space="preserve"> for cluster and nodes.</w:t>
-      </w:r>
-    </w:p>
-    <w:p>
-      <w:pPr>
-        <w:numPr>
-          <w:ilvl w:val="0"/>
-          <w:numId w:val="10"/>
-        </w:numPr>
-      </w:pPr>
-      <w:r>
-        <w:rPr>
-          <w:b/>
-          <w:bCs/>
-        </w:rPr>
-        <w:t>Created IAM roles</w:t>
-      </w:r>
-      <w:r>
-        <w:t xml:space="preserve"> and attached required policies.</w:t>
-      </w:r>
-    </w:p>
-    <w:p>
-      <w:pPr>
-        <w:numPr>
-          <w:ilvl w:val="0"/>
-          <w:numId w:val="10"/>
-        </w:numPr>
-      </w:pPr>
-      <w:r>
-        <w:rPr>
-          <w:b/>
-          <w:bCs/>
-        </w:rPr>
-        <w:t>Provisioned EKS cluster</w:t>
-      </w:r>
-      <w:r>
-        <w:t xml:space="preserve"> with VPC configuration.</w:t>
-      </w:r>
-    </w:p>
-    <w:p>
-      <w:pPr>
-        <w:numPr>
-          <w:ilvl w:val="0"/>
-          <w:numId w:val="10"/>
-        </w:numPr>
-      </w:pPr>
-      <w:r>
-        <w:rPr>
-          <w:b/>
-          <w:bCs/>
-        </w:rPr>
-        <w:t>Created node group</w:t>
-      </w:r>
-      <w:r>
-        <w:t xml:space="preserve"> for worker nodes.</w:t>
-      </w:r>
-    </w:p>
-    <w:p>
-      <w:pPr>
-        <w:numPr>
-          <w:ilvl w:val="0"/>
-          <w:numId w:val="10"/>
-        </w:numPr>
-      </w:pPr>
-      <w:r>
-        <w:rPr>
-          <w:b/>
-          <w:bCs/>
-        </w:rPr>
-        <w:t xml:space="preserve">Configured </w:t>
-      </w:r>
-      <w:proofErr w:type="spellStart"/>
-      <w:r>
-        <w:rPr>
-          <w:b/>
-          <w:bCs/>
-        </w:rPr>
-        <w:t>kubectl</w:t>
-      </w:r>
-      <w:proofErr w:type="spellEnd"/>
-      <w:r>
-        <w:t xml:space="preserve"> to interact with the cluster.</w:t>
-      </w:r>
-    </w:p>
-    <w:p>
-      <w:pPr>
-        <w:numPr>
-          <w:ilvl w:val="0"/>
-          <w:numId w:val="10"/>
-        </w:numPr>
-      </w:pPr>
-      <w:r>
-        <w:rPr>
-          <w:b/>
-          <w:bCs/>
-        </w:rPr>
-        <w:t>Optional subnet cleanup script</w:t>
-      </w:r>
-      <w:r>
-        <w:t xml:space="preserve"> to disable auto public IP assignment.</w:t>
+        <w:t>Access via browser or curl using ELB DNS name and correct endpoint path.</w:t>
       </w:r>
     </w:p>
     <w:p/>
@@ -2907,6 +3162,155 @@
     </w:lvl>
   </w:abstractNum>
   <w:abstractNum w:abstractNumId="9" w15:restartNumberingAfterBreak="0">
+    <w:nsid w:val="797A1292"/>
+    <w:multiLevelType w:val="multilevel"/>
+    <w:tmpl w:val="2FD6A43E"/>
+    <w:lvl w:ilvl="0">
+      <w:start w:val="1"/>
+      <w:numFmt w:val="bullet"/>
+      <w:lvlText w:val=""/>
+      <w:lvlJc w:val="left"/>
+      <w:pPr>
+        <w:tabs>
+          <w:tab w:val="num" w:pos="720"/>
+        </w:tabs>
+        <w:ind w:left="720" w:hanging="360"/>
+      </w:pPr>
+      <w:rPr>
+        <w:rFonts w:ascii="Symbol" w:hAnsi="Symbol" w:hint="default"/>
+        <w:sz w:val="20"/>
+      </w:rPr>
+    </w:lvl>
+    <w:lvl w:ilvl="1" w:tentative="1">
+      <w:start w:val="1"/>
+      <w:numFmt w:val="bullet"/>
+      <w:lvlText w:val="o"/>
+      <w:lvlJc w:val="left"/>
+      <w:pPr>
+        <w:tabs>
+          <w:tab w:val="num" w:pos="1440"/>
+        </w:tabs>
+        <w:ind w:left="1440" w:hanging="360"/>
+      </w:pPr>
+      <w:rPr>
+        <w:rFonts w:ascii="Courier New" w:hAnsi="Courier New" w:hint="default"/>
+        <w:sz w:val="20"/>
+      </w:rPr>
+    </w:lvl>
+    <w:lvl w:ilvl="2" w:tentative="1">
+      <w:start w:val="1"/>
+      <w:numFmt w:val="bullet"/>
+      <w:lvlText w:val=""/>
+      <w:lvlJc w:val="left"/>
+      <w:pPr>
+        <w:tabs>
+          <w:tab w:val="num" w:pos="2160"/>
+        </w:tabs>
+        <w:ind w:left="2160" w:hanging="360"/>
+      </w:pPr>
+      <w:rPr>
+        <w:rFonts w:ascii="Wingdings" w:hAnsi="Wingdings" w:hint="default"/>
+        <w:sz w:val="20"/>
+      </w:rPr>
+    </w:lvl>
+    <w:lvl w:ilvl="3" w:tentative="1">
+      <w:start w:val="1"/>
+      <w:numFmt w:val="bullet"/>
+      <w:lvlText w:val=""/>
+      <w:lvlJc w:val="left"/>
+      <w:pPr>
+        <w:tabs>
+          <w:tab w:val="num" w:pos="2880"/>
+        </w:tabs>
+        <w:ind w:left="2880" w:hanging="360"/>
+      </w:pPr>
+      <w:rPr>
+        <w:rFonts w:ascii="Wingdings" w:hAnsi="Wingdings" w:hint="default"/>
+        <w:sz w:val="20"/>
+      </w:rPr>
+    </w:lvl>
+    <w:lvl w:ilvl="4" w:tentative="1">
+      <w:start w:val="1"/>
+      <w:numFmt w:val="bullet"/>
+      <w:lvlText w:val=""/>
+      <w:lvlJc w:val="left"/>
+      <w:pPr>
+        <w:tabs>
+          <w:tab w:val="num" w:pos="3600"/>
+        </w:tabs>
+        <w:ind w:left="3600" w:hanging="360"/>
+      </w:pPr>
+      <w:rPr>
+        <w:rFonts w:ascii="Wingdings" w:hAnsi="Wingdings" w:hint="default"/>
+        <w:sz w:val="20"/>
+      </w:rPr>
+    </w:lvl>
+    <w:lvl w:ilvl="5" w:tentative="1">
+      <w:start w:val="1"/>
+      <w:numFmt w:val="bullet"/>
+      <w:lvlText w:val=""/>
+      <w:lvlJc w:val="left"/>
+      <w:pPr>
+        <w:tabs>
+          <w:tab w:val="num" w:pos="4320"/>
+        </w:tabs>
+        <w:ind w:left="4320" w:hanging="360"/>
+      </w:pPr>
+      <w:rPr>
+        <w:rFonts w:ascii="Wingdings" w:hAnsi="Wingdings" w:hint="default"/>
+        <w:sz w:val="20"/>
+      </w:rPr>
+    </w:lvl>
+    <w:lvl w:ilvl="6" w:tentative="1">
+      <w:start w:val="1"/>
+      <w:numFmt w:val="bullet"/>
+      <w:lvlText w:val=""/>
+      <w:lvlJc w:val="left"/>
+      <w:pPr>
+        <w:tabs>
+          <w:tab w:val="num" w:pos="5040"/>
+        </w:tabs>
+        <w:ind w:left="5040" w:hanging="360"/>
+      </w:pPr>
+      <w:rPr>
+        <w:rFonts w:ascii="Wingdings" w:hAnsi="Wingdings" w:hint="default"/>
+        <w:sz w:val="20"/>
+      </w:rPr>
+    </w:lvl>
+    <w:lvl w:ilvl="7" w:tentative="1">
+      <w:start w:val="1"/>
+      <w:numFmt w:val="bullet"/>
+      <w:lvlText w:val=""/>
+      <w:lvlJc w:val="left"/>
+      <w:pPr>
+        <w:tabs>
+          <w:tab w:val="num" w:pos="5760"/>
+        </w:tabs>
+        <w:ind w:left="5760" w:hanging="360"/>
+      </w:pPr>
+      <w:rPr>
+        <w:rFonts w:ascii="Wingdings" w:hAnsi="Wingdings" w:hint="default"/>
+        <w:sz w:val="20"/>
+      </w:rPr>
+    </w:lvl>
+    <w:lvl w:ilvl="8" w:tentative="1">
+      <w:start w:val="1"/>
+      <w:numFmt w:val="bullet"/>
+      <w:lvlText w:val=""/>
+      <w:lvlJc w:val="left"/>
+      <w:pPr>
+        <w:tabs>
+          <w:tab w:val="num" w:pos="6480"/>
+        </w:tabs>
+        <w:ind w:left="6480" w:hanging="360"/>
+      </w:pPr>
+      <w:rPr>
+        <w:rFonts w:ascii="Wingdings" w:hAnsi="Wingdings" w:hint="default"/>
+        <w:sz w:val="20"/>
+      </w:rPr>
+    </w:lvl>
+  </w:abstractNum>
+  <w:abstractNum w:abstractNumId="10" w15:restartNumberingAfterBreak="0">
     <w:nsid w:val="7EBF2914"/>
     <w:multiLevelType w:val="multilevel"/>
     <w:tmpl w:val="36BE67A4"/>
@@ -3071,7 +3475,7 @@
     <w:abstractNumId w:val="1"/>
   </w:num>
   <w:num w:numId="6" w16cid:durableId="871767647">
-    <w:abstractNumId w:val="9"/>
+    <w:abstractNumId w:val="10"/>
   </w:num>
   <w:num w:numId="7" w16cid:durableId="1528451065">
     <w:abstractNumId w:val="6"/>
@@ -3084,6 +3488,9 @@
   </w:num>
   <w:num w:numId="10" w16cid:durableId="1972854835">
     <w:abstractNumId w:val="8"/>
+  </w:num>
+  <w:num w:numId="11" w16cid:durableId="667943497">
+    <w:abstractNumId w:val="9"/>
   </w:num>
 </w:numbering>
 </file>
